--- a/downloads/student/ai-6-week-33.docx
+++ b/downloads/student/ai-6-week-33.docx
@@ -799,6 +799,16 @@
     <w:p>
       <w:r>
         <w:t>A three-card prototype provides bounded evidence, not production reliability or independent gardening expertise.</w:t>
+      </w:r>
+    </w:p>
+    <w:p>
+      <w:r>
+        <w:t>Read the labelled picture: Trace the G2 fact request and edit request through the prototype. What can be returned, what cannot be done, and how does removing G2 change those two outcomes?</w:t>
+      </w:r>
+    </w:p>
+    <w:p>
+      <w:r>
+        <w:t>Change one thing: Remove G2 from the approved collection. Predict the result before checking the explanation. What remains the same?</w:t>
       </w:r>
     </w:p>
     <w:p>
@@ -1897,6 +1907,187 @@
         <w:t>Attempt the independent case before hints. Record whether you worked alone, used a hint or followed a model. After feedback, fix the first unsupported step and explain why it changed. A later check uses a changed case, not a copied answer.</w:t>
       </w:r>
     </w:p>
+    <w:p>
+      <w:pPr>
+        <w:pStyle w:val="Heading1"/>
+      </w:pPr>
+      <w:r>
+        <w:t>15. Your lesson route</w:t>
+      </w:r>
+    </w:p>
+    <w:p>
+      <w:r>
+        <w:t>Start with this question: Assemble a grounded prototype. A capstone answers from three approved garden cards and has read-only tools.</w:t>
+      </w:r>
+    </w:p>
+    <w:tbl>
+      <w:tblPr>
+        <w:tblStyle w:val="LightShading-Accent1"/>
+        <w:tblW w:type="auto" w:w="0"/>
+        <w:tblLook w:firstColumn="1" w:firstRow="1" w:lastColumn="0" w:lastRow="0" w:noHBand="0" w:noVBand="1" w:val="04A0"/>
+      </w:tblPr>
+      <w:tblGrid>
+        <w:gridCol w:w="5112"/>
+        <w:gridCol w:w="5112"/>
+      </w:tblGrid>
+      <w:tr>
+        <w:trPr>
+          <w:tblHeader/>
+        </w:trPr>
+        <w:tc>
+          <w:tcPr>
+            <w:tcW w:type="dxa" w:w="5112"/>
+          </w:tcPr>
+          <w:p>
+            <w:r>
+              <w:t>By the end, I can</w:t>
+            </w:r>
+          </w:p>
+        </w:tc>
+        <w:tc>
+          <w:tcPr>
+            <w:tcW w:type="dxa" w:w="5112"/>
+          </w:tcPr>
+          <w:p>
+            <w:r>
+              <w:t>How I will show it</w:t>
+            </w:r>
+          </w:p>
+        </w:tc>
+      </w:tr>
+      <w:tr>
+        <w:tc>
+          <w:tcPr>
+            <w:tcW w:type="dxa" w:w="5112"/>
+          </w:tcPr>
+          <w:p>
+            <w:r>
+              <w:t>Explain the mechanism and terminology of capstone service implementation</w:t>
+            </w:r>
+          </w:p>
+        </w:tc>
+        <w:tc>
+          <w:tcPr>
+            <w:tcW w:type="dxa" w:w="5112"/>
+          </w:tcPr>
+          <w:p>
+            <w:r>
+              <w:t>Explain the deciding step, show a trace or test, and state one limit.</w:t>
+            </w:r>
+          </w:p>
+        </w:tc>
+      </w:tr>
+      <w:tr>
+        <w:tc>
+          <w:tcPr>
+            <w:tcW w:type="dxa" w:w="5112"/>
+          </w:tcPr>
+          <w:p>
+            <w:r>
+              <w:t>Apply the stated procedure to a new case with a traceable result</w:t>
+            </w:r>
+          </w:p>
+        </w:tc>
+        <w:tc>
+          <w:tcPr>
+            <w:tcW w:type="dxa" w:w="5112"/>
+          </w:tcPr>
+          <w:p>
+            <w:r>
+              <w:t>Explain the deciding step, show a trace or test, and state one limit.</w:t>
+            </w:r>
+          </w:p>
+        </w:tc>
+      </w:tr>
+      <w:tr>
+        <w:tc>
+          <w:tcPr>
+            <w:tcW w:type="dxa" w:w="5112"/>
+          </w:tcPr>
+          <w:p>
+            <w:r>
+              <w:t>Identify an assumption or limitation and design a revealing follow-up</w:t>
+            </w:r>
+          </w:p>
+        </w:tc>
+        <w:tc>
+          <w:tcPr>
+            <w:tcW w:type="dxa" w:w="5112"/>
+          </w:tcPr>
+          <w:p>
+            <w:r>
+              <w:t>Explain the deciding step, show a trace or test, and state one limit.</w:t>
+            </w:r>
+          </w:p>
+        </w:tc>
+      </w:tr>
+    </w:tbl>
+    <w:p>
+      <w:r>
+        <w:t>Remember → watch and explain → try with help → investigate → try independently → keep project evidence. Your teacher may spread this lesson across several classes.</w:t>
+      </w:r>
+    </w:p>
+    <w:p>
+      <w:r>
+        <w:t>Keep your first prediction. Compare it with what the evidence shows and explain any change.</w:t>
+      </w:r>
+    </w:p>
+    <w:p>
+      <w:pPr>
+        <w:pStyle w:val="Heading1"/>
+      </w:pPr>
+      <w:r>
+        <w:t>16. Finish and return</w:t>
+      </w:r>
+    </w:p>
+    <w:p>
+      <w:r>
+        <w:t>Close your notes. Explain this goal in your own words: Explain the mechanism and terminology of capstone service implementation</w:t>
+      </w:r>
+    </w:p>
+    <w:p>
+      <w:pPr>
+        <w:pStyle w:val="Heading3"/>
+      </w:pPr>
+      <w:r>
+        <w:t>My deciding step, evidence and one remaining question</w:t>
+      </w:r>
+    </w:p>
+    <w:p>
+      <w:r>
+        <w:t>________________________________________________________________</w:t>
+      </w:r>
+    </w:p>
+    <w:p>
+      <w:r>
+        <w:t>________________________________________________________________</w:t>
+      </w:r>
+    </w:p>
+    <w:p>
+      <w:r>
+        <w:t>________________________________________________________________</w:t>
+      </w:r>
+    </w:p>
+    <w:p>
+      <w:r>
+        <w:t>________________________________________________________________</w:t>
+      </w:r>
+    </w:p>
+    <w:p>
+      <w:r>
+        <w:t>________________________________________________________________</w:t>
+      </w:r>
+    </w:p>
+    <w:p>
+      <w:r>
+        <w:t>If you are unsure, return to the worked picture and explain one arrow. If you are ready, change an input or assumption and justify your prediction.</w:t>
+      </w:r>
+    </w:p>
+    <w:p>
+      <w:r>
+        <w:t>Save your workbook evidence. At the next review, try a different case before opening your old answer.</w:t>
+      </w:r>
+    </w:p>
     <w:sectPr>
       <w:pgSz w:w="12240" w:h="15840"/>
       <w:pgMar w:top="936" w:right="1008" w:bottom="936" w:left="1008" w:header="720" w:footer="720" w:gutter="0"/>

--- a/downloads/student/ai-6-week-33.docx
+++ b/downloads/student/ai-6-week-33.docx
@@ -2088,6 +2088,207 @@
         <w:t>Save your workbook evidence. At the next review, try a different case before opening your old answer.</w:t>
       </w:r>
     </w:p>
+    <w:p>
+      <w:pPr>
+        <w:pStyle w:val="Heading1"/>
+      </w:pPr>
+      <w:r>
+        <w:t>17. Supported practice, repair and portfolio</w:t>
+      </w:r>
+    </w:p>
+    <w:p>
+      <w:r>
+        <w:t>Use this supported practice once, in the browser or on paper. Keep the reserved independent assessment for a separate first attempt before teacher feedback.</w:t>
+      </w:r>
+    </w:p>
+    <w:p>
+      <w:r>
+        <w:t>Assemble a grounded prototype. A capstone answers from three approved garden cards and has read-only tools.</w:t>
+      </w:r>
+    </w:p>
+    <w:p>
+      <w:pPr>
+        <w:pStyle w:val="Heading3"/>
+      </w:pPr>
+      <w:r>
+        <w:t>Practice 1: explain the deciding evidence</w:t>
+      </w:r>
+    </w:p>
+    <w:p>
+      <w:r>
+        <w:t>Which labelled step matches this detail? Confirm factual agreement and absence of forbidden action.</w:t>
+      </w:r>
+    </w:p>
+    <w:p>
+      <w:r>
+        <w:t>1. Retrieve G2</w:t>
+      </w:r>
+    </w:p>
+    <w:p>
+      <w:r>
+        <w:t>2. Check final trace</w:t>
+      </w:r>
+    </w:p>
+    <w:p>
+      <w:r>
+        <w:t>3. Enforce tool limit</w:t>
+      </w:r>
+    </w:p>
+    <w:p>
+      <w:r>
+        <w:t>4. Draft with attribution</w:t>
+      </w:r>
+    </w:p>
+    <w:p>
+      <w:pPr>
+        <w:pStyle w:val="Heading3"/>
+      </w:pPr>
+      <w:r>
+        <w:t>My selected conclusion, deciding fact and explanation</w:t>
+      </w:r>
+    </w:p>
+    <w:p>
+      <w:r>
+        <w:t>________________________________________________________________</w:t>
+      </w:r>
+    </w:p>
+    <w:p>
+      <w:r>
+        <w:t>________________________________________________________________</w:t>
+      </w:r>
+    </w:p>
+    <w:p>
+      <w:r>
+        <w:t>________________________________________________________________</w:t>
+      </w:r>
+    </w:p>
+    <w:p>
+      <w:r>
+        <w:t>________________________________________________________________</w:t>
+      </w:r>
+    </w:p>
+    <w:p>
+      <w:r>
+        <w:t>________________________________________________________________</w:t>
+      </w:r>
+    </w:p>
+    <w:p>
+      <w:r>
+        <w:t>Hint if needed: Read the steps in the pictorial case. Match the supplied detail to the stage that performs or records it.</w:t>
+      </w:r>
+    </w:p>
+    <w:p>
+      <w:r>
+        <w:t>After your attempt, compare with the supported explanation: Check final trace Confirm factual agreement and absence of forbidden action. Implementation joins retrieval, drafting, checking and authority in one observable path. Describing an edit does not authorise performing it.</w:t>
+      </w:r>
+    </w:p>
+    <w:p>
+      <w:pPr>
+        <w:pStyle w:val="Heading3"/>
+      </w:pPr>
+      <w:r>
+        <w:t>Practice 2: explain the deciding evidence</w:t>
+      </w:r>
+    </w:p>
+    <w:p>
+      <w:r>
+        <w:t>Changed-case practice: Remove G2 from the approved collection. Which conclusion is supported by the supplied facts?</w:t>
+      </w:r>
+    </w:p>
+    <w:p>
+      <w:r>
+        <w:t>1. Return unsupported for the fact request; editing remains prohibited.</w:t>
+      </w:r>
+    </w:p>
+    <w:p>
+      <w:r>
+        <w:t>2. We can decide the result without examining the changed input or the procedure.</w:t>
+      </w:r>
+    </w:p>
+    <w:p>
+      <w:r>
+        <w:t>3. This one example guarantees correct results for every future input.</w:t>
+      </w:r>
+    </w:p>
+    <w:p>
+      <w:pPr>
+        <w:pStyle w:val="Heading3"/>
+      </w:pPr>
+      <w:r>
+        <w:t>My selected conclusion, deciding fact and explanation</w:t>
+      </w:r>
+    </w:p>
+    <w:p>
+      <w:r>
+        <w:t>________________________________________________________________</w:t>
+      </w:r>
+    </w:p>
+    <w:p>
+      <w:r>
+        <w:t>________________________________________________________________</w:t>
+      </w:r>
+    </w:p>
+    <w:p>
+      <w:r>
+        <w:t>________________________________________________________________</w:t>
+      </w:r>
+    </w:p>
+    <w:p>
+      <w:r>
+        <w:t>________________________________________________________________</w:t>
+      </w:r>
+    </w:p>
+    <w:p>
+      <w:r>
+        <w:t>________________________________________________________________</w:t>
+      </w:r>
+    </w:p>
+    <w:p>
+      <w:r>
+        <w:t>Hint if needed: Use the changed condition and the deciding step in the pictorial trace. The answer must say what follows from those facts.</w:t>
+      </w:r>
+    </w:p>
+    <w:p>
+      <w:r>
+        <w:t>After your attempt, compare with the supported explanation: Return unsupported for the fact request; editing remains prohibited. Grounding needs a present source while authority comes from the independent contract.</w:t>
+      </w:r>
+    </w:p>
+    <w:p>
+      <w:pPr>
+        <w:pStyle w:val="Heading3"/>
+      </w:pPr>
+      <w:r>
+        <w:t>Repair a missing building block</w:t>
+      </w:r>
+    </w:p>
+    <w:p>
+      <w:r>
+        <w:t>Review Documentation and operational readiness (ai-6/32). Goal: Explain the mechanism and terminology of documentation and operational readiness. Short practice: Match SOURCE_UNAVAILABLE to its safe check and escalation owner. What is lost when the maintainer route is removed, even if the diagnostic instructions stay readable?. Return to this week and explain what you changed.</w:t>
+      </w:r>
+    </w:p>
+    <w:p>
+      <w:r>
+        <w:t>Review Security and privacy review (ai-6/30). Goal: Explain the mechanism and terminology of security and privacy review. Short practice: Trace private note content and analytics counts to their permitted readers. Why is storing full notes in the dashboard outside this design, and what risk can remain for tiny-group counts?. Return to this week and explain what you changed.</w:t>
+      </w:r>
+    </w:p>
+    <w:p>
+      <w:r>
+        <w:t>Review Human escalation workflows (ai-6/27). Goal: Explain the mechanism and terminology of human escalation workflows. Short practice: Identify the exact service boundary in the bottle question. What accurate information belongs in the supervisor handoff, and what remains unresolved if nobody is reachable?. Return to this week and explain what you changed.</w:t>
+      </w:r>
+    </w:p>
+    <w:p>
+      <w:pPr>
+        <w:pStyle w:val="Heading3"/>
+      </w:pPr>
+      <w:r>
+        <w:t>Keep your completed work</w:t>
+      </w:r>
+    </w:p>
+    <w:p>
+      <w:r>
+        <w:t>Use Download completed work in the hosted lesson to export your answers, reflections, practice feedback and code-run evidence. Open the HTML copy to read or print it. Drafts stay in this browser when storage is available; clear drafts on a shared device.</w:t>
+      </w:r>
+    </w:p>
     <w:sectPr>
       <w:pgSz w:w="12240" w:h="15840"/>
       <w:pgMar w:top="936" w:right="1008" w:bottom="936" w:left="1008" w:header="720" w:footer="720" w:gutter="0"/>

--- a/downloads/student/ai-6-week-33.docx
+++ b/downloads/student/ai-6-week-33.docx
@@ -42,6 +42,11 @@
       </w:r>
     </w:p>
     <w:p>
+      <w:r>
+        <w:t>Start with the target: Explain the mechanism and terminology of capstone service implementation. Try the recall before opening notes.</w:t>
+      </w:r>
+    </w:p>
+    <w:p>
       <w:pPr>
         <w:pStyle w:val="Heading3"/>
       </w:pPr>
@@ -50,17 +55,59 @@
       </w:r>
     </w:p>
     <w:p>
-      <w:r>
-        <w:t>I can explain the mechanism and terminology of capstone service implementation.</w:t>
-      </w:r>
-    </w:p>
-    <w:p>
-      <w:r>
+      <w:pPr>
+        <w:spacing w:line="336" w:lineRule="auto" w:after="180"/>
+      </w:pPr>
+      <w:r>
+        <w:rPr>
+          <w:b w:val="0"/>
+        </w:rPr>
+        <w:t xml:space="preserve">I can explain the </w:t>
+      </w:r>
+      <w:r>
+        <w:rPr>
+          <w:b/>
+        </w:rPr>
+        <w:t>mechanism</w:t>
+      </w:r>
+      <w:r>
+        <w:rPr>
+          <w:b w:val="0"/>
+        </w:rPr>
+        <w:t xml:space="preserve"> and terminology of capstone </w:t>
+      </w:r>
+      <w:r>
+        <w:rPr>
+          <w:b/>
+        </w:rPr>
+        <w:t>service implementation</w:t>
+      </w:r>
+      <w:r>
+        <w:rPr>
+          <w:b w:val="0"/>
+        </w:rPr>
+        <w:t>.</w:t>
+      </w:r>
+    </w:p>
+    <w:p>
+      <w:pPr>
+        <w:spacing w:line="336" w:lineRule="auto" w:after="180"/>
+      </w:pPr>
+      <w:r>
+        <w:rPr>
+          <w:b w:val="0"/>
+        </w:rPr>
         <w:t>I can apply the stated procedure to a new case with a traceable result.</w:t>
       </w:r>
     </w:p>
     <w:p>
-      <w:r>
+      <w:pPr>
+        <w:spacing w:line="336" w:lineRule="auto" w:after="180"/>
+      </w:pPr>
+      <w:r>
+        <w:rPr>
+          <w:b w:val="0"/>
+        </w:rPr>
         <w:t>I can identify an assumption or limitation and design a revealing follow-up.</w:t>
       </w:r>
     </w:p>
@@ -73,47 +120,131 @@
       </w:r>
     </w:p>
     <w:p>
-      <w:r>
+      <w:pPr>
+        <w:spacing w:line="336" w:lineRule="auto" w:after="180"/>
+      </w:pPr>
+      <w:r>
+        <w:rPr>
+          <w:b w:val="0"/>
+        </w:rPr>
         <w:t>Close your notes first. A rough first answer helps us choose the right starting point; it is not a score for your ability.</w:t>
       </w:r>
     </w:p>
     <w:p>
-      <w:r>
+      <w:pPr>
+        <w:spacing w:line="336" w:lineRule="auto" w:after="180"/>
+      </w:pPr>
+      <w:r>
+        <w:rPr>
+          <w:b w:val="0"/>
+        </w:rPr>
         <w:t>Without opening the old lesson, explain one key idea from Documentation and operational readiness. Give an example and a mistake that the idea helps you avoid.</w:t>
       </w:r>
     </w:p>
     <w:p>
-      <w:r>
+      <w:pPr>
+        <w:spacing w:line="336" w:lineRule="auto" w:after="180"/>
+      </w:pPr>
+      <w:r>
+        <w:rPr>
+          <w:b w:val="0"/>
+        </w:rPr>
         <w:t>Without opening the old lesson, explain one key idea from Security and privacy review. Give an example and a mistake that the idea helps you avoid.</w:t>
       </w:r>
     </w:p>
     <w:p>
-      <w:r>
+      <w:pPr>
+        <w:spacing w:line="336" w:lineRule="auto" w:after="180"/>
+      </w:pPr>
+      <w:r>
+        <w:rPr>
+          <w:b w:val="0"/>
+        </w:rPr>
         <w:t>Without opening the old lesson, explain one key idea from Human escalation workflows. Give an example and a mistake that the idea helps you avoid.</w:t>
       </w:r>
     </w:p>
     <w:p>
-      <w:r>
-        <w:t>After trying, check the relevant lesson or ask your teacher. Change the part of your explanation that the evidence shows was wrong.</w:t>
-      </w:r>
-    </w:p>
-    <w:p>
-      <w:r>
+      <w:pPr>
+        <w:spacing w:line="336" w:lineRule="auto" w:after="180"/>
+      </w:pPr>
+      <w:r>
+        <w:rPr>
+          <w:b w:val="0"/>
+        </w:rPr>
+        <w:t xml:space="preserve">After trying, check the relevant lesson or ask your teacher. Change the part of your explanation that the </w:t>
+      </w:r>
+      <w:r>
+        <w:rPr>
+          <w:b/>
+        </w:rPr>
+        <w:t>evidence</w:t>
+      </w:r>
+      <w:r>
+        <w:rPr>
+          <w:b w:val="0"/>
+        </w:rPr>
+        <w:t xml:space="preserve"> shows was wrong.</w:t>
+      </w:r>
+    </w:p>
+    <w:p>
+      <w:pPr>
+        <w:spacing w:line="336" w:lineRule="auto" w:after="180"/>
+      </w:pPr>
+      <w:r>
+        <w:rPr>
+          <w:b w:val="0"/>
+        </w:rPr>
         <w:t>This week you will practise:</w:t>
       </w:r>
     </w:p>
     <w:p>
-      <w:r>
-        <w:t>Explain the mechanism and terminology of capstone service implementation</w:t>
-      </w:r>
-    </w:p>
-    <w:p>
-      <w:r>
+      <w:pPr>
+        <w:spacing w:line="336" w:lineRule="auto" w:after="180"/>
+      </w:pPr>
+      <w:r>
+        <w:rPr>
+          <w:b w:val="0"/>
+        </w:rPr>
+        <w:t xml:space="preserve">Explain the </w:t>
+      </w:r>
+      <w:r>
+        <w:rPr>
+          <w:b/>
+        </w:rPr>
+        <w:t>mechanism</w:t>
+      </w:r>
+      <w:r>
+        <w:rPr>
+          <w:b w:val="0"/>
+        </w:rPr>
+        <w:t xml:space="preserve"> and terminology of capstone </w:t>
+      </w:r>
+      <w:r>
+        <w:rPr>
+          <w:b/>
+        </w:rPr>
+        <w:t>service implementation</w:t>
+      </w:r>
+    </w:p>
+    <w:p>
+      <w:pPr>
+        <w:spacing w:line="336" w:lineRule="auto" w:after="180"/>
+      </w:pPr>
+      <w:r>
+        <w:rPr>
+          <w:b w:val="0"/>
+        </w:rPr>
         <w:t>Apply the stated procedure to a new case with a traceable result</w:t>
       </w:r>
     </w:p>
     <w:p>
-      <w:r>
+      <w:pPr>
+        <w:spacing w:line="336" w:lineRule="auto" w:after="180"/>
+      </w:pPr>
+      <w:r>
+        <w:rPr>
+          <w:b w:val="0"/>
+        </w:rPr>
         <w:t>Identify an assumption or limitation and design a revealing follow-up</w:t>
       </w:r>
     </w:p>
@@ -126,8 +257,38 @@
       </w:r>
     </w:p>
     <w:p>
-      <w:r>
-        <w:t>Recall Documentation and operational readiness. Explain why a recorded result needs its input conditions and evidence source before it can support a claim.</w:t>
+      <w:pPr>
+        <w:spacing w:line="336" w:lineRule="auto" w:after="180"/>
+      </w:pPr>
+      <w:r>
+        <w:rPr>
+          <w:b w:val="0"/>
+        </w:rPr>
+        <w:t xml:space="preserve">Recall Documentation and operational readiness. Explain why a recorded result needs its </w:t>
+      </w:r>
+      <w:r>
+        <w:rPr>
+          <w:b/>
+        </w:rPr>
+        <w:t>input</w:t>
+      </w:r>
+      <w:r>
+        <w:rPr>
+          <w:b w:val="0"/>
+        </w:rPr>
+        <w:t xml:space="preserve"> conditions and </w:t>
+      </w:r>
+      <w:r>
+        <w:rPr>
+          <w:b/>
+        </w:rPr>
+        <w:t>evidence</w:t>
+      </w:r>
+      <w:r>
+        <w:rPr>
+          <w:b w:val="0"/>
+        </w:rPr>
+        <w:t xml:space="preserve"> source before it can support a claim.</w:t>
       </w:r>
     </w:p>
     <w:p>
@@ -162,8 +323,26 @@
       </w:r>
     </w:p>
     <w:p>
-      <w:r>
-        <w:t>Explain capstone service implementation using the deciding step in this fictional service.</w:t>
+      <w:pPr>
+        <w:spacing w:line="336" w:lineRule="auto" w:after="180"/>
+      </w:pPr>
+      <w:r>
+        <w:rPr>
+          <w:b w:val="0"/>
+        </w:rPr>
+        <w:t xml:space="preserve">Explain capstone </w:t>
+      </w:r>
+      <w:r>
+        <w:rPr>
+          <w:b/>
+        </w:rPr>
+        <w:t>service implementation</w:t>
+      </w:r>
+      <w:r>
+        <w:rPr>
+          <w:b w:val="0"/>
+        </w:rPr>
+        <w:t xml:space="preserve"> using the deciding step in this fictional service.</w:t>
       </w:r>
     </w:p>
     <w:p>
@@ -176,12 +355,52 @@
     </w:p>
     <w:p>
       <w:r>
-        <w:t>The engineering capstone implements a bounded read-only room service with testable interfaces. Start with a deterministic baseline before optional model wording.</w:t>
-      </w:r>
-    </w:p>
-    <w:p>
-      <w:r>
-        <w:t>Begin by writing the question the procedure is intended to answer. Identify the information already supplied, the information it will produce and the information still missing. These are constructed classroom examples; they do not require live accounts, private records or an external service. Do not treat a plausible explanation as a measured outcome.</w:t>
+        <w:t>Investigate the supplied Capstone service implementation case. Separate observations, given facts and assumptions before choosing an explanation.</w:t>
+      </w:r>
+    </w:p>
+    <w:p>
+      <w:pPr>
+        <w:spacing w:line="336" w:lineRule="auto" w:after="180"/>
+      </w:pPr>
+      <w:r>
+        <w:rPr>
+          <w:b w:val="0"/>
+        </w:rPr>
+        <w:t xml:space="preserve">The engineering capstone implements a bounded read-only room service with testable interfaces. Start with a </w:t>
+      </w:r>
+      <w:r>
+        <w:rPr>
+          <w:b/>
+        </w:rPr>
+        <w:t>deterministic baseline</w:t>
+      </w:r>
+      <w:r>
+        <w:rPr>
+          <w:b w:val="0"/>
+        </w:rPr>
+        <w:t xml:space="preserve"> before optional model wording.</w:t>
+      </w:r>
+    </w:p>
+    <w:p>
+      <w:pPr>
+        <w:spacing w:line="336" w:lineRule="auto" w:after="180"/>
+      </w:pPr>
+      <w:r>
+        <w:rPr>
+          <w:b w:val="0"/>
+        </w:rPr>
+        <w:t>Begin by writing the question the procedure is intended to answer. Identify the information already supplied, the information it will produce and the information still missing.</w:t>
+      </w:r>
+    </w:p>
+    <w:p>
+      <w:pPr>
+        <w:spacing w:line="336" w:lineRule="auto" w:after="180"/>
+      </w:pPr>
+      <w:r>
+        <w:rPr>
+          <w:b w:val="0"/>
+        </w:rPr>
+        <w:t>These are constructed classroom examples; they do not require live accounts, private records or an external service. Do not treat a plausible explanation as a measured outcome.</w:t>
       </w:r>
     </w:p>
     <w:p>
@@ -217,7 +436,30 @@
     </w:p>
     <w:p>
       <w:r>
-        <w:t>Validate request, establish session role, filter sources, lookup matching current records, return supported or review, validate output and log minimised metadata. Keep side-effect tools absent.</w:t>
+        <w:t>Follow the mechanism for Capstone service implementation. Connect each labelled input, deciding step and result.</w:t>
+      </w:r>
+    </w:p>
+    <w:p>
+      <w:pPr>
+        <w:spacing w:line="336" w:lineRule="auto" w:after="180"/>
+      </w:pPr>
+      <w:r>
+        <w:rPr>
+          <w:b w:val="0"/>
+        </w:rPr>
+        <w:t xml:space="preserve">Validate request, establish session role, filter sources, lookup matching current records, return supported or review, validate </w:t>
+      </w:r>
+      <w:r>
+        <w:rPr>
+          <w:b/>
+        </w:rPr>
+        <w:t>output</w:t>
+      </w:r>
+      <w:r>
+        <w:rPr>
+          <w:b w:val="0"/>
+        </w:rPr>
+        <w:t xml:space="preserve"> and log minimised metadata. Keep side-effect tools absent.</w:t>
       </w:r>
     </w:p>
     <w:p>
@@ -313,8 +555,49 @@
       </w:r>
     </w:p>
     <w:p>
-      <w:r>
-        <w:t>Before applying the procedure, write its units, denominator or decision boundary where relevant. A partner should be able to repeat each step using the same inputs. If a required input is absent or violates the stated contract, record that condition explicitly instead of quietly replacing it with a convenient value.</w:t>
+      <w:pPr>
+        <w:spacing w:line="336" w:lineRule="auto" w:after="180"/>
+      </w:pPr>
+      <w:r>
+        <w:rPr>
+          <w:b w:val="0"/>
+        </w:rPr>
+        <w:t xml:space="preserve">Before applying the procedure, write its units, denominator or decision boundary where relevant. A partner should be able to repeat each step using the same </w:t>
+      </w:r>
+      <w:r>
+        <w:rPr>
+          <w:b/>
+        </w:rPr>
+        <w:t>input</w:t>
+      </w:r>
+      <w:r>
+        <w:rPr>
+          <w:b w:val="0"/>
+        </w:rPr>
+        <w:t>s.</w:t>
+      </w:r>
+    </w:p>
+    <w:p>
+      <w:pPr>
+        <w:spacing w:line="336" w:lineRule="auto" w:after="180"/>
+      </w:pPr>
+      <w:r>
+        <w:rPr>
+          <w:b w:val="0"/>
+        </w:rPr>
+        <w:t xml:space="preserve">If a required </w:t>
+      </w:r>
+      <w:r>
+        <w:rPr>
+          <w:b/>
+        </w:rPr>
+        <w:t>input</w:t>
+      </w:r>
+      <w:r>
+        <w:rPr>
+          <w:b w:val="0"/>
+        </w:rPr>
+        <w:t xml:space="preserve"> is absent or violates the stated contract, record that condition explicitly instead of quietly replacing it with a convenient value.</w:t>
       </w:r>
     </w:p>
     <w:p>
@@ -326,8 +609,26 @@
       </w:r>
     </w:p>
     <w:p>
-      <w:r>
-        <w:t>Point to the input, the deciding step and the result in this week’s visual. Explain the same step in ordinary words. A picture helps when you can say what each part represents.</w:t>
+      <w:pPr>
+        <w:spacing w:line="336" w:lineRule="auto" w:after="180"/>
+      </w:pPr>
+      <w:r>
+        <w:rPr>
+          <w:b w:val="0"/>
+        </w:rPr>
+        <w:t xml:space="preserve">Point to the </w:t>
+      </w:r>
+      <w:r>
+        <w:rPr>
+          <w:b/>
+        </w:rPr>
+        <w:t>input</w:t>
+      </w:r>
+      <w:r>
+        <w:rPr>
+          <w:b w:val="0"/>
+        </w:rPr>
+        <w:t>, the deciding step and the result in this week’s visual. Explain the same step in ordinary words. A picture helps when you can say what each part represents.</w:t>
       </w:r>
     </w:p>
     <w:p>
@@ -339,6 +640,11 @@
       </w:r>
     </w:p>
     <w:p>
+      <w:r>
+        <w:t>Compare the supplied cases for Capstone service implementation. Identify the detail that changes the conclusion.</w:t>
+      </w:r>
+    </w:p>
+    <w:p>
       <w:pPr>
         <w:pStyle w:val="Heading3"/>
       </w:pPr>
@@ -347,7 +653,13 @@
       </w:r>
     </w:p>
     <w:p>
-      <w:r>
+      <w:pPr>
+        <w:spacing w:line="336" w:lineRule="auto" w:after="180"/>
+      </w:pPr>
+      <w:r>
+        <w:rPr>
+          <w:b w:val="0"/>
+        </w:rPr>
         <w:t>Room A has approval and capacity12; room B lacks approval; teacher guide T is restricted. Student requests each. Show the intermediate steps and give the conclusion with its scope.</w:t>
       </w:r>
     </w:p>
@@ -393,17 +705,68 @@
       </w:r>
     </w:p>
     <w:p>
-      <w:r>
+      <w:pPr>
+        <w:pStyle w:val="Heading3"/>
+      </w:pPr>
+      <w:r>
+        <w:t>Change one thing</w:t>
+      </w:r>
+    </w:p>
+    <w:p>
+      <w:pPr>
+        <w:spacing w:line="336" w:lineRule="auto" w:after="180"/>
+        <w:shd w:fill="F5F1FB"/>
+      </w:pPr>
+      <w:r>
+        <w:rPr>
+          <w:b w:val="0"/>
+        </w:rPr>
         <w:t>Change: Remove G2 from the approved collection.</w:t>
       </w:r>
     </w:p>
     <w:p>
-      <w:r>
-        <w:t>Prediction: Return unsupported for the fact request; editing remains prohibited.</w:t>
-      </w:r>
-    </w:p>
-    <w:p>
-      <w:r>
+      <w:pPr>
+        <w:pStyle w:val="Heading3"/>
+      </w:pPr>
+      <w:r>
+        <w:t>Predicted result</w:t>
+      </w:r>
+    </w:p>
+    <w:p>
+      <w:pPr>
+        <w:spacing w:line="336" w:lineRule="auto" w:after="180"/>
+        <w:shd w:fill="F1F6FC"/>
+      </w:pPr>
+      <w:r>
+        <w:rPr>
+          <w:b/>
+        </w:rPr>
+        <w:t>Prediction</w:t>
+      </w:r>
+      <w:r>
+        <w:rPr>
+          <w:b w:val="0"/>
+        </w:rPr>
+        <w:t>: Return unsupported for the fact request; editing remains prohibited.</w:t>
+      </w:r>
+    </w:p>
+    <w:p>
+      <w:pPr>
+        <w:pStyle w:val="Heading3"/>
+      </w:pPr>
+      <w:r>
+        <w:t>Why the result follows</w:t>
+      </w:r>
+    </w:p>
+    <w:p>
+      <w:pPr>
+        <w:spacing w:line="336" w:lineRule="auto" w:after="180"/>
+        <w:shd w:fill="F1F6FC"/>
+      </w:pPr>
+      <w:r>
+        <w:rPr>
+          <w:b w:val="0"/>
+        </w:rPr>
         <w:t>Reason: Grounding needs a present source while authority comes from the independent contract.</w:t>
       </w:r>
     </w:p>
@@ -413,6 +776,11 @@
       </w:pPr>
       <w:r>
         <w:t>05. Words that unlock the idea</w:t>
+      </w:r>
+    </w:p>
+    <w:p>
+      <w:r>
+        <w:t>Use the vocabulary of Capstone service implementation to explain a concrete decision, rather than only memorising definitions.</w:t>
       </w:r>
     </w:p>
     <w:tbl>
@@ -550,29 +918,115 @@
     </w:p>
     <w:p>
       <w:r>
+        <w:t>Follow the worked trace for Capstone service implementation, predict a step, then compare with its explanation.</w:t>
+      </w:r>
+    </w:p>
+    <w:p>
+      <w:pPr>
+        <w:spacing w:line="336" w:lineRule="auto" w:after="180"/>
+      </w:pPr>
+      <w:r>
+        <w:rPr>
+          <w:b w:val="0"/>
+        </w:rPr>
         <w:t>Room A has approval and capacity12; room B lacks approval; teacher guide T is restricted. Student requests each.</w:t>
       </w:r>
     </w:p>
     <w:p>
-      <w:r>
+      <w:pPr>
+        <w:spacing w:line="336" w:lineRule="auto" w:after="180"/>
+      </w:pPr>
+      <w:r>
+        <w:rPr>
+          <w:b w:val="0"/>
+        </w:rPr>
         <w:t>A supported12; B review with null claims; T denied before lookup. The implementation must expose these distinct outcomes.</w:t>
       </w:r>
     </w:p>
     <w:p>
-      <w:r>
-        <w:t>Compare the intermediate evidence with the final statement. Explain why each number or decision follows from the stated inputs. The conclusion belongs to this scenario and procedure; changing the inputs, evaluation population or authority can change what it establishes. Retain the raw record so a later revision can be compared honestly.</w:t>
-      </w:r>
-    </w:p>
-    <w:p>
       <w:pPr>
         <w:pStyle w:val="Heading3"/>
       </w:pPr>
       <w:r>
+        <w:t>Worked explanation · Capstone service implementation</w:t>
+      </w:r>
+    </w:p>
+    <w:p>
+      <w:pPr>
+        <w:spacing w:line="336" w:lineRule="auto" w:after="180"/>
+        <w:shd w:fill="F1F6FC"/>
+      </w:pPr>
+      <w:r>
+        <w:rPr>
+          <w:b w:val="0"/>
+        </w:rPr>
+        <w:t xml:space="preserve">Compare the intermediate </w:t>
+      </w:r>
+      <w:r>
+        <w:rPr>
+          <w:b/>
+        </w:rPr>
+        <w:t>evidence</w:t>
+      </w:r>
+      <w:r>
+        <w:rPr>
+          <w:b w:val="0"/>
+        </w:rPr>
+        <w:t xml:space="preserve"> with the final statement. Explain why each number or decision follows from the stated </w:t>
+      </w:r>
+      <w:r>
+        <w:rPr>
+          <w:b/>
+        </w:rPr>
+        <w:t>input</w:t>
+      </w:r>
+      <w:r>
+        <w:rPr>
+          <w:b w:val="0"/>
+        </w:rPr>
+        <w:t>s.</w:t>
+      </w:r>
+    </w:p>
+    <w:p>
+      <w:pPr>
+        <w:spacing w:line="336" w:lineRule="auto" w:after="180"/>
+        <w:shd w:fill="F1F6FC"/>
+      </w:pPr>
+      <w:r>
+        <w:rPr>
+          <w:b w:val="0"/>
+        </w:rPr>
+        <w:t xml:space="preserve">The conclusion belongs to this scenario and procedure; changing the </w:t>
+      </w:r>
+      <w:r>
+        <w:rPr>
+          <w:b/>
+        </w:rPr>
+        <w:t>input</w:t>
+      </w:r>
+      <w:r>
+        <w:rPr>
+          <w:b w:val="0"/>
+        </w:rPr>
+        <w:t>s, evaluation population or authority can change what it establishes. Retain the raw record so a later revision can be compared honestly.</w:t>
+      </w:r>
+    </w:p>
+    <w:p>
+      <w:pPr>
+        <w:pStyle w:val="Heading3"/>
+      </w:pPr>
+      <w:r>
         <w:t>Learn from the worked case</w:t>
       </w:r>
     </w:p>
     <w:p>
-      <w:r>
+      <w:pPr>
+        <w:spacing w:line="336" w:lineRule="auto" w:after="180"/>
+      </w:pPr>
+      <w:r>
+        <w:rPr>
+          <w:b w:val="0"/>
+        </w:rPr>
         <w:t>Cover the result before checking it. Say what is given, choose the procedure, and follow one step at a time. Then uncover the result and explain your first mismatch. Ask why a step is allowed, not only what number it produces.</w:t>
       </w:r>
     </w:p>
@@ -585,7 +1039,13 @@
       </w:r>
     </w:p>
     <w:p>
-      <w:r>
+      <w:pPr>
+        <w:spacing w:line="336" w:lineRule="auto" w:after="180"/>
+      </w:pPr>
+      <w:r>
+        <w:rPr>
+          <w:b w:val="0"/>
+        </w:rPr>
         <w:t>Assemble a grounded prototype. A capstone answers from three approved garden cards and has read-only tools.</w:t>
       </w:r>
     </w:p>
@@ -598,7 +1058,22 @@
       </w:r>
     </w:p>
     <w:p>
-      <w:r>
+      <w:pPr>
+        <w:pStyle w:val="Heading3"/>
+      </w:pPr>
+      <w:r>
+        <w:t>Supplied facts</w:t>
+      </w:r>
+    </w:p>
+    <w:p>
+      <w:pPr>
+        <w:spacing w:line="336" w:lineRule="auto" w:after="180"/>
+        <w:shd w:fill="F1F6FC"/>
+      </w:pPr>
+      <w:r>
+        <w:rPr>
+          <w:b w:val="0"/>
+        </w:rPr>
         <w:t>G2 says mint needs regular watering. The request asks what G2 says and asks the service to change G2.</w:t>
       </w:r>
     </w:p>
@@ -784,7 +1259,22 @@
       </w:r>
     </w:p>
     <w:p>
-      <w:r>
+      <w:pPr>
+        <w:pStyle w:val="Heading3"/>
+      </w:pPr>
+      <w:r>
+        <w:t>Why the result follows</w:t>
+      </w:r>
+    </w:p>
+    <w:p>
+      <w:pPr>
+        <w:spacing w:line="336" w:lineRule="auto" w:after="180"/>
+        <w:shd w:fill="F1F6FC"/>
+      </w:pPr>
+      <w:r>
+        <w:rPr>
+          <w:b w:val="0"/>
+        </w:rPr>
         <w:t>Implementation joins retrieval, drafting, checking and authority in one observable path. Describing an edit does not authorise performing it.</w:t>
       </w:r>
     </w:p>
@@ -797,17 +1287,74 @@
       </w:r>
     </w:p>
     <w:p>
-      <w:r>
-        <w:t>A three-card prototype provides bounded evidence, not production reliability or independent gardening expertise.</w:t>
-      </w:r>
-    </w:p>
-    <w:p>
-      <w:r>
+      <w:pPr>
+        <w:pStyle w:val="Heading3"/>
+      </w:pPr>
+      <w:r>
+        <w:t>Keep the stated limit</w:t>
+      </w:r>
+    </w:p>
+    <w:p>
+      <w:pPr>
+        <w:spacing w:line="336" w:lineRule="auto" w:after="180"/>
+        <w:shd w:fill="FFF5E6"/>
+      </w:pPr>
+      <w:r>
+        <w:rPr>
+          <w:b w:val="0"/>
+        </w:rPr>
+        <w:t xml:space="preserve">A three-card prototype provides bounded </w:t>
+      </w:r>
+      <w:r>
+        <w:rPr>
+          <w:b/>
+        </w:rPr>
+        <w:t>evidence</w:t>
+      </w:r>
+      <w:r>
+        <w:rPr>
+          <w:b w:val="0"/>
+        </w:rPr>
+        <w:t>, not production reliability or independent gardening expertise.</w:t>
+      </w:r>
+    </w:p>
+    <w:p>
+      <w:pPr>
+        <w:pStyle w:val="Heading3"/>
+      </w:pPr>
+      <w:r>
+        <w:t>Keep the stated limit</w:t>
+      </w:r>
+    </w:p>
+    <w:p>
+      <w:pPr>
+        <w:spacing w:line="336" w:lineRule="auto" w:after="180"/>
+        <w:shd w:fill="FFF5E6"/>
+      </w:pPr>
+      <w:r>
+        <w:rPr>
+          <w:b w:val="0"/>
+        </w:rPr>
         <w:t>Read the labelled picture: Trace the G2 fact request and edit request through the prototype. What can be returned, what cannot be done, and how does removing G2 change those two outcomes?</w:t>
       </w:r>
     </w:p>
     <w:p>
-      <w:r>
+      <w:pPr>
+        <w:pStyle w:val="Heading3"/>
+      </w:pPr>
+      <w:r>
+        <w:t>Keep the stated limit</w:t>
+      </w:r>
+    </w:p>
+    <w:p>
+      <w:pPr>
+        <w:spacing w:line="336" w:lineRule="auto" w:after="180"/>
+        <w:shd w:fill="FFF5E6"/>
+      </w:pPr>
+      <w:r>
+        <w:rPr>
+          <w:b w:val="0"/>
+        </w:rPr>
         <w:t>Change one thing: Remove G2 from the approved collection. Predict the result before checking the explanation. What remains the same?</w:t>
       </w:r>
     </w:p>
@@ -821,19 +1368,69 @@
     </w:p>
     <w:p>
       <w:r>
+        <w:t>Find the unsupported step in the Capstone service implementation claim and explain a repair using the supplied evidence.</w:t>
+      </w:r>
+    </w:p>
+    <w:p>
+      <w:pPr>
+        <w:spacing w:line="336" w:lineRule="auto" w:after="180"/>
+      </w:pPr>
+      <w:r>
+        <w:rPr>
+          <w:b w:val="0"/>
+        </w:rPr>
         <w:t>An implemented baseline must still pass integration, access and failure checks before release.</w:t>
       </w:r>
     </w:p>
     <w:p>
-      <w:r>
-        <w:t>A useful check asks what would make the reasoning fail. Distinguish a failure to execute the declared procedure from a weakness in the procedure itself. The first may require a correction; the second requires an explicitly revised method and new evidence. Preserve unsuccessful cases so an improved result cannot hide the original problem.</w:t>
-      </w:r>
-    </w:p>
-    <w:p>
       <w:pPr>
         <w:pStyle w:val="Heading3"/>
       </w:pPr>
       <w:r>
+        <w:t>Check the claim against the facts</w:t>
+      </w:r>
+    </w:p>
+    <w:p>
+      <w:pPr>
+        <w:spacing w:line="336" w:lineRule="auto" w:after="180"/>
+        <w:shd w:fill="FFF5E6"/>
+      </w:pPr>
+      <w:r>
+        <w:rPr>
+          <w:b w:val="0"/>
+        </w:rPr>
+        <w:t>A useful check asks what would make the reasoning fail. Distinguish a failure to execute the declared procedure from a weakness in the procedure itself.</w:t>
+      </w:r>
+    </w:p>
+    <w:p>
+      <w:pPr>
+        <w:spacing w:line="336" w:lineRule="auto" w:after="180"/>
+        <w:shd w:fill="FFF5E6"/>
+      </w:pPr>
+      <w:r>
+        <w:rPr>
+          <w:b w:val="0"/>
+        </w:rPr>
+        <w:t xml:space="preserve">The first may require a correction; the second requires an explicitly revised method and new </w:t>
+      </w:r>
+      <w:r>
+        <w:rPr>
+          <w:b/>
+        </w:rPr>
+        <w:t>evidence</w:t>
+      </w:r>
+      <w:r>
+        <w:rPr>
+          <w:b w:val="0"/>
+        </w:rPr>
+        <w:t>. Preserve unsuccessful cases so an improved result cannot hide the original problem.</w:t>
+      </w:r>
+    </w:p>
+    <w:p>
+      <w:pPr>
+        <w:pStyle w:val="Heading3"/>
+      </w:pPr>
+      <w:r>
         <w:t>Guided: restate the worked result, then name the assumption or limitation that prevents a broader conclusion.</w:t>
       </w:r>
     </w:p>
@@ -871,8 +1468,25 @@
       </w:r>
     </w:p>
     <w:p>
-      <w:r>
-        <w:t>A report omits this qualification: An implemented baseline must still pass integration, access and failure checks before release. Explain how omitting it could change a reader's interpretation, and write an accurate replacement.</w:t>
+      <w:pPr>
+        <w:spacing w:line="336" w:lineRule="auto" w:after="180"/>
+      </w:pPr>
+      <w:r>
+        <w:rPr>
+          <w:b w:val="0"/>
+        </w:rPr>
+        <w:t>A report omits this qualification: An implemented baseline must still pass integration, access and failure checks before release.</w:t>
+      </w:r>
+    </w:p>
+    <w:p>
+      <w:pPr>
+        <w:spacing w:line="336" w:lineRule="auto" w:after="180"/>
+      </w:pPr>
+      <w:r>
+        <w:rPr>
+          <w:b w:val="0"/>
+        </w:rPr>
+        <w:t>Explain how omitting it could change a reader's interpretation, and write an accurate replacement.</w:t>
       </w:r>
     </w:p>
     <w:p>
@@ -923,7 +1537,54 @@
     </w:p>
     <w:p>
       <w:r>
-        <w:t>Explain the weekly mechanism in your own words. Use the worked scenario to name its input, decision rule and output.</w:t>
+        <w:t>Practise Capstone service implementation with support, then explain the deciding step in your own words.</w:t>
+      </w:r>
+    </w:p>
+    <w:p>
+      <w:pPr>
+        <w:spacing w:line="336" w:lineRule="auto" w:after="180"/>
+      </w:pPr>
+      <w:r>
+        <w:rPr>
+          <w:b w:val="0"/>
+        </w:rPr>
+        <w:t xml:space="preserve">Explain the weekly </w:t>
+      </w:r>
+      <w:r>
+        <w:rPr>
+          <w:b/>
+        </w:rPr>
+        <w:t>mechanism</w:t>
+      </w:r>
+      <w:r>
+        <w:rPr>
+          <w:b w:val="0"/>
+        </w:rPr>
+        <w:t xml:space="preserve"> in your own words. Use the worked scenario to name its </w:t>
+      </w:r>
+      <w:r>
+        <w:rPr>
+          <w:b/>
+        </w:rPr>
+        <w:t>input</w:t>
+      </w:r>
+      <w:r>
+        <w:rPr>
+          <w:b w:val="0"/>
+        </w:rPr>
+        <w:t xml:space="preserve">, decision rule and </w:t>
+      </w:r>
+      <w:r>
+        <w:rPr>
+          <w:b/>
+        </w:rPr>
+        <w:t>output</w:t>
+      </w:r>
+      <w:r>
+        <w:rPr>
+          <w:b w:val="0"/>
+        </w:rPr>
+        <w:t>.</w:t>
       </w:r>
     </w:p>
     <w:p>
@@ -996,8 +1657,38 @@
       </w:r>
     </w:p>
     <w:p>
-      <w:r>
-        <w:t>Use workbook W2 for the connected example “Capstone service implementation”. First fill the input and rule boxes. Try the middle steps before asking for a hint. After a hint, try the next step yourself.</w:t>
+      <w:pPr>
+        <w:spacing w:line="336" w:lineRule="auto" w:after="180"/>
+      </w:pPr>
+      <w:r>
+        <w:rPr>
+          <w:b w:val="0"/>
+        </w:rPr>
+        <w:t xml:space="preserve">Use workbook W2 for the connected example “Capstone </w:t>
+      </w:r>
+      <w:r>
+        <w:rPr>
+          <w:b/>
+        </w:rPr>
+        <w:t>service implementation</w:t>
+      </w:r>
+      <w:r>
+        <w:rPr>
+          <w:b w:val="0"/>
+        </w:rPr>
+        <w:t xml:space="preserve">”. First fill the </w:t>
+      </w:r>
+      <w:r>
+        <w:rPr>
+          <w:b/>
+        </w:rPr>
+        <w:t>input</w:t>
+      </w:r>
+      <w:r>
+        <w:rPr>
+          <w:b w:val="0"/>
+        </w:rPr>
+        <w:t xml:space="preserve"> and rule boxes. Try the middle steps before asking for a hint. After a hint, try the next step yourself.</w:t>
       </w:r>
     </w:p>
     <w:tbl>
@@ -1080,7 +1771,13 @@
       </w:tr>
     </w:tbl>
     <w:p>
-      <w:r>
+      <w:pPr>
+        <w:spacing w:line="336" w:lineRule="auto" w:after="180"/>
+      </w:pPr>
+      <w:r>
+        <w:rPr>
+          <w:b w:val="0"/>
+        </w:rPr>
         <w:t>Explain your trace to a partner. Your partner points to one step to check. Swap roles on the next case. Each person writes their own explanation.</w:t>
       </w:r>
     </w:p>
@@ -1093,12 +1790,47 @@
       </w:r>
     </w:p>
     <w:p>
-      <w:r>
-        <w:t>Use the worked case for Capstone service implementation. Proposed explanation: “The worked result establishes every future case”. Decide whether this explanation is supported. Point to the step or supplied fact that decides; explain your repair if needed.</w:t>
-      </w:r>
-    </w:p>
-    <w:p>
-      <w:r>
+      <w:pPr>
+        <w:spacing w:line="336" w:lineRule="auto" w:after="180"/>
+      </w:pPr>
+      <w:r>
+        <w:rPr>
+          <w:b w:val="0"/>
+        </w:rPr>
+        <w:t xml:space="preserve">Use the worked case for Capstone </w:t>
+      </w:r>
+      <w:r>
+        <w:rPr>
+          <w:b/>
+        </w:rPr>
+        <w:t>service implementation</w:t>
+      </w:r>
+      <w:r>
+        <w:rPr>
+          <w:b w:val="0"/>
+        </w:rPr>
+        <w:t>. Proposed explanation: “The worked result establishes every future case”. Decide whether this explanation is supported.</w:t>
+      </w:r>
+    </w:p>
+    <w:p>
+      <w:pPr>
+        <w:spacing w:line="336" w:lineRule="auto" w:after="180"/>
+      </w:pPr>
+      <w:r>
+        <w:rPr>
+          <w:b w:val="0"/>
+        </w:rPr>
+        <w:t>Point to the step or supplied fact that decides; explain your repair if needed.</w:t>
+      </w:r>
+    </w:p>
+    <w:p>
+      <w:pPr>
+        <w:spacing w:line="336" w:lineRule="auto" w:after="180"/>
+      </w:pPr>
+      <w:r>
+        <w:rPr>
+          <w:b w:val="0"/>
+        </w:rPr>
         <w:t>Answer on your own before discussion. If you are unsure, say which step you need help with.</w:t>
       </w:r>
     </w:p>
@@ -1111,7 +1843,14 @@
       </w:r>
     </w:p>
     <w:p>
-      <w:r>
+      <w:pPr>
+        <w:spacing w:line="336" w:lineRule="auto" w:after="180"/>
+        <w:shd w:fill="F5F1FB"/>
+      </w:pPr>
+      <w:r>
+        <w:rPr>
+          <w:b w:val="0"/>
+        </w:rPr>
         <w:t>Trace the G2 fact request and edit request through the prototype. What can be returned, what cannot be done, and how does removing G2 change those two outcomes?</w:t>
       </w:r>
     </w:p>
@@ -1144,7 +1883,13 @@
       </w:r>
     </w:p>
     <w:p>
-      <w:r>
+      <w:pPr>
+        <w:spacing w:line="336" w:lineRule="auto" w:after="180"/>
+      </w:pPr>
+      <w:r>
+        <w:rPr>
+          <w:b w:val="0"/>
+        </w:rPr>
         <w:t>This is supported practice. Keep the separately named independent case for an attempt before feedback.</w:t>
       </w:r>
     </w:p>
@@ -1157,6 +1902,11 @@
       </w:r>
     </w:p>
     <w:p>
+      <w:r>
+        <w:t>Investigate Capstone service implementation. Record the prediction, actual observation or labelled paper trace, explanation and next test separately.</w:t>
+      </w:r>
+    </w:p>
+    <w:p>
       <w:pPr>
         <w:pStyle w:val="Heading3"/>
       </w:pPr>
@@ -1165,7 +1915,13 @@
       </w:r>
     </w:p>
     <w:p>
-      <w:r>
+      <w:pPr>
+        <w:spacing w:line="336" w:lineRule="auto" w:after="180"/>
+      </w:pPr>
+      <w:r>
+        <w:rPr>
+          <w:b w:val="0"/>
+        </w:rPr>
         <w:t>Room A has approval and capacity12; room B lacks approval; teacher guide T is restricted. Student requests each. Show the intermediate steps and give the conclusion with its scope.</w:t>
       </w:r>
     </w:p>
@@ -1306,7 +2062,13 @@
       </w:tr>
     </w:tbl>
     <w:p>
-      <w:r>
+      <w:pPr>
+        <w:spacing w:line="336" w:lineRule="auto" w:after="180"/>
+      </w:pPr>
+      <w:r>
+        <w:rPr>
+          <w:b w:val="0"/>
+        </w:rPr>
         <w:t>On paper, trace the supplied procedure. If code is provided, predict before running it in a local practice file. Never write an expected answer as though it were an observed run.</w:t>
       </w:r>
     </w:p>
@@ -1319,7 +2081,13 @@
       </w:r>
     </w:p>
     <w:p>
-      <w:r>
+      <w:pPr>
+        <w:spacing w:line="336" w:lineRule="auto" w:after="180"/>
+      </w:pPr>
+      <w:r>
+        <w:rPr>
+          <w:b w:val="0"/>
+        </w:rPr>
         <w:t>Before trying: what do I expect, and why? While trying: which step could first go wrong? Afterwards: what did I actually observe, and what should change? Keep “not run” if you only traced the procedure.</w:t>
       </w:r>
     </w:p>
@@ -1332,6 +2100,11 @@
       </w:r>
     </w:p>
     <w:p>
+      <w:r>
+        <w:t>Move from recall to tracing, diagnosis and transfer in Capstone service implementation. Explain why each step is justified.</w:t>
+      </w:r>
+    </w:p>
+    <w:p>
       <w:pPr>
         <w:pStyle w:val="Heading3"/>
       </w:pPr>
@@ -1340,18 +2113,94 @@
       </w:r>
     </w:p>
     <w:p>
-      <w:r>
-        <w:t>Explain the weekly mechanism in your own words. Use the worked scenario to name its input, decision rule and output.</w:t>
-      </w:r>
-    </w:p>
-    <w:p>
-      <w:r>
-        <w:t>A report omits this qualification: An implemented baseline must still pass integration, access and failure checks before release. Explain how omitting it could change a reader's interpretation, and write an accurate replacement.</w:t>
-      </w:r>
-    </w:p>
-    <w:p>
-      <w:r>
-        <w:t>For the worked scenario, propose one additional case that could reveal a failure, describe its expected outcome before running it, and explain what would need to remain fixed for a fair comparison. Do not reuse W4 as a new final test after receiving feedback.</w:t>
+      <w:pPr>
+        <w:spacing w:line="336" w:lineRule="auto" w:after="180"/>
+      </w:pPr>
+      <w:r>
+        <w:rPr>
+          <w:b w:val="0"/>
+        </w:rPr>
+        <w:t xml:space="preserve">Explain the weekly </w:t>
+      </w:r>
+      <w:r>
+        <w:rPr>
+          <w:b/>
+        </w:rPr>
+        <w:t>mechanism</w:t>
+      </w:r>
+      <w:r>
+        <w:rPr>
+          <w:b w:val="0"/>
+        </w:rPr>
+        <w:t xml:space="preserve"> in your own words. Use the worked scenario to name its </w:t>
+      </w:r>
+      <w:r>
+        <w:rPr>
+          <w:b/>
+        </w:rPr>
+        <w:t>input</w:t>
+      </w:r>
+      <w:r>
+        <w:rPr>
+          <w:b w:val="0"/>
+        </w:rPr>
+        <w:t xml:space="preserve">, decision rule and </w:t>
+      </w:r>
+      <w:r>
+        <w:rPr>
+          <w:b/>
+        </w:rPr>
+        <w:t>output</w:t>
+      </w:r>
+      <w:r>
+        <w:rPr>
+          <w:b w:val="0"/>
+        </w:rPr>
+        <w:t>.</w:t>
+      </w:r>
+    </w:p>
+    <w:p>
+      <w:pPr>
+        <w:spacing w:line="336" w:lineRule="auto" w:after="180"/>
+      </w:pPr>
+      <w:r>
+        <w:rPr>
+          <w:b w:val="0"/>
+        </w:rPr>
+        <w:t>A report omits this qualification: An implemented baseline must still pass integration, access and failure checks before release.</w:t>
+      </w:r>
+    </w:p>
+    <w:p>
+      <w:pPr>
+        <w:spacing w:line="336" w:lineRule="auto" w:after="180"/>
+      </w:pPr>
+      <w:r>
+        <w:rPr>
+          <w:b w:val="0"/>
+        </w:rPr>
+        <w:t>Explain how omitting it could change a reader's interpretation, and write an accurate replacement.</w:t>
+      </w:r>
+    </w:p>
+    <w:p>
+      <w:pPr>
+        <w:spacing w:line="336" w:lineRule="auto" w:after="180"/>
+      </w:pPr>
+      <w:r>
+        <w:rPr>
+          <w:b w:val="0"/>
+        </w:rPr>
+        <w:t>For the worked scenario, propose one additional case that could reveal a failure, describe its expected outcome before running it, and explain what would need to remain fixed for a fair comparison.</w:t>
+      </w:r>
+    </w:p>
+    <w:p>
+      <w:pPr>
+        <w:spacing w:line="336" w:lineRule="auto" w:after="180"/>
+      </w:pPr>
+      <w:r>
+        <w:rPr>
+          <w:b w:val="0"/>
+        </w:rPr>
+        <w:t>Do not reuse W4 as a new final test after receiving feedback.</w:t>
       </w:r>
     </w:p>
     <w:p>
@@ -1397,7 +2246,53 @@
     </w:p>
     <w:p>
       <w:r>
-        <w:t>For Grounded Learning Service, use this week’s independent task as a rehearsal for the final evidence pack: Room C has current approval and capacity0; D lacks register. Student requests C, D. Keep actual observations separate from expected results, preserve failures, compare a baseline and explain the limits.</w:t>
+        <w:t>Apply this week’s idea to Grounded Learning Service. Keep an annotated decision and the evidence supporting it.</w:t>
+      </w:r>
+    </w:p>
+    <w:p>
+      <w:pPr>
+        <w:spacing w:line="336" w:lineRule="auto" w:after="180"/>
+      </w:pPr>
+      <w:r>
+        <w:rPr>
+          <w:b w:val="0"/>
+        </w:rPr>
+        <w:t xml:space="preserve">For Grounded Learning Service, use this week’s independent task as a rehearsal for the final </w:t>
+      </w:r>
+      <w:r>
+        <w:rPr>
+          <w:b/>
+        </w:rPr>
+        <w:t>evidence</w:t>
+      </w:r>
+      <w:r>
+        <w:rPr>
+          <w:b w:val="0"/>
+        </w:rPr>
+        <w:t xml:space="preserve"> pack: Room C has current approval and capacity0; D lacks register. Student requests C, D.</w:t>
+      </w:r>
+    </w:p>
+    <w:p>
+      <w:pPr>
+        <w:spacing w:line="336" w:lineRule="auto" w:after="180"/>
+      </w:pPr>
+      <w:r>
+        <w:rPr>
+          <w:b w:val="0"/>
+        </w:rPr>
+        <w:t xml:space="preserve">Keep actual </w:t>
+      </w:r>
+      <w:r>
+        <w:rPr>
+          <w:b/>
+        </w:rPr>
+        <w:t>observation</w:t>
+      </w:r>
+      <w:r>
+        <w:rPr>
+          <w:b w:val="0"/>
+        </w:rPr>
+        <w:t>s separate from expected results, preserve failures, compare a baseline and explain the limits.</w:t>
       </w:r>
     </w:p>
     <w:tbl>
@@ -1525,8 +2420,26 @@
       </w:r>
     </w:p>
     <w:p>
-      <w:r>
-        <w:t>For the Grounded Learning Service, retain an annotated trace and the changed-case result. Name the contract or evidence that makes the deciding step valid, so another team can review it.</w:t>
+      <w:pPr>
+        <w:spacing w:line="336" w:lineRule="auto" w:after="180"/>
+      </w:pPr>
+      <w:r>
+        <w:rPr>
+          <w:b w:val="0"/>
+        </w:rPr>
+        <w:t xml:space="preserve">For the Grounded Learning Service, retain an annotated trace and the changed-case result. Name the contract or </w:t>
+      </w:r>
+      <w:r>
+        <w:rPr>
+          <w:b/>
+        </w:rPr>
+        <w:t>evidence</w:t>
+      </w:r>
+      <w:r>
+        <w:rPr>
+          <w:b w:val="0"/>
+        </w:rPr>
+        <w:t xml:space="preserve"> that makes the deciding step valid, so another team can review it.</w:t>
       </w:r>
     </w:p>
     <w:p>
@@ -1539,7 +2452,29 @@
     </w:p>
     <w:p>
       <w:r>
-        <w:t>Complete the supported workbook tasks before attempting W4 independently. Record any hints or help used. After feedback, use the teacher's fresh retry rather than copying the earlier answer. For a project, select a relevant new case, predict the outcome from the declared rule and preserve the result alongside any revision.</w:t>
+        <w:t>Use a genuinely new case for independent evidence. Previously discussed examples remain practice; use the separately named independent case before feedback.</w:t>
+      </w:r>
+    </w:p>
+    <w:p>
+      <w:pPr>
+        <w:spacing w:line="336" w:lineRule="auto" w:after="180"/>
+      </w:pPr>
+      <w:r>
+        <w:rPr>
+          <w:b w:val="0"/>
+        </w:rPr>
+        <w:t>Complete the supported workbook tasks before attempting W4 independently. Record any hints or help used. After feedback, use the teacher's fresh retry rather than copying the earlier answer.</w:t>
+      </w:r>
+    </w:p>
+    <w:p>
+      <w:pPr>
+        <w:spacing w:line="336" w:lineRule="auto" w:after="180"/>
+      </w:pPr>
+      <w:r>
+        <w:rPr>
+          <w:b w:val="0"/>
+        </w:rPr>
+        <w:t>For a project, select a relevant new case, predict the outcome from the declared rule and preserve the result alongside any revision.</w:t>
       </w:r>
     </w:p>
     <w:p>
@@ -1576,8 +2511,25 @@
       </w:r>
     </w:p>
     <w:p>
-      <w:r>
-        <w:t>For the worked scenario, propose one additional case that could reveal a failure, describe its expected outcome before running it, and explain what would need to remain fixed for a fair comparison. Do not reuse W4 as a new final test after receiving feedback.</w:t>
+      <w:pPr>
+        <w:spacing w:line="336" w:lineRule="auto" w:after="180"/>
+      </w:pPr>
+      <w:r>
+        <w:rPr>
+          <w:b w:val="0"/>
+        </w:rPr>
+        <w:t>For the worked scenario, propose one additional case that could reveal a failure, describe its expected outcome before running it, and explain what would need to remain fixed for a fair comparison.</w:t>
+      </w:r>
+    </w:p>
+    <w:p>
+      <w:pPr>
+        <w:spacing w:line="336" w:lineRule="auto" w:after="180"/>
+      </w:pPr>
+      <w:r>
+        <w:rPr>
+          <w:b w:val="0"/>
+        </w:rPr>
+        <w:t>Do not reuse W4 as a new final test after receiving feedback.</w:t>
       </w:r>
     </w:p>
     <w:p>
@@ -1614,6 +2566,11 @@
       </w:pPr>
       <w:r>
         <w:t>13. Study a complete case</w:t>
+      </w:r>
+    </w:p>
+    <w:p>
+      <w:r>
+        <w:t>Revisit the complete Capstone service implementation case for supported practice. Repeated examples do not become fresh assessments.</w:t>
       </w:r>
     </w:p>
     <w:p>
@@ -1717,8 +2674,26 @@
       </w:r>
     </w:p>
     <w:p>
-      <w:r>
-        <w:t>Follow the input through the stated procedure to its result. Cover the result first, predict it, then explain every intermediate step. The text/table accompanies the figure so the example can be read without colour.</w:t>
+      <w:pPr>
+        <w:spacing w:line="336" w:lineRule="auto" w:after="180"/>
+      </w:pPr>
+      <w:r>
+        <w:rPr>
+          <w:b w:val="0"/>
+        </w:rPr>
+        <w:t xml:space="preserve">Follow the </w:t>
+      </w:r>
+      <w:r>
+        <w:rPr>
+          <w:b/>
+        </w:rPr>
+        <w:t>input</w:t>
+      </w:r>
+      <w:r>
+        <w:rPr>
+          <w:b w:val="0"/>
+        </w:rPr>
+        <w:t xml:space="preserve"> through the stated procedure to its result. Cover the result first, predict it, then explain every intermediate step. The text/table accompanies the figure so the example can be read without colour.</w:t>
       </w:r>
     </w:p>
     <w:p>
@@ -1768,6 +2743,11 @@
       </w:r>
     </w:p>
     <w:p>
+      <w:r>
+        <w:t>Attempt the reserved new case before feedback. Record support; the earlier examples below remain additional practice.</w:t>
+      </w:r>
+    </w:p>
+    <w:p>
       <w:pPr>
         <w:pStyle w:val="Heading3"/>
       </w:pPr>
@@ -1776,7 +2756,13 @@
       </w:r>
     </w:p>
     <w:p>
-      <w:r>
+      <w:pPr>
+        <w:spacing w:line="336" w:lineRule="auto" w:after="180"/>
+      </w:pPr>
+      <w:r>
+        <w:rPr>
+          <w:b w:val="0"/>
+        </w:rPr>
         <w:t>Room C has current approval and capacity0; D lacks register. Student requests C, D.</w:t>
       </w:r>
     </w:p>
@@ -1824,7 +2810,13 @@
       </w:r>
     </w:p>
     <w:p>
-      <w:r>
+      <w:pPr>
+        <w:spacing w:line="336" w:lineRule="auto" w:after="180"/>
+      </w:pPr>
+      <w:r>
+        <w:rPr>
+          <w:b w:val="0"/>
+        </w:rPr>
         <w:t>Attempt this case before feedback. Record any help. Earlier examples below are further practice; a case already practised with feedback cannot establish fresh transfer.</w:t>
       </w:r>
     </w:p>
@@ -1837,7 +2829,13 @@
       </w:r>
     </w:p>
     <w:p>
-      <w:r>
+      <w:pPr>
+        <w:spacing w:line="336" w:lineRule="auto" w:after="180"/>
+      </w:pPr>
+      <w:r>
+        <w:rPr>
+          <w:b w:val="0"/>
+        </w:rPr>
         <w:t>Room C has current approval and capacity0; D lacks register. Student requests C, D.</w:t>
       </w:r>
     </w:p>
@@ -1890,7 +2888,13 @@
       </w:r>
     </w:p>
     <w:p>
-      <w:r>
+      <w:pPr>
+        <w:spacing w:line="336" w:lineRule="auto" w:after="180"/>
+      </w:pPr>
+      <w:r>
+        <w:rPr>
+          <w:b w:val="0"/>
+        </w:rPr>
         <w:t>Record support used: none, hint or teacher explanation. After feedback, a different case is needed to demonstrate independence.</w:t>
       </w:r>
     </w:p>
@@ -1903,8 +2907,25 @@
       </w:r>
     </w:p>
     <w:p>
-      <w:r>
-        <w:t>Attempt the independent case before hints. Record whether you worked alone, used a hint or followed a model. After feedback, fix the first unsupported step and explain why it changed. A later check uses a changed case, not a copied answer.</w:t>
+      <w:pPr>
+        <w:spacing w:line="336" w:lineRule="auto" w:after="180"/>
+      </w:pPr>
+      <w:r>
+        <w:rPr>
+          <w:b w:val="0"/>
+        </w:rPr>
+        <w:t>Attempt the independent case before hints. Record whether you worked alone, used a hint or followed a model. After feedback, fix the first unsupported step and explain why it changed.</w:t>
+      </w:r>
+    </w:p>
+    <w:p>
+      <w:pPr>
+        <w:spacing w:line="336" w:lineRule="auto" w:after="180"/>
+      </w:pPr>
+      <w:r>
+        <w:rPr>
+          <w:b w:val="0"/>
+        </w:rPr>
+        <w:t>A later check uses a changed case, not a copied answer.</w:t>
       </w:r>
     </w:p>
     <w:p>
@@ -1917,6 +2938,17 @@
     </w:p>
     <w:p>
       <w:r>
+        <w:t>Use this map to navigate Capstone service implementation, connect the goals to tasks and keep one evidence record for each attempt.</w:t>
+      </w:r>
+    </w:p>
+    <w:p>
+      <w:pPr>
+        <w:spacing w:line="336" w:lineRule="auto" w:after="180"/>
+      </w:pPr>
+      <w:r>
+        <w:rPr>
+          <w:b w:val="0"/>
+        </w:rPr>
         <w:t>Start with this question: Assemble a grounded prototype. A capstone answers from three approved garden cards and has read-only tools.</w:t>
       </w:r>
     </w:p>
@@ -2023,13 +3055,61 @@
       </w:tr>
     </w:tbl>
     <w:p>
-      <w:r>
-        <w:t>Remember → watch and explain → try with help → investigate → try independently → keep project evidence. Your teacher may spread this lesson across several classes.</w:t>
-      </w:r>
-    </w:p>
-    <w:p>
-      <w:r>
-        <w:t>Keep your first prediction. Compare it with what the evidence shows and explain any change.</w:t>
+      <w:pPr>
+        <w:spacing w:line="336" w:lineRule="auto" w:after="180"/>
+      </w:pPr>
+      <w:r>
+        <w:rPr>
+          <w:b w:val="0"/>
+        </w:rPr>
+        <w:t xml:space="preserve">Remember → watch and explain → try with help → investigate → try independently → keep project </w:t>
+      </w:r>
+      <w:r>
+        <w:rPr>
+          <w:b/>
+        </w:rPr>
+        <w:t>evidence</w:t>
+      </w:r>
+      <w:r>
+        <w:rPr>
+          <w:b w:val="0"/>
+        </w:rPr>
+        <w:t>. Your teacher may spread this lesson across several classes.</w:t>
+      </w:r>
+    </w:p>
+    <w:p>
+      <w:pPr>
+        <w:spacing w:line="336" w:lineRule="auto" w:after="180"/>
+      </w:pPr>
+      <w:r>
+        <w:rPr>
+          <w:b w:val="0"/>
+        </w:rPr>
+        <w:t xml:space="preserve">Keep your first </w:t>
+      </w:r>
+      <w:r>
+        <w:rPr>
+          <w:b/>
+        </w:rPr>
+        <w:t>prediction</w:t>
+      </w:r>
+      <w:r>
+        <w:rPr>
+          <w:b w:val="0"/>
+        </w:rPr>
+        <w:t xml:space="preserve">. Compare it with what the </w:t>
+      </w:r>
+      <w:r>
+        <w:rPr>
+          <w:b/>
+        </w:rPr>
+        <w:t>evidence</w:t>
+      </w:r>
+      <w:r>
+        <w:rPr>
+          <w:b w:val="0"/>
+        </w:rPr>
+        <w:t xml:space="preserve"> shows and explain any change.</w:t>
       </w:r>
     </w:p>
     <w:p>
@@ -2042,7 +3122,36 @@
     </w:p>
     <w:p>
       <w:r>
-        <w:t>Close your notes. Explain this goal in your own words: Explain the mechanism and terminology of capstone service implementation</w:t>
+        <w:t>Explain Capstone service implementation without notes, identify a remaining question and plan a later check with a changed case.</w:t>
+      </w:r>
+    </w:p>
+    <w:p>
+      <w:pPr>
+        <w:spacing w:line="336" w:lineRule="auto" w:after="180"/>
+      </w:pPr>
+      <w:r>
+        <w:rPr>
+          <w:b w:val="0"/>
+        </w:rPr>
+        <w:t xml:space="preserve">Close your notes. Explain this goal in your own words: Explain the </w:t>
+      </w:r>
+      <w:r>
+        <w:rPr>
+          <w:b/>
+        </w:rPr>
+        <w:t>mechanism</w:t>
+      </w:r>
+      <w:r>
+        <w:rPr>
+          <w:b w:val="0"/>
+        </w:rPr>
+        <w:t xml:space="preserve"> and terminology of capstone </w:t>
+      </w:r>
+      <w:r>
+        <w:rPr>
+          <w:b/>
+        </w:rPr>
+        <w:t>service implementation</w:t>
       </w:r>
     </w:p>
     <w:p>
@@ -2079,13 +3188,61 @@
       </w:r>
     </w:p>
     <w:p>
-      <w:r>
-        <w:t>If you are unsure, return to the worked picture and explain one arrow. If you are ready, change an input or assumption and justify your prediction.</w:t>
-      </w:r>
-    </w:p>
-    <w:p>
-      <w:r>
-        <w:t>Save your workbook evidence. At the next review, try a different case before opening your old answer.</w:t>
+      <w:pPr>
+        <w:spacing w:line="336" w:lineRule="auto" w:after="180"/>
+      </w:pPr>
+      <w:r>
+        <w:rPr>
+          <w:b w:val="0"/>
+        </w:rPr>
+        <w:t xml:space="preserve">If you are unsure, return to the worked picture and explain one arrow. If you are ready, change an </w:t>
+      </w:r>
+      <w:r>
+        <w:rPr>
+          <w:b/>
+        </w:rPr>
+        <w:t>input</w:t>
+      </w:r>
+      <w:r>
+        <w:rPr>
+          <w:b w:val="0"/>
+        </w:rPr>
+        <w:t xml:space="preserve"> or assumption and justify your </w:t>
+      </w:r>
+      <w:r>
+        <w:rPr>
+          <w:b/>
+        </w:rPr>
+        <w:t>prediction</w:t>
+      </w:r>
+      <w:r>
+        <w:rPr>
+          <w:b w:val="0"/>
+        </w:rPr>
+        <w:t>.</w:t>
+      </w:r>
+    </w:p>
+    <w:p>
+      <w:pPr>
+        <w:spacing w:line="336" w:lineRule="auto" w:after="180"/>
+      </w:pPr>
+      <w:r>
+        <w:rPr>
+          <w:b w:val="0"/>
+        </w:rPr>
+        <w:t xml:space="preserve">Save your workbook </w:t>
+      </w:r>
+      <w:r>
+        <w:rPr>
+          <w:b/>
+        </w:rPr>
+        <w:t>evidence</w:t>
+      </w:r>
+      <w:r>
+        <w:rPr>
+          <w:b w:val="0"/>
+        </w:rPr>
+        <w:t>. At the next review, try a different case before opening your old answer.</w:t>
       </w:r>
     </w:p>
     <w:p>
@@ -2098,11 +3255,28 @@
     </w:p>
     <w:p>
       <w:r>
+        <w:t>Attempt supported questions before using hints or feedback. Review a missing building block, then keep the completed work.</w:t>
+      </w:r>
+    </w:p>
+    <w:p>
+      <w:pPr>
+        <w:spacing w:line="336" w:lineRule="auto" w:after="180"/>
+      </w:pPr>
+      <w:r>
+        <w:rPr>
+          <w:b w:val="0"/>
+        </w:rPr>
         <w:t>Use this supported practice once, in the browser or on paper. Keep the reserved independent assessment for a separate first attempt before teacher feedback.</w:t>
       </w:r>
     </w:p>
     <w:p>
-      <w:r>
+      <w:pPr>
+        <w:spacing w:line="336" w:lineRule="auto" w:after="180"/>
+      </w:pPr>
+      <w:r>
+        <w:rPr>
+          <w:b w:val="0"/>
+        </w:rPr>
         <w:t>Assemble a grounded prototype. A capstone answers from three approved garden cards and has read-only tools.</w:t>
       </w:r>
     </w:p>
@@ -2115,27 +3289,61 @@
       </w:r>
     </w:p>
     <w:p>
-      <w:r>
+      <w:pPr>
+        <w:spacing w:line="336" w:lineRule="auto" w:after="180"/>
+      </w:pPr>
+      <w:r>
+        <w:rPr>
+          <w:b w:val="0"/>
+        </w:rPr>
         <w:t>Which labelled step matches this detail? Confirm factual agreement and absence of forbidden action.</w:t>
       </w:r>
     </w:p>
     <w:p>
-      <w:r>
+      <w:pPr>
+        <w:spacing w:line="336" w:lineRule="auto" w:after="180"/>
+        <w:shd w:fill="F4F9FC"/>
+      </w:pPr>
+      <w:r>
+        <w:rPr>
+          <w:b w:val="0"/>
+        </w:rPr>
         <w:t>1. Retrieve G2</w:t>
       </w:r>
     </w:p>
     <w:p>
-      <w:r>
+      <w:pPr>
+        <w:spacing w:line="336" w:lineRule="auto" w:after="180"/>
+        <w:shd w:fill="F4F9FC"/>
+      </w:pPr>
+      <w:r>
+        <w:rPr>
+          <w:b w:val="0"/>
+        </w:rPr>
         <w:t>2. Check final trace</w:t>
       </w:r>
     </w:p>
     <w:p>
-      <w:r>
+      <w:pPr>
+        <w:spacing w:line="336" w:lineRule="auto" w:after="180"/>
+        <w:shd w:fill="F4F9FC"/>
+      </w:pPr>
+      <w:r>
+        <w:rPr>
+          <w:b w:val="0"/>
+        </w:rPr>
         <w:t>3. Enforce tool limit</w:t>
       </w:r>
     </w:p>
     <w:p>
-      <w:r>
+      <w:pPr>
+        <w:spacing w:line="336" w:lineRule="auto" w:after="180"/>
+        <w:shd w:fill="F4F9FC"/>
+      </w:pPr>
+      <w:r>
+        <w:rPr>
+          <w:b w:val="0"/>
+        </w:rPr>
         <w:t>4. Draft with attribution</w:t>
       </w:r>
     </w:p>
@@ -2173,41 +3381,143 @@
       </w:r>
     </w:p>
     <w:p>
-      <w:r>
+      <w:pPr>
+        <w:pStyle w:val="Heading3"/>
+      </w:pPr>
+      <w:r>
+        <w:t>Hint · try first</w:t>
+      </w:r>
+    </w:p>
+    <w:p>
+      <w:pPr>
+        <w:spacing w:line="336" w:lineRule="auto" w:after="180"/>
+        <w:shd w:fill="F1F6F8"/>
+      </w:pPr>
+      <w:r>
+        <w:rPr>
+          <w:b w:val="0"/>
+        </w:rPr>
         <w:t>Hint if needed: Read the steps in the pictorial case. Match the supplied detail to the stage that performs or records it.</w:t>
       </w:r>
     </w:p>
     <w:p>
-      <w:r>
-        <w:t>After your attempt, compare with the supported explanation: Check final trace Confirm factual agreement and absence of forbidden action. Implementation joins retrieval, drafting, checking and authority in one observable path. Describing an edit does not authorise performing it.</w:t>
-      </w:r>
-    </w:p>
-    <w:p>
       <w:pPr>
         <w:pStyle w:val="Heading3"/>
       </w:pPr>
       <w:r>
+        <w:t>Feedback · compare after trying</w:t>
+      </w:r>
+    </w:p>
+    <w:p>
+      <w:pPr>
+        <w:spacing w:line="336" w:lineRule="auto" w:after="180"/>
+        <w:shd w:fill="F1F6FC"/>
+      </w:pPr>
+      <w:r>
+        <w:rPr>
+          <w:b w:val="0"/>
+        </w:rPr>
+        <w:t>After your attempt, compare with the supported explanation: Check final trace Confirm factual agreement and absence of forbidden action. Implementation joins retrieval, drafting, checking and authority in one observable path.</w:t>
+      </w:r>
+    </w:p>
+    <w:p>
+      <w:pPr>
+        <w:spacing w:line="336" w:lineRule="auto" w:after="180"/>
+        <w:shd w:fill="F1F6FC"/>
+      </w:pPr>
+      <w:r>
+        <w:rPr>
+          <w:b w:val="0"/>
+        </w:rPr>
+        <w:t>Describing an edit does not authorise performing it.</w:t>
+      </w:r>
+    </w:p>
+    <w:p>
+      <w:pPr>
+        <w:pStyle w:val="Heading3"/>
+      </w:pPr>
+      <w:r>
         <w:t>Practice 2: explain the deciding evidence</w:t>
       </w:r>
     </w:p>
     <w:p>
-      <w:r>
+      <w:pPr>
+        <w:pStyle w:val="Heading3"/>
+      </w:pPr>
+      <w:r>
+        <w:t>Changed case · predict first</w:t>
+      </w:r>
+    </w:p>
+    <w:p>
+      <w:pPr>
+        <w:spacing w:line="336" w:lineRule="auto" w:after="180"/>
+        <w:shd w:fill="F5F1FB"/>
+      </w:pPr>
+      <w:r>
+        <w:rPr>
+          <w:b w:val="0"/>
+        </w:rPr>
         <w:t>Changed-case practice: Remove G2 from the approved collection. Which conclusion is supported by the supplied facts?</w:t>
       </w:r>
     </w:p>
     <w:p>
-      <w:r>
+      <w:pPr>
+        <w:spacing w:line="336" w:lineRule="auto" w:after="180"/>
+        <w:shd w:fill="F4F9FC"/>
+      </w:pPr>
+      <w:r>
+        <w:rPr>
+          <w:b w:val="0"/>
+        </w:rPr>
         <w:t>1. Return unsupported for the fact request; editing remains prohibited.</w:t>
       </w:r>
     </w:p>
     <w:p>
-      <w:r>
-        <w:t>2. We can decide the result without examining the changed input or the procedure.</w:t>
-      </w:r>
-    </w:p>
-    <w:p>
-      <w:r>
-        <w:t>3. This one example guarantees correct results for every future input.</w:t>
+      <w:pPr>
+        <w:spacing w:line="336" w:lineRule="auto" w:after="180"/>
+        <w:shd w:fill="F4F9FC"/>
+      </w:pPr>
+      <w:r>
+        <w:rPr>
+          <w:b w:val="0"/>
+        </w:rPr>
+        <w:t xml:space="preserve">2. We can decide the result without examining the changed </w:t>
+      </w:r>
+      <w:r>
+        <w:rPr>
+          <w:b/>
+        </w:rPr>
+        <w:t>input</w:t>
+      </w:r>
+      <w:r>
+        <w:rPr>
+          <w:b w:val="0"/>
+        </w:rPr>
+        <w:t xml:space="preserve"> or the procedure.</w:t>
+      </w:r>
+    </w:p>
+    <w:p>
+      <w:pPr>
+        <w:spacing w:line="336" w:lineRule="auto" w:after="180"/>
+        <w:shd w:fill="F4F9FC"/>
+      </w:pPr>
+      <w:r>
+        <w:rPr>
+          <w:b w:val="0"/>
+        </w:rPr>
+        <w:t xml:space="preserve">3. This one example guarantees correct results for every future </w:t>
+      </w:r>
+      <w:r>
+        <w:rPr>
+          <w:b/>
+        </w:rPr>
+        <w:t>input</w:t>
+      </w:r>
+      <w:r>
+        <w:rPr>
+          <w:b w:val="0"/>
+        </w:rPr>
+        <w:t>.</w:t>
       </w:r>
     </w:p>
     <w:p>
@@ -2244,12 +3554,42 @@
       </w:r>
     </w:p>
     <w:p>
-      <w:r>
+      <w:pPr>
+        <w:pStyle w:val="Heading3"/>
+      </w:pPr>
+      <w:r>
+        <w:t>Hint · try first</w:t>
+      </w:r>
+    </w:p>
+    <w:p>
+      <w:pPr>
+        <w:spacing w:line="336" w:lineRule="auto" w:after="180"/>
+        <w:shd w:fill="F1F6F8"/>
+      </w:pPr>
+      <w:r>
+        <w:rPr>
+          <w:b w:val="0"/>
+        </w:rPr>
         <w:t>Hint if needed: Use the changed condition and the deciding step in the pictorial trace. The answer must say what follows from those facts.</w:t>
       </w:r>
     </w:p>
     <w:p>
-      <w:r>
+      <w:pPr>
+        <w:pStyle w:val="Heading3"/>
+      </w:pPr>
+      <w:r>
+        <w:t>Feedback · compare after trying</w:t>
+      </w:r>
+    </w:p>
+    <w:p>
+      <w:pPr>
+        <w:spacing w:line="336" w:lineRule="auto" w:after="180"/>
+        <w:shd w:fill="F1F6FC"/>
+      </w:pPr>
+      <w:r>
+        <w:rPr>
+          <w:b w:val="0"/>
+        </w:rPr>
         <w:t>After your attempt, compare with the supported explanation: Return unsupported for the fact request; editing remains prohibited. Grounding needs a present source while authority comes from the independent contract.</w:t>
       </w:r>
     </w:p>
@@ -2262,18 +3602,105 @@
       </w:r>
     </w:p>
     <w:p>
-      <w:r>
-        <w:t>Review Documentation and operational readiness (ai-6/32). Goal: Explain the mechanism and terminology of documentation and operational readiness. Short practice: Match SOURCE_UNAVAILABLE to its safe check and escalation owner. What is lost when the maintainer route is removed, even if the diagnostic instructions stay readable?. Return to this week and explain what you changed.</w:t>
-      </w:r>
-    </w:p>
-    <w:p>
-      <w:r>
-        <w:t>Review Security and privacy review (ai-6/30). Goal: Explain the mechanism and terminology of security and privacy review. Short practice: Trace private note content and analytics counts to their permitted readers. Why is storing full notes in the dashboard outside this design, and what risk can remain for tiny-group counts?. Return to this week and explain what you changed.</w:t>
-      </w:r>
-    </w:p>
-    <w:p>
-      <w:r>
-        <w:t>Review Human escalation workflows (ai-6/27). Goal: Explain the mechanism and terminology of human escalation workflows. Short practice: Identify the exact service boundary in the bottle question. What accurate information belongs in the supervisor handoff, and what remains unresolved if nobody is reachable?. Return to this week and explain what you changed.</w:t>
+      <w:pPr>
+        <w:spacing w:line="336" w:lineRule="auto" w:after="180"/>
+      </w:pPr>
+      <w:r>
+        <w:rPr>
+          <w:b w:val="0"/>
+        </w:rPr>
+        <w:t xml:space="preserve">Review Documentation and operational readiness (ai-6/32). Goal: Explain the </w:t>
+      </w:r>
+      <w:r>
+        <w:rPr>
+          <w:b/>
+        </w:rPr>
+        <w:t>mechanism</w:t>
+      </w:r>
+      <w:r>
+        <w:rPr>
+          <w:b w:val="0"/>
+        </w:rPr>
+        <w:t xml:space="preserve"> and terminology of documentation and operational readiness. Short practice: Match SOURCE_UNAVAILABLE to its safe check and escalation owner.</w:t>
+      </w:r>
+    </w:p>
+    <w:p>
+      <w:pPr>
+        <w:spacing w:line="336" w:lineRule="auto" w:after="180"/>
+      </w:pPr>
+      <w:r>
+        <w:rPr>
+          <w:b w:val="0"/>
+        </w:rPr>
+        <w:t>What is lost when the maintainer route is removed, even if the diagnostic instructions stay readable?. Return to this week and explain what you changed.</w:t>
+      </w:r>
+    </w:p>
+    <w:p>
+      <w:pPr>
+        <w:spacing w:line="336" w:lineRule="auto" w:after="180"/>
+      </w:pPr>
+      <w:r>
+        <w:rPr>
+          <w:b w:val="0"/>
+        </w:rPr>
+        <w:t xml:space="preserve">Review Security and privacy review (ai-6/30). Goal: Explain the </w:t>
+      </w:r>
+      <w:r>
+        <w:rPr>
+          <w:b/>
+        </w:rPr>
+        <w:t>mechanism</w:t>
+      </w:r>
+      <w:r>
+        <w:rPr>
+          <w:b w:val="0"/>
+        </w:rPr>
+        <w:t xml:space="preserve"> and terminology of security and privacy review. Short practice: Trace private note content and analytics counts to their permitted readers.</w:t>
+      </w:r>
+    </w:p>
+    <w:p>
+      <w:pPr>
+        <w:spacing w:line="336" w:lineRule="auto" w:after="180"/>
+      </w:pPr>
+      <w:r>
+        <w:rPr>
+          <w:b w:val="0"/>
+        </w:rPr>
+        <w:t>Why is storing full notes in the dashboard outside this design, and what risk can remain for tiny-group counts?. Return to this week and explain what you changed.</w:t>
+      </w:r>
+    </w:p>
+    <w:p>
+      <w:pPr>
+        <w:spacing w:line="336" w:lineRule="auto" w:after="180"/>
+      </w:pPr>
+      <w:r>
+        <w:rPr>
+          <w:b w:val="0"/>
+        </w:rPr>
+        <w:t xml:space="preserve">Review Human escalation workflows (ai-6/27). Goal: Explain the </w:t>
+      </w:r>
+      <w:r>
+        <w:rPr>
+          <w:b/>
+        </w:rPr>
+        <w:t>mechanism</w:t>
+      </w:r>
+      <w:r>
+        <w:rPr>
+          <w:b w:val="0"/>
+        </w:rPr>
+        <w:t xml:space="preserve"> and terminology of human escalation workflows. Short practice: Identify the exact service boundary in the bottle question.</w:t>
+      </w:r>
+    </w:p>
+    <w:p>
+      <w:pPr>
+        <w:spacing w:line="336" w:lineRule="auto" w:after="180"/>
+      </w:pPr>
+      <w:r>
+        <w:rPr>
+          <w:b w:val="0"/>
+        </w:rPr>
+        <w:t>What accurate information belongs in the supervisor handoff, and what remains unresolved if nobody is reachable?. Return to this week and explain what you changed.</w:t>
       </w:r>
     </w:p>
     <w:p>
@@ -2285,8 +3712,614 @@
       </w:r>
     </w:p>
     <w:p>
-      <w:r>
-        <w:t>Use Download completed work in the hosted lesson to export your answers, reflections, practice feedback and code-run evidence. Open the HTML copy to read or print it. Drafts stay in this browser when storage is available; clear drafts on a shared device.</w:t>
+      <w:pPr>
+        <w:spacing w:line="336" w:lineRule="auto" w:after="180"/>
+      </w:pPr>
+      <w:r>
+        <w:rPr>
+          <w:b w:val="0"/>
+        </w:rPr>
+        <w:t xml:space="preserve">Use Download completed work in the hosted lesson to export your answers, reflections, practice feedback and code-run </w:t>
+      </w:r>
+      <w:r>
+        <w:rPr>
+          <w:b/>
+        </w:rPr>
+        <w:t>evidence</w:t>
+      </w:r>
+      <w:r>
+        <w:rPr>
+          <w:b w:val="0"/>
+        </w:rPr>
+        <w:t>. Open the HTML copy to read or print it.</w:t>
+      </w:r>
+    </w:p>
+    <w:p>
+      <w:pPr>
+        <w:spacing w:line="336" w:lineRule="auto" w:after="180"/>
+      </w:pPr>
+      <w:r>
+        <w:rPr>
+          <w:b w:val="0"/>
+        </w:rPr>
+        <w:t>Drafts stay in this browser when storage is available; clear drafts on a shared device.</w:t>
+      </w:r>
+    </w:p>
+    <w:p>
+      <w:pPr>
+        <w:pStyle w:val="Heading1"/>
+      </w:pPr>
+      <w:r>
+        <w:t>18. Visual concept journey</w:t>
+      </w:r>
+    </w:p>
+    <w:p>
+      <w:r>
+        <w:t>Explain each Capstone service implementation graphic using its labels, deciding evidence and relevant limitation.</w:t>
+      </w:r>
+    </w:p>
+    <w:p>
+      <w:pPr>
+        <w:pStyle w:val="Heading3"/>
+      </w:pPr>
+      <w:r>
+        <w:t>01. Capstone service implementation: the case</w:t>
+      </w:r>
+    </w:p>
+    <w:p>
+      <w:r>
+        <w:drawing>
+          <wp:inline xmlns:a="http://schemas.openxmlformats.org/drawingml/2006/main" xmlns:pic="http://schemas.openxmlformats.org/drawingml/2006/picture">
+            <wp:extent cx="5486400" cy="2834640"/>
+            <wp:docPr id="2" name="Picture 2" descr="Assemble a grounded prototype. A capstone answers from three approved garden cards and has read-only tools. Supplied facts: G2 says mint needs regular watering. The request asks what G2 says and asks the service to change G2."/>
+            <wp:cNvGraphicFramePr>
+              <a:graphicFrameLocks noChangeAspect="1"/>
+            </wp:cNvGraphicFramePr>
+            <a:graphic>
+              <a:graphicData uri="http://schemas.openxmlformats.org/drawingml/2006/picture">
+                <pic:pic>
+                  <pic:nvPicPr>
+                    <pic:cNvPr id="0" name="academy-story-ai-6-33-01.png"/>
+                    <pic:cNvPicPr/>
+                  </pic:nvPicPr>
+                  <pic:blipFill>
+                    <a:blip r:embed="rId10"/>
+                    <a:stretch>
+                      <a:fillRect/>
+                    </a:stretch>
+                  </pic:blipFill>
+                  <pic:spPr>
+                    <a:xfrm>
+                      <a:off x="0" y="0"/>
+                      <a:ext cx="5486400" cy="2834640"/>
+                    </a:xfrm>
+                    <a:prstGeom prst="rect"/>
+                  </pic:spPr>
+                </pic:pic>
+              </a:graphicData>
+            </a:graphic>
+          </wp:inline>
+        </w:drawing>
+      </w:r>
+    </w:p>
+    <w:p>
+      <w:pPr>
+        <w:spacing w:line="336" w:lineRule="auto" w:after="180"/>
+      </w:pPr>
+      <w:r>
+        <w:rPr>
+          <w:b w:val="0"/>
+        </w:rPr>
+        <w:t>Assemble a grounded prototype. A capstone answers from three approved garden cards and has read-only tools. Supplied facts: G2 says mint needs regular watering. The request asks what G2 says and asks the service to change G2.</w:t>
+      </w:r>
+    </w:p>
+    <w:p>
+      <w:pPr>
+        <w:spacing w:line="336" w:lineRule="auto" w:after="180"/>
+        <w:shd w:fill="F5F1FB"/>
+      </w:pPr>
+      <w:r>
+        <w:rPr>
+          <w:b w:val="0"/>
+        </w:rPr>
+        <w:t>Point to the given fact that matters most. Explain why it matters.</w:t>
+      </w:r>
+    </w:p>
+    <w:p>
+      <w:pPr>
+        <w:pStyle w:val="Heading3"/>
+      </w:pPr>
+      <w:r>
+        <w:t>02. Follow the deciding steps</w:t>
+      </w:r>
+    </w:p>
+    <w:p>
+      <w:r>
+        <w:drawing>
+          <wp:inline xmlns:a="http://schemas.openxmlformats.org/drawingml/2006/main" xmlns:pic="http://schemas.openxmlformats.org/drawingml/2006/picture">
+            <wp:extent cx="5486400" cy="4005072"/>
+            <wp:docPr id="3" name="Picture 3" descr="Retrieve G2: Use the approved card for the supplied watering claim. → Draft with attribution: Phrase that claim and identify G2 as its source. → Enforce tool limit: Refuse the change request; no edit tool is authorised. → Check final trace: Confirm factual agreement and absence of forbidden action."/>
+            <wp:cNvGraphicFramePr>
+              <a:graphicFrameLocks noChangeAspect="1"/>
+            </wp:cNvGraphicFramePr>
+            <a:graphic>
+              <a:graphicData uri="http://schemas.openxmlformats.org/drawingml/2006/picture">
+                <pic:pic>
+                  <pic:nvPicPr>
+                    <pic:cNvPr id="0" name="academy-story-ai-6-33-02.png"/>
+                    <pic:cNvPicPr/>
+                  </pic:nvPicPr>
+                  <pic:blipFill>
+                    <a:blip r:embed="rId11"/>
+                    <a:stretch>
+                      <a:fillRect/>
+                    </a:stretch>
+                  </pic:blipFill>
+                  <pic:spPr>
+                    <a:xfrm>
+                      <a:off x="0" y="0"/>
+                      <a:ext cx="5486400" cy="4005072"/>
+                    </a:xfrm>
+                    <a:prstGeom prst="rect"/>
+                  </pic:spPr>
+                </pic:pic>
+              </a:graphicData>
+            </a:graphic>
+          </wp:inline>
+        </w:drawing>
+      </w:r>
+    </w:p>
+    <w:p>
+      <w:pPr>
+        <w:spacing w:line="336" w:lineRule="auto" w:after="180"/>
+      </w:pPr>
+      <w:r>
+        <w:rPr>
+          <w:b w:val="0"/>
+        </w:rPr>
+        <w:t>Retrieve G2: Use the approved card for the supplied watering claim. → Draft with attribution: Phrase that claim and identify G2 as its source. → Enforce tool limit: Refuse the change request; no edit tool is authorised. → Check final trace: Confirm factual agreement and absence of forbidden action.</w:t>
+      </w:r>
+    </w:p>
+    <w:p>
+      <w:pPr>
+        <w:spacing w:line="336" w:lineRule="auto" w:after="180"/>
+        <w:shd w:fill="F5F1FB"/>
+      </w:pPr>
+      <w:r>
+        <w:rPr>
+          <w:b w:val="0"/>
+        </w:rPr>
+        <w:t xml:space="preserve">Point to each numbered stage and explain which recorded </w:t>
+      </w:r>
+      <w:r>
+        <w:rPr>
+          <w:b/>
+        </w:rPr>
+        <w:t>input</w:t>
+      </w:r>
+      <w:r>
+        <w:rPr>
+          <w:b w:val="0"/>
+        </w:rPr>
+        <w:t xml:space="preserve"> it uses.</w:t>
+      </w:r>
+    </w:p>
+    <w:p>
+      <w:pPr>
+        <w:pStyle w:val="Heading3"/>
+      </w:pPr>
+      <w:r>
+        <w:t>03. Capstone service implementation — evidence trace</w:t>
+      </w:r>
+    </w:p>
+    <w:p>
+      <w:r>
+        <w:drawing>
+          <wp:inline xmlns:a="http://schemas.openxmlformats.org/drawingml/2006/main" xmlns:pic="http://schemas.openxmlformats.org/drawingml/2006/picture">
+            <wp:extent cx="5486400" cy="2843784"/>
+            <wp:docPr id="4" name="Picture 4" descr="Capstone service implementation — evidence trace. Room A has approval and capacity12; room B lacks approval; teacher guide T is restricted. Student requests each. | Validate request, establish session role, filter sources, lookup matching current records, return supported or review, validate output and log minimised metadata. | A supported12; B review with null claims; T denied before lookup. The implementation must expose these distinct outcomes."/>
+            <wp:cNvGraphicFramePr>
+              <a:graphicFrameLocks noChangeAspect="1"/>
+            </wp:cNvGraphicFramePr>
+            <a:graphic>
+              <a:graphicData uri="http://schemas.openxmlformats.org/drawingml/2006/picture">
+                <pic:pic>
+                  <pic:nvPicPr>
+                    <pic:cNvPr id="0" name="academy-story-ai-6-33-03.png"/>
+                    <pic:cNvPicPr/>
+                  </pic:nvPicPr>
+                  <pic:blipFill>
+                    <a:blip r:embed="rId12"/>
+                    <a:stretch>
+                      <a:fillRect/>
+                    </a:stretch>
+                  </pic:blipFill>
+                  <pic:spPr>
+                    <a:xfrm>
+                      <a:off x="0" y="0"/>
+                      <a:ext cx="5486400" cy="2843784"/>
+                    </a:xfrm>
+                    <a:prstGeom prst="rect"/>
+                  </pic:spPr>
+                </pic:pic>
+              </a:graphicData>
+            </a:graphic>
+          </wp:inline>
+        </w:drawing>
+      </w:r>
+    </w:p>
+    <w:p>
+      <w:pPr>
+        <w:spacing w:line="336" w:lineRule="auto" w:after="180"/>
+      </w:pPr>
+      <w:r>
+        <w:rPr>
+          <w:b w:val="0"/>
+        </w:rPr>
+        <w:t xml:space="preserve">Capstone </w:t>
+      </w:r>
+      <w:r>
+        <w:rPr>
+          <w:b/>
+        </w:rPr>
+        <w:t>service implementation</w:t>
+      </w:r>
+      <w:r>
+        <w:rPr>
+          <w:b w:val="0"/>
+        </w:rPr>
+        <w:t xml:space="preserve"> — </w:t>
+      </w:r>
+      <w:r>
+        <w:rPr>
+          <w:b/>
+        </w:rPr>
+        <w:t>evidence</w:t>
+      </w:r>
+      <w:r>
+        <w:rPr>
+          <w:b w:val="0"/>
+        </w:rPr>
+        <w:t xml:space="preserve"> trace. Room A has approval and capacity12; room B lacks approval; teacher guide T is restricted.</w:t>
+      </w:r>
+    </w:p>
+    <w:p>
+      <w:pPr>
+        <w:spacing w:line="336" w:lineRule="auto" w:after="180"/>
+      </w:pPr>
+      <w:r>
+        <w:rPr>
+          <w:b w:val="0"/>
+        </w:rPr>
+        <w:t xml:space="preserve">Student requests each. | Validate request, establish session role, filter sources, lookup matching current records, return supported or review, validate </w:t>
+      </w:r>
+      <w:r>
+        <w:rPr>
+          <w:b/>
+        </w:rPr>
+        <w:t>output</w:t>
+      </w:r>
+      <w:r>
+        <w:rPr>
+          <w:b w:val="0"/>
+        </w:rPr>
+        <w:t xml:space="preserve"> and log minimised metadata. | A supported12; B review with null claims; T denied before lookup.</w:t>
+      </w:r>
+    </w:p>
+    <w:p>
+      <w:pPr>
+        <w:spacing w:line="336" w:lineRule="auto" w:after="180"/>
+      </w:pPr>
+      <w:r>
+        <w:rPr>
+          <w:b w:val="0"/>
+        </w:rPr>
+        <w:t>The implementation must expose these distinct outcomes.</w:t>
+      </w:r>
+    </w:p>
+    <w:p>
+      <w:pPr>
+        <w:spacing w:line="336" w:lineRule="auto" w:after="180"/>
+        <w:shd w:fill="F5F1FB"/>
+      </w:pPr>
+      <w:r>
+        <w:rPr>
+          <w:b w:val="0"/>
+        </w:rPr>
+        <w:t>Read the labels and values. Explain the relationship the model shows.</w:t>
+      </w:r>
+    </w:p>
+    <w:p>
+      <w:pPr>
+        <w:pStyle w:val="Heading3"/>
+      </w:pPr>
+      <w:r>
+        <w:t>04. Change one thing. Trace what follows.</w:t>
+      </w:r>
+    </w:p>
+    <w:p>
+      <w:r>
+        <w:drawing>
+          <wp:inline xmlns:a="http://schemas.openxmlformats.org/drawingml/2006/main" xmlns:pic="http://schemas.openxmlformats.org/drawingml/2006/picture">
+            <wp:extent cx="5486400" cy="3026664"/>
+            <wp:docPr id="5" name="Picture 5" descr="Original case: Confirm factual agreement and absence of forbidden action. Changed condition: Remove G2 from the approved collection. Expected result: Return unsupported for the fact request; editing remains prohibited. Reason: Grounding needs a present source while authority comes from the independent contract."/>
+            <wp:cNvGraphicFramePr>
+              <a:graphicFrameLocks noChangeAspect="1"/>
+            </wp:cNvGraphicFramePr>
+            <a:graphic>
+              <a:graphicData uri="http://schemas.openxmlformats.org/drawingml/2006/picture">
+                <pic:pic>
+                  <pic:nvPicPr>
+                    <pic:cNvPr id="0" name="academy-story-ai-6-33-04.png"/>
+                    <pic:cNvPicPr/>
+                  </pic:nvPicPr>
+                  <pic:blipFill>
+                    <a:blip r:embed="rId13"/>
+                    <a:stretch>
+                      <a:fillRect/>
+                    </a:stretch>
+                  </pic:blipFill>
+                  <pic:spPr>
+                    <a:xfrm>
+                      <a:off x="0" y="0"/>
+                      <a:ext cx="5486400" cy="3026664"/>
+                    </a:xfrm>
+                    <a:prstGeom prst="rect"/>
+                  </pic:spPr>
+                </pic:pic>
+              </a:graphicData>
+            </a:graphic>
+          </wp:inline>
+        </w:drawing>
+      </w:r>
+    </w:p>
+    <w:p>
+      <w:pPr>
+        <w:spacing w:line="336" w:lineRule="auto" w:after="180"/>
+      </w:pPr>
+      <w:r>
+        <w:rPr>
+          <w:b w:val="0"/>
+        </w:rPr>
+        <w:t>Original case: Confirm factual agreement and absence of forbidden action. Changed condition: Remove G2 from the approved collection. Expected result: Return unsupported for the fact request; editing remains prohibited.</w:t>
+      </w:r>
+    </w:p>
+    <w:p>
+      <w:pPr>
+        <w:spacing w:line="336" w:lineRule="auto" w:after="180"/>
+      </w:pPr>
+      <w:r>
+        <w:rPr>
+          <w:b w:val="0"/>
+        </w:rPr>
+        <w:t>Reason: Grounding needs a present source while authority comes from the independent contract.</w:t>
+      </w:r>
+    </w:p>
+    <w:p>
+      <w:pPr>
+        <w:spacing w:line="336" w:lineRule="auto" w:after="180"/>
+        <w:shd w:fill="F5F1FB"/>
+      </w:pPr>
+      <w:r>
+        <w:rPr>
+          <w:b w:val="0"/>
+        </w:rPr>
+        <w:t>Predict before checking the worked changed-case result. Name what changed and what the supplied facts allow you to conclude.</w:t>
+      </w:r>
+    </w:p>
+    <w:p>
+      <w:pPr>
+        <w:pStyle w:val="Heading3"/>
+      </w:pPr>
+      <w:r>
+        <w:t>05. Connect the explanation to its limit</w:t>
+      </w:r>
+    </w:p>
+    <w:p>
+      <w:r>
+        <w:drawing>
+          <wp:inline xmlns:a="http://schemas.openxmlformats.org/drawingml/2006/main" xmlns:pic="http://schemas.openxmlformats.org/drawingml/2006/picture">
+            <wp:extent cx="5486400" cy="2834640"/>
+            <wp:docPr id="6" name="Picture 6" descr="Implementation joins retrieval, drafting, checking and authority in one observable path. Describing an edit does not authorise performing it. Limit: A three-card prototype provides bounded evidence, not production reliability or independent gardening expertise."/>
+            <wp:cNvGraphicFramePr>
+              <a:graphicFrameLocks noChangeAspect="1"/>
+            </wp:cNvGraphicFramePr>
+            <a:graphic>
+              <a:graphicData uri="http://schemas.openxmlformats.org/drawingml/2006/picture">
+                <pic:pic>
+                  <pic:nvPicPr>
+                    <pic:cNvPr id="0" name="academy-story-ai-6-33-05.png"/>
+                    <pic:cNvPicPr/>
+                  </pic:nvPicPr>
+                  <pic:blipFill>
+                    <a:blip r:embed="rId14"/>
+                    <a:stretch>
+                      <a:fillRect/>
+                    </a:stretch>
+                  </pic:blipFill>
+                  <pic:spPr>
+                    <a:xfrm>
+                      <a:off x="0" y="0"/>
+                      <a:ext cx="5486400" cy="2834640"/>
+                    </a:xfrm>
+                    <a:prstGeom prst="rect"/>
+                  </pic:spPr>
+                </pic:pic>
+              </a:graphicData>
+            </a:graphic>
+          </wp:inline>
+        </w:drawing>
+      </w:r>
+    </w:p>
+    <w:p>
+      <w:pPr>
+        <w:spacing w:line="336" w:lineRule="auto" w:after="180"/>
+      </w:pPr>
+      <w:r>
+        <w:rPr>
+          <w:b w:val="0"/>
+        </w:rPr>
+        <w:t>Implementation joins retrieval, drafting, checking and authority in one observable path. Describing an edit does not authorise performing it.</w:t>
+      </w:r>
+    </w:p>
+    <w:p>
+      <w:pPr>
+        <w:spacing w:line="336" w:lineRule="auto" w:after="180"/>
+      </w:pPr>
+      <w:r>
+        <w:rPr>
+          <w:b w:val="0"/>
+        </w:rPr>
+        <w:t xml:space="preserve">Limit: A three-card prototype provides bounded </w:t>
+      </w:r>
+      <w:r>
+        <w:rPr>
+          <w:b/>
+        </w:rPr>
+        <w:t>evidence</w:t>
+      </w:r>
+      <w:r>
+        <w:rPr>
+          <w:b w:val="0"/>
+        </w:rPr>
+        <w:t>, not production reliability or independent gardening expertise.</w:t>
+      </w:r>
+    </w:p>
+    <w:p>
+      <w:pPr>
+        <w:spacing w:line="336" w:lineRule="auto" w:after="180"/>
+        <w:shd w:fill="F5F1FB"/>
+      </w:pPr>
+      <w:r>
+        <w:rPr>
+          <w:b w:val="0"/>
+        </w:rPr>
+        <w:t>Explain the case, then point to a limit on the claim.</w:t>
+      </w:r>
+    </w:p>
+    <w:p>
+      <w:pPr>
+        <w:pStyle w:val="Heading3"/>
+      </w:pPr>
+      <w:r>
+        <w:t>06. Make the idea visible in your project</w:t>
+      </w:r>
+    </w:p>
+    <w:p>
+      <w:r>
+        <w:drawing>
+          <wp:inline xmlns:a="http://schemas.openxmlformats.org/drawingml/2006/main" xmlns:pic="http://schemas.openxmlformats.org/drawingml/2006/picture">
+            <wp:extent cx="5486400" cy="3529584"/>
+            <wp:docPr id="7" name="Picture 7" descr="For the Grounded Learning Service, retain an annotated trace and the changed-case result. Name the contract or evidence that makes the deciding step valid, so another team can review it. Draw your input, deciding step, result and limit. Supported question: Trace the G2 fact request and edit request through the prototype. What can be returned, what cannot be done, and how does removing G2 change those two outcomes?"/>
+            <wp:cNvGraphicFramePr>
+              <a:graphicFrameLocks noChangeAspect="1"/>
+            </wp:cNvGraphicFramePr>
+            <a:graphic>
+              <a:graphicData uri="http://schemas.openxmlformats.org/drawingml/2006/picture">
+                <pic:pic>
+                  <pic:nvPicPr>
+                    <pic:cNvPr id="0" name="academy-story-ai-6-33-06.png"/>
+                    <pic:cNvPicPr/>
+                  </pic:nvPicPr>
+                  <pic:blipFill>
+                    <a:blip r:embed="rId15"/>
+                    <a:stretch>
+                      <a:fillRect/>
+                    </a:stretch>
+                  </pic:blipFill>
+                  <pic:spPr>
+                    <a:xfrm>
+                      <a:off x="0" y="0"/>
+                      <a:ext cx="5486400" cy="3529584"/>
+                    </a:xfrm>
+                    <a:prstGeom prst="rect"/>
+                  </pic:spPr>
+                </pic:pic>
+              </a:graphicData>
+            </a:graphic>
+          </wp:inline>
+        </w:drawing>
+      </w:r>
+    </w:p>
+    <w:p>
+      <w:pPr>
+        <w:spacing w:line="336" w:lineRule="auto" w:after="180"/>
+      </w:pPr>
+      <w:r>
+        <w:rPr>
+          <w:b w:val="0"/>
+        </w:rPr>
+        <w:t xml:space="preserve">For the Grounded Learning Service, retain an annotated trace and the changed-case result. Name the contract or </w:t>
+      </w:r>
+      <w:r>
+        <w:rPr>
+          <w:b/>
+        </w:rPr>
+        <w:t>evidence</w:t>
+      </w:r>
+      <w:r>
+        <w:rPr>
+          <w:b w:val="0"/>
+        </w:rPr>
+        <w:t xml:space="preserve"> that makes the deciding step valid, so another team can review it.</w:t>
+      </w:r>
+    </w:p>
+    <w:p>
+      <w:pPr>
+        <w:spacing w:line="336" w:lineRule="auto" w:after="180"/>
+      </w:pPr>
+      <w:r>
+        <w:rPr>
+          <w:b w:val="0"/>
+        </w:rPr>
+        <w:t xml:space="preserve">Draw your </w:t>
+      </w:r>
+      <w:r>
+        <w:rPr>
+          <w:b/>
+        </w:rPr>
+        <w:t>input</w:t>
+      </w:r>
+      <w:r>
+        <w:rPr>
+          <w:b w:val="0"/>
+        </w:rPr>
+        <w:t>, deciding step, result and limit. Supported question: Trace the G2 fact request and edit request through the prototype.</w:t>
+      </w:r>
+    </w:p>
+    <w:p>
+      <w:pPr>
+        <w:spacing w:line="336" w:lineRule="auto" w:after="180"/>
+      </w:pPr>
+      <w:r>
+        <w:rPr>
+          <w:b w:val="0"/>
+        </w:rPr>
+        <w:t>What can be returned, what cannot be done, and how does removing G2 change those two outcomes?</w:t>
+      </w:r>
+    </w:p>
+    <w:p>
+      <w:pPr>
+        <w:spacing w:line="336" w:lineRule="auto" w:after="180"/>
+        <w:shd w:fill="F5F1FB"/>
+      </w:pPr>
+      <w:r>
+        <w:rPr>
+          <w:b w:val="0"/>
+        </w:rPr>
+        <w:t xml:space="preserve">Draw your project trace and justify the deciding step using </w:t>
+      </w:r>
+      <w:r>
+        <w:rPr>
+          <w:b/>
+        </w:rPr>
+        <w:t>evidence</w:t>
+      </w:r>
+      <w:r>
+        <w:rPr>
+          <w:b w:val="0"/>
+        </w:rPr>
+        <w:t>.</w:t>
       </w:r>
     </w:p>
     <w:sectPr>

--- a/downloads/student/ai-6-week-33.docx
+++ b/downloads/student/ai-6-week-33.docx
@@ -523,7 +523,7 @@
           </w:tcPr>
           <w:p>
             <w:r>
-              <w:t>Room A has approval and capacity12; room B lacks approval; teacher guide T is restricted. Student requests each.</w:t>
+              <w:t>Room A has approval and capacity 12; room B lacks approval; teacher guide T is restricted. Student requests each.</w:t>
             </w:r>
           </w:p>
         </w:tc>
@@ -543,7 +543,7 @@
           </w:tcPr>
           <w:p>
             <w:r>
-              <w:t>A supported12; B review with null claims; T denied before lookup. The implementation must expose these distinct outcomes.</w:t>
+              <w:t>A supported 12; B review with null claims; T denied before lookup. The implementation must expose these distinct outcomes.</w:t>
             </w:r>
           </w:p>
         </w:tc>
@@ -660,7 +660,7 @@
         <w:rPr>
           <w:b w:val="0"/>
         </w:rPr>
-        <w:t>Room A has approval and capacity12; room B lacks approval; teacher guide T is restricted. Student requests each. Show the intermediate steps and give the conclusion with its scope.</w:t>
+        <w:t>Room A has approval and capacity 12; room B lacks approval; teacher guide T is restricted. Student requests each. Show the intermediate steps and give the conclusion with its scope.</w:t>
       </w:r>
     </w:p>
     <w:p>
@@ -929,7 +929,7 @@
         <w:rPr>
           <w:b w:val="0"/>
         </w:rPr>
-        <w:t>Room A has approval and capacity12; room B lacks approval; teacher guide T is restricted. Student requests each.</w:t>
+        <w:t>Room A has approval and capacity 12; room B lacks approval; teacher guide T is restricted. Student requests each.</w:t>
       </w:r>
     </w:p>
     <w:p>
@@ -940,7 +940,7 @@
         <w:rPr>
           <w:b w:val="0"/>
         </w:rPr>
-        <w:t>A supported12; B review with null claims; T denied before lookup. The implementation must expose these distinct outcomes.</w:t>
+        <w:t>A supported 12; B review with null claims; T denied before lookup. The implementation must expose these distinct outcomes.</w:t>
       </w:r>
     </w:p>
     <w:p>
@@ -1922,7 +1922,7 @@
         <w:rPr>
           <w:b w:val="0"/>
         </w:rPr>
-        <w:t>Room A has approval and capacity12; room B lacks approval; teacher guide T is restricted. Student requests each. Show the intermediate steps and give the conclusion with its scope.</w:t>
+        <w:t>Room A has approval and capacity 12; room B lacks approval; teacher guide T is restricted. Student requests each. Show the intermediate steps and give the conclusion with its scope.</w:t>
       </w:r>
     </w:p>
     <w:tbl>
@@ -2269,7 +2269,7 @@
         <w:rPr>
           <w:b w:val="0"/>
         </w:rPr>
-        <w:t xml:space="preserve"> pack: Room C has current approval and capacity0; D lacks register. Student requests C, D.</w:t>
+        <w:t xml:space="preserve"> pack: Room C has current approval and capacity 0; D lacks register. Student requests C, D.</w:t>
       </w:r>
     </w:p>
     <w:p>
@@ -2642,7 +2642,7 @@
           </w:tcPr>
           <w:p>
             <w:r>
-              <w:t>Room A has approval and capacity12; room B lacks approval; teacher guide T is restricted. Student requests each.</w:t>
+              <w:t>Room A has approval and capacity 12; room B lacks approval; teacher guide T is restricted. Student requests each.</w:t>
             </w:r>
           </w:p>
         </w:tc>
@@ -2662,7 +2662,7 @@
           </w:tcPr>
           <w:p>
             <w:r>
-              <w:t>A supported12; B review with null claims; T denied before lookup. The implementation must expose these distinct outcomes.</w:t>
+              <w:t>A supported 12; B review with null claims; T denied before lookup. The implementation must expose these distinct outcomes.</w:t>
             </w:r>
           </w:p>
         </w:tc>
@@ -2763,7 +2763,7 @@
         <w:rPr>
           <w:b w:val="0"/>
         </w:rPr>
-        <w:t>Room C has current approval and capacity0; D lacks register. Student requests C, D.</w:t>
+        <w:t>Room C has current approval and capacity 0; D lacks register. Student requests C, D.</w:t>
       </w:r>
     </w:p>
     <w:p>
@@ -2836,7 +2836,7 @@
         <w:rPr>
           <w:b w:val="0"/>
         </w:rPr>
-        <w:t>Room C has current approval and capacity0; D lacks register. Student requests C, D.</w:t>
+        <w:t>Room C has current approval and capacity 0; D lacks register. Student requests C, D.</w:t>
       </w:r>
     </w:p>
     <w:p>
@@ -3917,7 +3917,7 @@
         <w:drawing>
           <wp:inline xmlns:a="http://schemas.openxmlformats.org/drawingml/2006/main" xmlns:pic="http://schemas.openxmlformats.org/drawingml/2006/picture">
             <wp:extent cx="5486400" cy="2843784"/>
-            <wp:docPr id="4" name="Picture 4" descr="Capstone service implementation — evidence trace. Room A has approval and capacity12; room B lacks approval; teacher guide T is restricted. Student requests each. | Validate request, establish session role, filter sources, lookup matching current records, return supported or review, validate output and log minimised metadata. | A supported12; B review with null claims; T denied before lookup. The implementation must expose these distinct outcomes."/>
+            <wp:docPr id="4" name="Picture 4" descr="Capstone service implementation — evidence trace. Room A has approval and capacity 12; room B lacks approval; teacher guide T is restricted. Student requests each. | Validate request, establish session role, filter sources, lookup matching current records, return supported or review, validate output and log minimised metadata. | A supported 12; B review with null claims; T denied before lookup. The implementation must expose these distinct outcomes."/>
             <wp:cNvGraphicFramePr>
               <a:graphicFrameLocks noChangeAspect="1"/>
             </wp:cNvGraphicFramePr>
@@ -3980,7 +3980,7 @@
         <w:rPr>
           <w:b w:val="0"/>
         </w:rPr>
-        <w:t xml:space="preserve"> trace. Room A has approval and capacity12; room B lacks approval; teacher guide T is restricted.</w:t>
+        <w:t xml:space="preserve"> trace. Room A has approval and capacity 12; room B lacks approval; teacher guide T is restricted.</w:t>
       </w:r>
     </w:p>
     <w:p>
@@ -4003,7 +4003,7 @@
         <w:rPr>
           <w:b w:val="0"/>
         </w:rPr>
-        <w:t xml:space="preserve"> and log minimised metadata. | A supported12; B review with null claims; T denied before lookup.</w:t>
+        <w:t xml:space="preserve"> and log minimised metadata. | A supported 12; B review with null claims; T denied before lookup.</w:t>
       </w:r>
     </w:p>
     <w:p>

--- a/downloads/student/ai-6-week-33.docx
+++ b/downloads/student/ai-6-week-33.docx
@@ -25,12 +25,17 @@
         <w:pStyle w:val="Heading1"/>
       </w:pPr>
       <w:r>
-        <w:t>Before you start</w:t>
-      </w:r>
-    </w:p>
-    <w:p>
-      <w:r>
-        <w:t>Recall Documentation and operational readiness. Explain why a recorded result needs its input conditions and evidence source before it can support a claim.</w:t>
+        <w:t>Validate the request. Ground the claim. Preserve the boundary.</w:t>
+      </w:r>
+    </w:p>
+    <w:p>
+      <w:r>
+        <w:t>Implement a deterministic read-only baseline with distinct supported, review, denied and invalid-input outcomes.</w:t>
+      </w:r>
+    </w:p>
+    <w:p>
+      <w:r>
+        <w:t>Complete interface → A/B/T ledger → G2 read/edit picture → type/null probes → runnable baseline → independent zero/missing case.</w:t>
       </w:r>
     </w:p>
     <w:p>
@@ -38,20 +43,20 @@
         <w:pStyle w:val="Heading1"/>
       </w:pPr>
       <w:r>
-        <w:t>01. Your mission</w:t>
-      </w:r>
-    </w:p>
-    <w:p>
-      <w:r>
-        <w:t>Start with the target: Explain the mechanism and terminology of capstone service implementation. Try the recall before opening notes.</w:t>
-      </w:r>
-    </w:p>
-    <w:p>
-      <w:pPr>
-        <w:pStyle w:val="Heading3"/>
-      </w:pPr>
-      <w:r>
-        <w:t>Your learning target</w:t>
+        <w:t>01. Build one observable read-only path with distinct outcomes</w:t>
+      </w:r>
+    </w:p>
+    <w:p>
+      <w:r>
+        <w:t>Supported, review, denied and invalid input must not collapse into one answer.</w:t>
+      </w:r>
+    </w:p>
+    <w:p>
+      <w:pPr>
+        <w:pStyle w:val="Heading2"/>
+      </w:pPr>
+      <w:r>
+        <w:t>Learning goals</w:t>
       </w:r>
     </w:p>
     <w:p>
@@ -113,10 +118,10 @@
     </w:p>
     <w:p>
       <w:pPr>
-        <w:pStyle w:val="Heading3"/>
-      </w:pPr>
-      <w:r>
-        <w:t>Remember before reading</w:t>
+        <w:pStyle w:val="Heading2"/>
+      </w:pPr>
+      <w:r>
+        <w:t>Retrieve strict interfaces, trusted scope and source evidence</w:t>
       </w:r>
     </w:p>
     <w:p>
@@ -188,6 +193,100 @@
     </w:p>
     <w:p>
       <w:pPr>
+        <w:pStyle w:val="Heading2"/>
+      </w:pPr>
+      <w:r>
+        <w:t>Prerequisite and starting response</w:t>
+      </w:r>
+    </w:p>
+    <w:p>
+      <w:pPr>
+        <w:pStyle w:val="ListBullet"/>
+      </w:pPr>
+      <w:r>
+        <w:t>Recall Documentation and operational readiness. Explain why a recorded result needs its input conditions and evidence source before it can support a claim.</w:t>
+      </w:r>
+    </w:p>
+    <w:p>
+      <w:pPr>
+        <w:pStyle w:val="Heading3"/>
+      </w:pPr>
+      <w:r>
+        <w:t>My starting explanation</w:t>
+      </w:r>
+    </w:p>
+    <w:p>
+      <w:r>
+        <w:t>________________________________________________________________</w:t>
+      </w:r>
+    </w:p>
+    <w:p>
+      <w:r>
+        <w:t>________________________________________________________________</w:t>
+      </w:r>
+    </w:p>
+    <w:p>
+      <w:r>
+        <w:t>________________________________________________________________</w:t>
+      </w:r>
+    </w:p>
+    <w:p>
+      <w:pPr>
+        <w:pStyle w:val="Heading2"/>
+      </w:pPr>
+      <w:r>
+        <w:t>End goal</w:t>
+      </w:r>
+    </w:p>
+    <w:p>
+      <w:pPr>
+        <w:spacing w:line="336" w:lineRule="auto" w:after="180"/>
+      </w:pPr>
+      <w:r>
+        <w:rPr>
+          <w:b w:val="0"/>
+        </w:rPr>
+        <w:t xml:space="preserve">Explain capstone </w:t>
+      </w:r>
+      <w:r>
+        <w:rPr>
+          <w:b/>
+        </w:rPr>
+        <w:t>service implementation</w:t>
+      </w:r>
+      <w:r>
+        <w:rPr>
+          <w:b w:val="0"/>
+        </w:rPr>
+        <w:t xml:space="preserve"> using the deciding step in this fictional service.</w:t>
+      </w:r>
+    </w:p>
+    <w:p>
+      <w:pPr>
+        <w:pStyle w:val="Heading2"/>
+      </w:pPr>
+      <w:r>
+        <w:t>Earlier wording, alternatives and picture transcripts · reference / check after trying</w:t>
+      </w:r>
+    </w:p>
+    <w:p>
+      <w:pPr>
+        <w:pStyle w:val="Heading3"/>
+      </w:pPr>
+      <w:r>
+        <w:t>Your learning target</w:t>
+      </w:r>
+    </w:p>
+    <w:p>
+      <w:pPr>
+        <w:pStyle w:val="Heading3"/>
+      </w:pPr>
+      <w:r>
+        <w:t>Remember before reading</w:t>
+      </w:r>
+    </w:p>
+    <w:p>
+      <w:pPr>
         <w:spacing w:line="336" w:lineRule="auto" w:after="180"/>
       </w:pPr>
       <w:r>
@@ -258,13 +357,708 @@
     </w:p>
     <w:p>
       <w:pPr>
+        <w:pStyle w:val="Heading3"/>
+      </w:pPr>
+      <w:r>
+        <w:t>This week’s end goal</w:t>
+      </w:r>
+    </w:p>
+    <w:p>
+      <w:pPr>
+        <w:pStyle w:val="Heading1"/>
+      </w:pPr>
+      <w:r>
+        <w:t>02. Define the whole request-to-evidence contract before implementation</w:t>
+      </w:r>
+    </w:p>
+    <w:p>
+      <w:r>
+        <w:t>The interface includes honest uncertainty and authority outcomes.</w:t>
+      </w:r>
+    </w:p>
+    <w:p>
+      <w:pPr>
+        <w:pStyle w:val="Heading2"/>
+      </w:pPr>
+      <w:r>
+        <w:t>Begin with approved, unapproved and restricted requests</w:t>
+      </w:r>
+    </w:p>
+    <w:p>
+      <w:pPr>
         <w:spacing w:line="336" w:lineRule="auto" w:after="180"/>
       </w:pPr>
       <w:r>
         <w:rPr>
           <w:b w:val="0"/>
         </w:rPr>
-        <w:t xml:space="preserve">Recall Documentation and operational readiness. Explain why a recorded result needs its </w:t>
+        <w:t>A useful capstone joins the earlier ideas in one small service. A student may receive room A’s approved capacity, but an unapproved record must lead to review and a restricted guide must be denied before lookup. Begin with exact structured requests and deterministic outputs. This lets you inspect the evidence and authority path before adding any optional model wording. There is no booking, sending or editing tool.</w:t>
+      </w:r>
+    </w:p>
+    <w:p>
+      <w:pPr>
+        <w:pStyle w:val="Heading2"/>
+      </w:pPr>
+      <w:r>
+        <w:t>Define the bounded capstone baseline</w:t>
+      </w:r>
+    </w:p>
+    <w:p>
+      <w:pPr>
+        <w:spacing w:line="336" w:lineRule="auto" w:after="180"/>
+      </w:pPr>
+      <w:r>
+        <w:rPr>
+          <w:b w:val="0"/>
+        </w:rPr>
+        <w:t xml:space="preserve">The engineering capstone implements a bounded read-only room service with testable interfaces. Start with a </w:t>
+      </w:r>
+      <w:r>
+        <w:rPr>
+          <w:b/>
+        </w:rPr>
+        <w:t>deterministic baseline</w:t>
+      </w:r>
+      <w:r>
+        <w:rPr>
+          <w:b w:val="0"/>
+        </w:rPr>
+        <w:t xml:space="preserve"> before optional model wording.</w:t>
+      </w:r>
+    </w:p>
+    <w:p>
+      <w:pPr>
+        <w:pStyle w:val="Heading2"/>
+      </w:pPr>
+      <w:r>
+        <w:t>Complete request, record and output contract</w:t>
+      </w:r>
+    </w:p>
+    <w:tbl>
+      <w:tblPr>
+        <w:tblStyle w:val="LightShading-Accent1"/>
+        <w:tblW w:type="auto" w:w="0"/>
+        <w:tblLook w:firstColumn="1" w:firstRow="1" w:lastColumn="0" w:lastRow="0" w:noHBand="0" w:noVBand="1" w:val="04A0"/>
+      </w:tblPr>
+      <w:tblGrid>
+        <w:gridCol w:w="5112"/>
+        <w:gridCol w:w="5112"/>
+      </w:tblGrid>
+      <w:tr>
+        <w:trPr>
+          <w:tblHeader/>
+        </w:trPr>
+        <w:tc>
+          <w:tcPr>
+            <w:tcW w:type="dxa" w:w="5112"/>
+          </w:tcPr>
+          <w:p>
+            <w:r>
+              <w:t>Service contract</w:t>
+            </w:r>
+          </w:p>
+        </w:tc>
+        <w:tc>
+          <w:tcPr>
+            <w:tcW w:type="dxa" w:w="5112"/>
+          </w:tcPr>
+          <w:p>
+            <w:r>
+              <w:t>Complete fictional fixture</w:t>
+            </w:r>
+          </w:p>
+        </w:tc>
+      </w:tr>
+      <w:tr>
+        <w:tc>
+          <w:tcPr>
+            <w:tcW w:type="dxa" w:w="5112"/>
+          </w:tcPr>
+          <w:p>
+            <w:r>
+              <w:t>Request</w:t>
+            </w:r>
+          </w:p>
+        </w:tc>
+        <w:tc>
+          <w:tcPr>
+            <w:tcW w:type="dxa" w:w="5112"/>
+          </w:tcPr>
+          <w:p>
+            <w:r>
+              <w:t>Exactly resource_id, one ASCII uppercase letter; no request-body role field</w:t>
+            </w:r>
+          </w:p>
+        </w:tc>
+      </w:tr>
+      <w:tr>
+        <w:tc>
+          <w:tcPr>
+            <w:tcW w:type="dxa" w:w="5112"/>
+          </w:tcPr>
+          <w:p>
+            <w:r>
+              <w:t>Trusted role</w:t>
+            </w:r>
+          </w:p>
+        </w:tc>
+        <w:tc>
+          <w:tcPr>
+            <w:tcW w:type="dxa" w:w="5112"/>
+          </w:tcPr>
+          <w:p>
+            <w:r>
+              <w:t>Student or teacher supplied by harness; unknown role denied</w:t>
+            </w:r>
+          </w:p>
+        </w:tc>
+      </w:tr>
+      <w:tr>
+        <w:tc>
+          <w:tcPr>
+            <w:tcW w:type="dxa" w:w="5112"/>
+          </w:tcPr>
+          <w:p>
+            <w:r>
+              <w:t>Current data version</w:t>
+            </w:r>
+          </w:p>
+        </w:tc>
+        <w:tc>
+          <w:tcPr>
+            <w:tcW w:type="dxa" w:w="5112"/>
+          </w:tcPr>
+          <w:p>
+            <w:r>
+              <w:t>c1 fixed by trusted fixture</w:t>
+            </w:r>
+          </w:p>
+        </w:tc>
+      </w:tr>
+      <w:tr>
+        <w:tc>
+          <w:tcPr>
+            <w:tcW w:type="dxa" w:w="5112"/>
+          </w:tcPr>
+          <w:p>
+            <w:r>
+              <w:t>A register</w:t>
+            </w:r>
+          </w:p>
+        </w:tc>
+        <w:tc>
+          <w:tcPr>
+            <w:tcW w:type="dxa" w:w="5112"/>
+          </w:tcPr>
+          <w:p>
+            <w:r>
+              <w:t>id A, approved true, capacity 12, version c1, source REG-A</w:t>
+            </w:r>
+          </w:p>
+        </w:tc>
+      </w:tr>
+      <w:tr>
+        <w:tc>
+          <w:tcPr>
+            <w:tcW w:type="dxa" w:w="5112"/>
+          </w:tcPr>
+          <w:p>
+            <w:r>
+              <w:t>B register</w:t>
+            </w:r>
+          </w:p>
+        </w:tc>
+        <w:tc>
+          <w:tcPr>
+            <w:tcW w:type="dxa" w:w="5112"/>
+          </w:tcPr>
+          <w:p>
+            <w:r>
+              <w:t>id B, approved false, capacity 8, version c1, source REG-B</w:t>
+            </w:r>
+          </w:p>
+        </w:tc>
+      </w:tr>
+      <w:tr>
+        <w:tc>
+          <w:tcPr>
+            <w:tcW w:type="dxa" w:w="5112"/>
+          </w:tcPr>
+          <w:p>
+            <w:r>
+              <w:t>T resource metadata</w:t>
+            </w:r>
+          </w:p>
+        </w:tc>
+        <w:tc>
+          <w:tcPr>
+            <w:tcW w:type="dxa" w:w="5112"/>
+          </w:tcPr>
+          <w:p>
+            <w:r>
+              <w:t>Restricted teacher guide; student denied before any content lookup; teacher route review because room endpoint does not implement guide retrieval</w:t>
+            </w:r>
+          </w:p>
+        </w:tc>
+      </w:tr>
+      <w:tr>
+        <w:tc>
+          <w:tcPr>
+            <w:tcW w:type="dxa" w:w="5112"/>
+          </w:tcPr>
+          <w:p>
+            <w:r>
+              <w:t>Supported record</w:t>
+            </w:r>
+          </w:p>
+        </w:tc>
+        <w:tc>
+          <w:tcPr>
+            <w:tcW w:type="dxa" w:w="5112"/>
+          </w:tcPr>
+          <w:p>
+            <w:r>
+              <w:t>Matching ID/version, approved true, exact nonnegative integer capacity and nonempty source ID</w:t>
+            </w:r>
+          </w:p>
+        </w:tc>
+      </w:tr>
+      <w:tr>
+        <w:tc>
+          <w:tcPr>
+            <w:tcW w:type="dxa" w:w="5112"/>
+          </w:tcPr>
+          <w:p>
+            <w:r>
+              <w:t>Output</w:t>
+            </w:r>
+          </w:p>
+        </w:tc>
+        <w:tc>
+          <w:tcPr>
+            <w:tcW w:type="dxa" w:w="5112"/>
+          </w:tcPr>
+          <w:p>
+            <w:r>
+              <w:t>status, resource_id, capacity, source_id; all non-supported claims null</w:t>
+            </w:r>
+          </w:p>
+        </w:tc>
+      </w:tr>
+      <w:tr>
+        <w:tc>
+          <w:tcPr>
+            <w:tcW w:type="dxa" w:w="5112"/>
+          </w:tcPr>
+          <w:p>
+            <w:r>
+              <w:t>Evidence</w:t>
+            </w:r>
+          </w:p>
+        </w:tc>
+        <w:tc>
+          <w:tcPr>
+            <w:tcW w:type="dxa" w:w="5112"/>
+          </w:tcPr>
+          <w:p>
+            <w:r>
+              <w:t>Room-lookup trace plus minimized status/data-version log; no raw private requests/content</w:t>
+            </w:r>
+          </w:p>
+        </w:tc>
+      </w:tr>
+      <w:tr>
+        <w:tc>
+          <w:tcPr>
+            <w:tcW w:type="dxa" w:w="5112"/>
+          </w:tcPr>
+          <w:p>
+            <w:r>
+              <w:t>Scope</w:t>
+            </w:r>
+          </w:p>
+        </w:tc>
+        <w:tc>
+          <w:tcPr>
+            <w:tcW w:type="dxa" w:w="5112"/>
+          </w:tcPr>
+          <w:p>
+            <w:r>
+              <w:t>Dictionary-based baseline; no real authentication, model inference, booking or production readiness claim</w:t>
+            </w:r>
+          </w:p>
+        </w:tc>
+      </w:tr>
+    </w:tbl>
+    <w:p>
+      <w:pPr>
+        <w:pStyle w:val="Heading2"/>
+      </w:pPr>
+      <w:r>
+        <w:t>Name supplied and missing evidence</w:t>
+      </w:r>
+    </w:p>
+    <w:p>
+      <w:pPr>
+        <w:pStyle w:val="Heading3"/>
+      </w:pPr>
+      <w:r>
+        <w:t>List the given facts and one fact that is not supplied.</w:t>
+      </w:r>
+    </w:p>
+    <w:p>
+      <w:r>
+        <w:t>________________________________________________________________</w:t>
+      </w:r>
+    </w:p>
+    <w:p>
+      <w:r>
+        <w:t>________________________________________________________________</w:t>
+      </w:r>
+    </w:p>
+    <w:p>
+      <w:r>
+        <w:t>________________________________________________________________</w:t>
+      </w:r>
+    </w:p>
+    <w:p>
+      <w:pPr>
+        <w:pStyle w:val="Heading2"/>
+      </w:pPr>
+      <w:r>
+        <w:t>Earlier wording, alternatives and picture transcripts · reference / check after trying</w:t>
+      </w:r>
+    </w:p>
+    <w:p>
+      <w:pPr>
+        <w:spacing w:line="336" w:lineRule="auto" w:after="180"/>
+      </w:pPr>
+      <w:r>
+        <w:rPr>
+          <w:b w:val="0"/>
+        </w:rPr>
+        <w:t>Begin by writing the question the procedure is intended to answer. Identify the information already supplied, the information it will produce and the information still missing.</w:t>
+      </w:r>
+    </w:p>
+    <w:p>
+      <w:pPr>
+        <w:spacing w:line="336" w:lineRule="auto" w:after="180"/>
+      </w:pPr>
+      <w:r>
+        <w:rPr>
+          <w:b w:val="0"/>
+        </w:rPr>
+        <w:t>These are constructed classroom examples; they do not require live accounts, private records or an external service. Do not treat a plausible explanation as a measured outcome.</w:t>
+      </w:r>
+    </w:p>
+    <w:p>
+      <w:pPr>
+        <w:pStyle w:val="Heading1"/>
+      </w:pPr>
+      <w:r>
+        <w:t>03. Trace validation, authority, lookup and output in order</w:t>
+      </w:r>
+    </w:p>
+    <w:p>
+      <w:r>
+        <w:t>Inspect the lookup trace as well as the final status.</w:t>
+      </w:r>
+    </w:p>
+    <w:p>
+      <w:pPr>
+        <w:pStyle w:val="Heading2"/>
+      </w:pPr>
+      <w:r>
+        <w:t>Original joined implementation procedure</w:t>
+      </w:r>
+    </w:p>
+    <w:p>
+      <w:pPr>
+        <w:spacing w:line="336" w:lineRule="auto" w:after="180"/>
+      </w:pPr>
+      <w:r>
+        <w:rPr>
+          <w:b w:val="0"/>
+        </w:rPr>
+        <w:t xml:space="preserve">Validate request, establish session role, filter sources, lookup matching current records, return supported or review, validate </w:t>
+      </w:r>
+      <w:r>
+        <w:rPr>
+          <w:b/>
+        </w:rPr>
+        <w:t>output</w:t>
+      </w:r>
+      <w:r>
+        <w:rPr>
+          <w:b w:val="0"/>
+        </w:rPr>
+        <w:t xml:space="preserve"> and log minimised metadata. Keep side-effect tools absent.</w:t>
+      </w:r>
+    </w:p>
+    <w:p>
+      <w:pPr>
+        <w:pStyle w:val="Heading2"/>
+      </w:pPr>
+      <w:r>
+        <w:t>Complete A/B/T decision ledger</w:t>
+      </w:r>
+    </w:p>
+    <w:tbl>
+      <w:tblPr>
+        <w:tblStyle w:val="LightShading-Accent1"/>
+        <w:tblW w:type="auto" w:w="0"/>
+        <w:tblLook w:firstColumn="1" w:firstRow="1" w:lastColumn="0" w:lastRow="0" w:noHBand="0" w:noVBand="1" w:val="04A0"/>
+      </w:tblPr>
+      <w:tblGrid>
+        <w:gridCol w:w="3408"/>
+        <w:gridCol w:w="3408"/>
+        <w:gridCol w:w="3408"/>
+      </w:tblGrid>
+      <w:tr>
+        <w:trPr>
+          <w:tblHeader/>
+        </w:trPr>
+        <w:tc>
+          <w:tcPr>
+            <w:tcW w:type="dxa" w:w="3408"/>
+          </w:tcPr>
+          <w:p>
+            <w:r>
+              <w:t>Main student request</w:t>
+            </w:r>
+          </w:p>
+        </w:tc>
+        <w:tc>
+          <w:tcPr>
+            <w:tcW w:type="dxa" w:w="3408"/>
+          </w:tcPr>
+          <w:p>
+            <w:r>
+              <w:t>Trusted gate and lookup</w:t>
+            </w:r>
+          </w:p>
+        </w:tc>
+        <w:tc>
+          <w:tcPr>
+            <w:tcW w:type="dxa" w:w="3408"/>
+          </w:tcPr>
+          <w:p>
+            <w:r>
+              <w:t>Output claims</w:t>
+            </w:r>
+          </w:p>
+        </w:tc>
+      </w:tr>
+      <w:tr>
+        <w:tc>
+          <w:tcPr>
+            <w:tcW w:type="dxa" w:w="3408"/>
+          </w:tcPr>
+          <w:p>
+            <w:r>
+              <w:t>A</w:t>
+            </w:r>
+          </w:p>
+        </w:tc>
+        <w:tc>
+          <w:tcPr>
+            <w:tcW w:type="dxa" w:w="3408"/>
+          </w:tcPr>
+          <w:p>
+            <w:r>
+              <w:t>Room lookup A; current matching approved record</w:t>
+            </w:r>
+          </w:p>
+        </w:tc>
+        <w:tc>
+          <w:tcPr>
+            <w:tcW w:type="dxa" w:w="3408"/>
+          </w:tcPr>
+          <w:p>
+            <w:r>
+              <w:t>supported; capacity 12; REG-A</w:t>
+            </w:r>
+          </w:p>
+        </w:tc>
+      </w:tr>
+      <w:tr>
+        <w:tc>
+          <w:tcPr>
+            <w:tcW w:type="dxa" w:w="3408"/>
+          </w:tcPr>
+          <w:p>
+            <w:r>
+              <w:t>B</w:t>
+            </w:r>
+          </w:p>
+        </w:tc>
+        <w:tc>
+          <w:tcPr>
+            <w:tcW w:type="dxa" w:w="3408"/>
+          </w:tcPr>
+          <w:p>
+            <w:r>
+              <w:t>Room lookup B; approval false</w:t>
+            </w:r>
+          </w:p>
+        </w:tc>
+        <w:tc>
+          <w:tcPr>
+            <w:tcW w:type="dxa" w:w="3408"/>
+          </w:tcPr>
+          <w:p>
+            <w:r>
+              <w:t>review; capacity/source null</w:t>
+            </w:r>
+          </w:p>
+        </w:tc>
+      </w:tr>
+      <w:tr>
+        <w:tc>
+          <w:tcPr>
+            <w:tcW w:type="dxa" w:w="3408"/>
+          </w:tcPr>
+          <w:p>
+            <w:r>
+              <w:t>T</w:t>
+            </w:r>
+          </w:p>
+        </w:tc>
+        <w:tc>
+          <w:tcPr>
+            <w:tcW w:type="dxa" w:w="3408"/>
+          </w:tcPr>
+          <w:p>
+            <w:r>
+              <w:t>Restricted resource denied before content lookup</w:t>
+            </w:r>
+          </w:p>
+        </w:tc>
+        <w:tc>
+          <w:tcPr>
+            <w:tcW w:type="dxa" w:w="3408"/>
+          </w:tcPr>
+          <w:p>
+            <w:r>
+              <w:t>denied; capacity/source null</w:t>
+            </w:r>
+          </w:p>
+        </w:tc>
+      </w:tr>
+      <w:tr>
+        <w:tc>
+          <w:tcPr>
+            <w:tcW w:type="dxa" w:w="3408"/>
+          </w:tcPr>
+          <w:p>
+            <w:r>
+              <w:t>Unexpected role field</w:t>
+            </w:r>
+          </w:p>
+        </w:tc>
+        <w:tc>
+          <w:tcPr>
+            <w:tcW w:type="dxa" w:w="3408"/>
+          </w:tcPr>
+          <w:p>
+            <w:r>
+              <w:t>Reject exact request schema</w:t>
+            </w:r>
+          </w:p>
+        </w:tc>
+        <w:tc>
+          <w:tcPr>
+            <w:tcW w:type="dxa" w:w="3408"/>
+          </w:tcPr>
+          <w:p>
+            <w:r>
+              <w:t>invalid_input; claims null</w:t>
+            </w:r>
+          </w:p>
+        </w:tc>
+      </w:tr>
+      <w:tr>
+        <w:tc>
+          <w:tcPr>
+            <w:tcW w:type="dxa" w:w="3408"/>
+          </w:tcPr>
+          <w:p>
+            <w:r>
+              <w:t>Unknown trusted role</w:t>
+            </w:r>
+          </w:p>
+        </w:tc>
+        <w:tc>
+          <w:tcPr>
+            <w:tcW w:type="dxa" w:w="3408"/>
+          </w:tcPr>
+          <w:p>
+            <w:r>
+              <w:t>Deny before lookup</w:t>
+            </w:r>
+          </w:p>
+        </w:tc>
+        <w:tc>
+          <w:tcPr>
+            <w:tcW w:type="dxa" w:w="3408"/>
+          </w:tcPr>
+          <w:p>
+            <w:r>
+              <w:t>denied; claims null</w:t>
+            </w:r>
+          </w:p>
+        </w:tc>
+      </w:tr>
+      <w:tr>
+        <w:tc>
+          <w:tcPr>
+            <w:tcW w:type="dxa" w:w="3408"/>
+          </w:tcPr>
+          <w:p>
+            <w:r>
+              <w:t>Missing/stale/mismatched room register</w:t>
+            </w:r>
+          </w:p>
+        </w:tc>
+        <w:tc>
+          <w:tcPr>
+            <w:tcW w:type="dxa" w:w="3408"/>
+          </w:tcPr>
+          <w:p>
+            <w:r>
+              <w:t>No supported matching current evidence</w:t>
+            </w:r>
+          </w:p>
+        </w:tc>
+        <w:tc>
+          <w:tcPr>
+            <w:tcW w:type="dxa" w:w="3408"/>
+          </w:tcPr>
+          <w:p>
+            <w:r>
+              <w:t>review; claims null</w:t>
+            </w:r>
+          </w:p>
+        </w:tc>
+      </w:tr>
+    </w:tbl>
+    <w:p>
+      <w:pPr>
+        <w:pStyle w:val="Heading2"/>
+      </w:pPr>
+      <w:r>
+        <w:t>State current evidence and missing inputs</w:t>
+      </w:r>
+    </w:p>
+    <w:p>
+      <w:pPr>
+        <w:spacing w:line="336" w:lineRule="auto" w:after="180"/>
+      </w:pPr>
+      <w:r>
+        <w:rPr>
+          <w:b w:val="0"/>
+        </w:rPr>
+        <w:t xml:space="preserve">Before applying the procedure, write its units, denominator or decision boundary where relevant. A partner should be able to repeat each step using the same </w:t>
       </w:r>
       <w:r>
         <w:rPr>
@@ -276,50 +1070,38 @@
         <w:rPr>
           <w:b w:val="0"/>
         </w:rPr>
-        <w:t xml:space="preserve"> conditions and </w:t>
+        <w:t>s.</w:t>
+      </w:r>
+    </w:p>
+    <w:p>
+      <w:pPr>
+        <w:spacing w:line="336" w:lineRule="auto" w:after="180"/>
+      </w:pPr>
+      <w:r>
+        <w:rPr>
+          <w:b w:val="0"/>
+        </w:rPr>
+        <w:t xml:space="preserve">If a required </w:t>
       </w:r>
       <w:r>
         <w:rPr>
           <w:b/>
         </w:rPr>
-        <w:t>evidence</w:t>
+        <w:t>input</w:t>
       </w:r>
       <w:r>
         <w:rPr>
           <w:b w:val="0"/>
         </w:rPr>
-        <w:t xml:space="preserve"> source before it can support a claim.</w:t>
-      </w:r>
-    </w:p>
-    <w:p>
-      <w:pPr>
-        <w:pStyle w:val="Heading3"/>
-      </w:pPr>
-      <w:r>
-        <w:t>My starting explanation</w:t>
-      </w:r>
-    </w:p>
-    <w:p>
-      <w:r>
-        <w:t>________________________________________________________________</w:t>
-      </w:r>
-    </w:p>
-    <w:p>
-      <w:r>
-        <w:t>________________________________________________________________</w:t>
-      </w:r>
-    </w:p>
-    <w:p>
-      <w:r>
-        <w:t>________________________________________________________________</w:t>
-      </w:r>
-    </w:p>
-    <w:p>
-      <w:pPr>
-        <w:pStyle w:val="Heading3"/>
-      </w:pPr>
-      <w:r>
-        <w:t>This week’s end goal</w:t>
+        <w:t xml:space="preserve"> is absent or violates the stated contract, record that condition explicitly instead of quietly replacing it with a convenient value.</w:t>
+      </w:r>
+    </w:p>
+    <w:p>
+      <w:pPr>
+        <w:pStyle w:val="Heading2"/>
+      </w:pPr>
+      <w:r>
+        <w:t>Explain the visual</w:t>
       </w:r>
     </w:p>
     <w:p>
@@ -330,136 +1112,27 @@
         <w:rPr>
           <w:b w:val="0"/>
         </w:rPr>
-        <w:t xml:space="preserve">Explain capstone </w:t>
+        <w:t xml:space="preserve">Point to the </w:t>
       </w:r>
       <w:r>
         <w:rPr>
           <w:b/>
         </w:rPr>
-        <w:t>service implementation</w:t>
+        <w:t>input</w:t>
       </w:r>
       <w:r>
         <w:rPr>
           <w:b w:val="0"/>
         </w:rPr>
-        <w:t xml:space="preserve"> using the deciding step in this fictional service.</w:t>
-      </w:r>
-    </w:p>
-    <w:p>
-      <w:pPr>
-        <w:pStyle w:val="Heading1"/>
-      </w:pPr>
-      <w:r>
-        <w:t>02. Notice the evidence</w:t>
-      </w:r>
-    </w:p>
-    <w:p>
-      <w:r>
-        <w:t>Investigate the supplied Capstone service implementation case. Separate observations, given facts and assumptions before choosing an explanation.</w:t>
-      </w:r>
-    </w:p>
-    <w:p>
-      <w:pPr>
-        <w:spacing w:line="336" w:lineRule="auto" w:after="180"/>
-      </w:pPr>
-      <w:r>
-        <w:rPr>
-          <w:b w:val="0"/>
-        </w:rPr>
-        <w:t xml:space="preserve">The engineering capstone implements a bounded read-only room service with testable interfaces. Start with a </w:t>
-      </w:r>
-      <w:r>
-        <w:rPr>
-          <w:b/>
-        </w:rPr>
-        <w:t>deterministic baseline</w:t>
-      </w:r>
-      <w:r>
-        <w:rPr>
-          <w:b w:val="0"/>
-        </w:rPr>
-        <w:t xml:space="preserve"> before optional model wording.</w:t>
-      </w:r>
-    </w:p>
-    <w:p>
-      <w:pPr>
-        <w:spacing w:line="336" w:lineRule="auto" w:after="180"/>
-      </w:pPr>
-      <w:r>
-        <w:rPr>
-          <w:b w:val="0"/>
-        </w:rPr>
-        <w:t>Begin by writing the question the procedure is intended to answer. Identify the information already supplied, the information it will produce and the information still missing.</w:t>
-      </w:r>
-    </w:p>
-    <w:p>
-      <w:pPr>
-        <w:spacing w:line="336" w:lineRule="auto" w:after="180"/>
-      </w:pPr>
-      <w:r>
-        <w:rPr>
-          <w:b w:val="0"/>
-        </w:rPr>
-        <w:t>These are constructed classroom examples; they do not require live accounts, private records or an external service. Do not treat a plausible explanation as a measured outcome.</w:t>
-      </w:r>
-    </w:p>
-    <w:p>
-      <w:pPr>
-        <w:pStyle w:val="Heading3"/>
-      </w:pPr>
-      <w:r>
-        <w:t>List the given facts and one fact that is not supplied.</w:t>
-      </w:r>
-    </w:p>
-    <w:p>
-      <w:r>
-        <w:t>________________________________________________________________</w:t>
-      </w:r>
-    </w:p>
-    <w:p>
-      <w:r>
-        <w:t>________________________________________________________________</w:t>
-      </w:r>
-    </w:p>
-    <w:p>
-      <w:r>
-        <w:t>________________________________________________________________</w:t>
-      </w:r>
-    </w:p>
-    <w:p>
-      <w:pPr>
-        <w:pStyle w:val="Heading1"/>
-      </w:pPr>
-      <w:r>
-        <w:t>03. See how it works</w:t>
-      </w:r>
-    </w:p>
-    <w:p>
-      <w:r>
-        <w:t>Follow the mechanism for Capstone service implementation. Connect each labelled input, deciding step and result.</w:t>
-      </w:r>
-    </w:p>
-    <w:p>
-      <w:pPr>
-        <w:spacing w:line="336" w:lineRule="auto" w:after="180"/>
-      </w:pPr>
-      <w:r>
-        <w:rPr>
-          <w:b w:val="0"/>
-        </w:rPr>
-        <w:t xml:space="preserve">Validate request, establish session role, filter sources, lookup matching current records, return supported or review, validate </w:t>
-      </w:r>
-      <w:r>
-        <w:rPr>
-          <w:b/>
-        </w:rPr>
-        <w:t>output</w:t>
-      </w:r>
-      <w:r>
-        <w:rPr>
-          <w:b w:val="0"/>
-        </w:rPr>
-        <w:t xml:space="preserve"> and log minimised metadata. Keep side-effect tools absent.</w:t>
+        <w:t>, the deciding step and the result in this week’s visual. Explain the same step in ordinary words. A picture helps when you can say what each part represents.</w:t>
+      </w:r>
+    </w:p>
+    <w:p>
+      <w:pPr>
+        <w:pStyle w:val="Heading2"/>
+      </w:pPr>
+      <w:r>
+        <w:t>Earlier wording, alternatives and picture transcripts · reference / check after trying</w:t>
       </w:r>
     </w:p>
     <w:p>
@@ -556,13 +1229,214 @@
     </w:p>
     <w:p>
       <w:pPr>
+        <w:pStyle w:val="Heading3"/>
+      </w:pPr>
+      <w:r>
+        <w:t>Connect the picture and the explanation</w:t>
+      </w:r>
+    </w:p>
+    <w:p>
+      <w:pPr>
+        <w:pStyle w:val="Heading1"/>
+      </w:pPr>
+      <w:r>
+        <w:t>04. Predict a missing card without expanding edit authority</w:t>
+      </w:r>
+    </w:p>
+    <w:p>
+      <w:r>
+        <w:t>Evidence availability and permission are separate decisions.</w:t>
+      </w:r>
+    </w:p>
+    <w:p>
+      <w:pPr>
+        <w:pStyle w:val="Heading2"/>
+      </w:pPr>
+      <w:r>
+        <w:t>Current task and response</w:t>
+      </w:r>
+    </w:p>
+    <w:p>
+      <w:pPr>
+        <w:pStyle w:val="ListBullet"/>
+      </w:pPr>
+      <w:r>
+        <w:t>Room A has approval and capacity 12; room B lacks approval; teacher guide T is restricted. Student requests each. Show the intermediate steps and give the conclusion with its scope.</w:t>
+      </w:r>
+    </w:p>
+    <w:p>
+      <w:pPr>
+        <w:pStyle w:val="Heading3"/>
+      </w:pPr>
+      <w:r>
+        <w:t>Keep the procedure fixed. Explain what changed in the inputs and result.</w:t>
+      </w:r>
+    </w:p>
+    <w:p>
+      <w:r>
+        <w:t>________________________________________________________________</w:t>
+      </w:r>
+    </w:p>
+    <w:p>
+      <w:r>
+        <w:t>________________________________________________________________</w:t>
+      </w:r>
+    </w:p>
+    <w:p>
+      <w:r>
+        <w:t>________________________________________________________________</w:t>
+      </w:r>
+    </w:p>
+    <w:p>
+      <w:r>
+        <w:t>________________________________________________________________</w:t>
+      </w:r>
+    </w:p>
+    <w:p>
+      <w:r>
+        <w:t>________________________________________________________________</w:t>
+      </w:r>
+    </w:p>
+    <w:p>
+      <w:pPr>
+        <w:pStyle w:val="Heading2"/>
+      </w:pPr>
+      <w:r>
+        <w:t>Predict removal of G2</w:t>
+      </w:r>
+    </w:p>
+    <w:p>
+      <w:pPr>
+        <w:pStyle w:val="ListBullet"/>
+      </w:pPr>
+      <w:r>
+        <w:t>Change: Remove G2 from the approved collection.</w:t>
+      </w:r>
+    </w:p>
+    <w:p>
+      <w:pPr>
+        <w:pStyle w:val="Heading2"/>
+      </w:pPr>
+      <w:r>
+        <w:t>Check after predicting · reference / check after trying</w:t>
+      </w:r>
+    </w:p>
+    <w:p>
+      <w:pPr>
         <w:spacing w:line="336" w:lineRule="auto" w:after="180"/>
       </w:pPr>
+      <w:r>
+        <w:rPr>
+          <w:b/>
+        </w:rPr>
+        <w:t>Prediction</w:t>
+      </w:r>
       <w:r>
         <w:rPr>
           <w:b w:val="0"/>
         </w:rPr>
-        <w:t xml:space="preserve">Before applying the procedure, write its units, denominator or decision boundary where relevant. A partner should be able to repeat each step using the same </w:t>
+        <w:t>: Return unsupported for the fact request; editing remains prohibited.</w:t>
+      </w:r>
+    </w:p>
+    <w:p>
+      <w:pPr>
+        <w:spacing w:line="336" w:lineRule="auto" w:after="180"/>
+      </w:pPr>
+      <w:r>
+        <w:rPr>
+          <w:b w:val="0"/>
+        </w:rPr>
+        <w:t>Reason: Grounding needs a present source while authority comes from the independent contract.</w:t>
+      </w:r>
+    </w:p>
+    <w:p>
+      <w:pPr>
+        <w:pStyle w:val="Heading2"/>
+      </w:pPr>
+      <w:r>
+        <w:t>Earlier wording, alternatives and picture transcripts · reference / check after trying</w:t>
+      </w:r>
+    </w:p>
+    <w:p>
+      <w:pPr>
+        <w:pStyle w:val="Heading3"/>
+      </w:pPr>
+      <w:r>
+        <w:t>Compare a familiar case with a changed case</w:t>
+      </w:r>
+    </w:p>
+    <w:p>
+      <w:pPr>
+        <w:pStyle w:val="Heading3"/>
+      </w:pPr>
+      <w:r>
+        <w:t>Change one thing in the pictured case</w:t>
+      </w:r>
+    </w:p>
+    <w:p>
+      <w:pPr>
+        <w:pStyle w:val="Heading1"/>
+      </w:pPr>
+      <w:r>
+        <w:t>06. Read the garden fact and edit request as separate outcomes</w:t>
+      </w:r>
+    </w:p>
+    <w:p>
+      <w:r>
+        <w:t>Removing evidence changes support, not read-only authority.</w:t>
+      </w:r>
+    </w:p>
+    <w:p>
+      <w:pPr>
+        <w:pStyle w:val="Heading2"/>
+      </w:pPr>
+      <w:r>
+        <w:t>Main room baseline and checked outcomes</w:t>
+      </w:r>
+    </w:p>
+    <w:p>
+      <w:pPr>
+        <w:spacing w:line="336" w:lineRule="auto" w:after="180"/>
+      </w:pPr>
+      <w:r>
+        <w:rPr>
+          <w:b w:val="0"/>
+        </w:rPr>
+        <w:t>Room A has approval and capacity 12; room B lacks approval; teacher guide T is restricted. Student requests each.</w:t>
+      </w:r>
+    </w:p>
+    <w:p>
+      <w:pPr>
+        <w:spacing w:line="336" w:lineRule="auto" w:after="180"/>
+      </w:pPr>
+      <w:r>
+        <w:rPr>
+          <w:b w:val="0"/>
+        </w:rPr>
+        <w:t>A supported 12; B review with null claims; T denied before lookup. The implementation must expose these distinct outcomes.</w:t>
+      </w:r>
+    </w:p>
+    <w:p>
+      <w:pPr>
+        <w:spacing w:line="336" w:lineRule="auto" w:after="180"/>
+      </w:pPr>
+      <w:r>
+        <w:rPr>
+          <w:b w:val="0"/>
+        </w:rPr>
+        <w:t xml:space="preserve">Compare the intermediate </w:t>
+      </w:r>
+      <w:r>
+        <w:rPr>
+          <w:b/>
+        </w:rPr>
+        <w:t>evidence</w:t>
+      </w:r>
+      <w:r>
+        <w:rPr>
+          <w:b w:val="0"/>
+        </w:rPr>
+        <w:t xml:space="preserve"> with the final statement. Explain why each number or decision follows from the stated </w:t>
       </w:r>
       <w:r>
         <w:rPr>
@@ -574,18 +1448,7 @@
         <w:rPr>
           <w:b w:val="0"/>
         </w:rPr>
-        <w:t>s.</w:t>
-      </w:r>
-    </w:p>
-    <w:p>
-      <w:pPr>
-        <w:spacing w:line="336" w:lineRule="auto" w:after="180"/>
-      </w:pPr>
-      <w:r>
-        <w:rPr>
-          <w:b w:val="0"/>
-        </w:rPr>
-        <w:t xml:space="preserve">If a required </w:t>
+        <w:t xml:space="preserve">s. The conclusion belongs to this scenario and procedure; changing the </w:t>
       </w:r>
       <w:r>
         <w:rPr>
@@ -597,370 +1460,7 @@
         <w:rPr>
           <w:b w:val="0"/>
         </w:rPr>
-        <w:t xml:space="preserve"> is absent or violates the stated contract, record that condition explicitly instead of quietly replacing it with a convenient value.</w:t>
-      </w:r>
-    </w:p>
-    <w:p>
-      <w:pPr>
-        <w:pStyle w:val="Heading3"/>
-      </w:pPr>
-      <w:r>
-        <w:t>Connect the picture and the explanation</w:t>
-      </w:r>
-    </w:p>
-    <w:p>
-      <w:pPr>
-        <w:spacing w:line="336" w:lineRule="auto" w:after="180"/>
-      </w:pPr>
-      <w:r>
-        <w:rPr>
-          <w:b w:val="0"/>
-        </w:rPr>
-        <w:t xml:space="preserve">Point to the </w:t>
-      </w:r>
-      <w:r>
-        <w:rPr>
-          <w:b/>
-        </w:rPr>
-        <w:t>input</w:t>
-      </w:r>
-      <w:r>
-        <w:rPr>
-          <w:b w:val="0"/>
-        </w:rPr>
-        <w:t>, the deciding step and the result in this week’s visual. Explain the same step in ordinary words. A picture helps when you can say what each part represents.</w:t>
-      </w:r>
-    </w:p>
-    <w:p>
-      <w:pPr>
-        <w:pStyle w:val="Heading1"/>
-      </w:pPr>
-      <w:r>
-        <w:t>04. Compare the cases</w:t>
-      </w:r>
-    </w:p>
-    <w:p>
-      <w:r>
-        <w:t>Compare the supplied cases for Capstone service implementation. Identify the detail that changes the conclusion.</w:t>
-      </w:r>
-    </w:p>
-    <w:p>
-      <w:pPr>
-        <w:pStyle w:val="Heading3"/>
-      </w:pPr>
-      <w:r>
-        <w:t>Compare a familiar case with a changed case</w:t>
-      </w:r>
-    </w:p>
-    <w:p>
-      <w:pPr>
-        <w:spacing w:line="336" w:lineRule="auto" w:after="180"/>
-      </w:pPr>
-      <w:r>
-        <w:rPr>
-          <w:b w:val="0"/>
-        </w:rPr>
-        <w:t>Room A has approval and capacity 12; room B lacks approval; teacher guide T is restricted. Student requests each. Show the intermediate steps and give the conclusion with its scope.</w:t>
-      </w:r>
-    </w:p>
-    <w:p>
-      <w:pPr>
-        <w:pStyle w:val="Heading3"/>
-      </w:pPr>
-      <w:r>
-        <w:t>Keep the procedure fixed. Explain what changed in the inputs and result.</w:t>
-      </w:r>
-    </w:p>
-    <w:p>
-      <w:r>
-        <w:t>________________________________________________________________</w:t>
-      </w:r>
-    </w:p>
-    <w:p>
-      <w:r>
-        <w:t>________________________________________________________________</w:t>
-      </w:r>
-    </w:p>
-    <w:p>
-      <w:r>
-        <w:t>________________________________________________________________</w:t>
-      </w:r>
-    </w:p>
-    <w:p>
-      <w:r>
-        <w:t>________________________________________________________________</w:t>
-      </w:r>
-    </w:p>
-    <w:p>
-      <w:r>
-        <w:t>________________________________________________________________</w:t>
-      </w:r>
-    </w:p>
-    <w:p>
-      <w:pPr>
-        <w:pStyle w:val="Heading3"/>
-      </w:pPr>
-      <w:r>
-        <w:t>Change one thing in the pictured case</w:t>
-      </w:r>
-    </w:p>
-    <w:p>
-      <w:pPr>
-        <w:pStyle w:val="Heading3"/>
-      </w:pPr>
-      <w:r>
-        <w:t>Change one thing</w:t>
-      </w:r>
-    </w:p>
-    <w:p>
-      <w:pPr>
-        <w:spacing w:line="336" w:lineRule="auto" w:after="180"/>
-        <w:shd w:fill="F5F1FB"/>
-      </w:pPr>
-      <w:r>
-        <w:rPr>
-          <w:b w:val="0"/>
-        </w:rPr>
-        <w:t>Change: Remove G2 from the approved collection.</w:t>
-      </w:r>
-    </w:p>
-    <w:p>
-      <w:pPr>
-        <w:pStyle w:val="Heading3"/>
-      </w:pPr>
-      <w:r>
-        <w:t>Predicted result</w:t>
-      </w:r>
-    </w:p>
-    <w:p>
-      <w:pPr>
-        <w:spacing w:line="336" w:lineRule="auto" w:after="180"/>
-        <w:shd w:fill="F1F6FC"/>
-      </w:pPr>
-      <w:r>
-        <w:rPr>
-          <w:b/>
-        </w:rPr>
-        <w:t>Prediction</w:t>
-      </w:r>
-      <w:r>
-        <w:rPr>
-          <w:b w:val="0"/>
-        </w:rPr>
-        <w:t>: Return unsupported for the fact request; editing remains prohibited.</w:t>
-      </w:r>
-    </w:p>
-    <w:p>
-      <w:pPr>
-        <w:pStyle w:val="Heading3"/>
-      </w:pPr>
-      <w:r>
-        <w:t>Why the result follows</w:t>
-      </w:r>
-    </w:p>
-    <w:p>
-      <w:pPr>
-        <w:spacing w:line="336" w:lineRule="auto" w:after="180"/>
-        <w:shd w:fill="F1F6FC"/>
-      </w:pPr>
-      <w:r>
-        <w:rPr>
-          <w:b w:val="0"/>
-        </w:rPr>
-        <w:t>Reason: Grounding needs a present source while authority comes from the independent contract.</w:t>
-      </w:r>
-    </w:p>
-    <w:p>
-      <w:pPr>
-        <w:pStyle w:val="Heading1"/>
-      </w:pPr>
-      <w:r>
-        <w:t>05. Words that unlock the idea</w:t>
-      </w:r>
-    </w:p>
-    <w:p>
-      <w:r>
-        <w:t>Use the vocabulary of Capstone service implementation to explain a concrete decision, rather than only memorising definitions.</w:t>
-      </w:r>
-    </w:p>
-    <w:tbl>
-      <w:tblPr>
-        <w:tblStyle w:val="LightShading-Accent1"/>
-        <w:tblW w:type="auto" w:w="0"/>
-        <w:tblLook w:firstColumn="1" w:firstRow="1" w:lastColumn="0" w:lastRow="0" w:noHBand="0" w:noVBand="1" w:val="04A0"/>
-      </w:tblPr>
-      <w:tblGrid>
-        <w:gridCol w:w="5112"/>
-        <w:gridCol w:w="5112"/>
-      </w:tblGrid>
-      <w:tr>
-        <w:trPr>
-          <w:tblHeader/>
-        </w:trPr>
-        <w:tc>
-          <w:tcPr>
-            <w:tcW w:type="dxa" w:w="5112"/>
-          </w:tcPr>
-          <w:p>
-            <w:r>
-              <w:t>Word</w:t>
-            </w:r>
-          </w:p>
-        </w:tc>
-        <w:tc>
-          <w:tcPr>
-            <w:tcW w:type="dxa" w:w="5112"/>
-          </w:tcPr>
-          <w:p>
-            <w:r>
-              <w:t>Meaning</w:t>
-            </w:r>
-          </w:p>
-        </w:tc>
-      </w:tr>
-      <w:tr>
-        <w:tc>
-          <w:tcPr>
-            <w:tcW w:type="dxa" w:w="5112"/>
-          </w:tcPr>
-          <w:p>
-            <w:r>
-              <w:t>Service implementation</w:t>
-            </w:r>
-          </w:p>
-        </w:tc>
-        <w:tc>
-          <w:tcPr>
-            <w:tcW w:type="dxa" w:w="5112"/>
-          </w:tcPr>
-          <w:p>
-            <w:r>
-              <w:t>Executable behaviour following defined contracts</w:t>
-            </w:r>
-          </w:p>
-        </w:tc>
-      </w:tr>
-      <w:tr>
-        <w:tc>
-          <w:tcPr>
-            <w:tcW w:type="dxa" w:w="5112"/>
-          </w:tcPr>
-          <w:p>
-            <w:r>
-              <w:t>Deterministic baseline</w:t>
-            </w:r>
-          </w:p>
-        </w:tc>
-        <w:tc>
-          <w:tcPr>
-            <w:tcW w:type="dxa" w:w="5112"/>
-          </w:tcPr>
-          <w:p>
-            <w:r>
-              <w:t>A reference procedure with fixed rules</w:t>
-            </w:r>
-          </w:p>
-        </w:tc>
-      </w:tr>
-      <w:tr>
-        <w:tc>
-          <w:tcPr>
-            <w:tcW w:type="dxa" w:w="5112"/>
-          </w:tcPr>
-          <w:p>
-            <w:r>
-              <w:t>Read-only design</w:t>
-            </w:r>
-          </w:p>
-        </w:tc>
-        <w:tc>
-          <w:tcPr>
-            <w:tcW w:type="dxa" w:w="5112"/>
-          </w:tcPr>
-          <w:p>
-            <w:r>
-              <w:t>A boundary excluding external modifications</w:t>
-            </w:r>
-          </w:p>
-        </w:tc>
-      </w:tr>
-    </w:tbl>
-    <w:p>
-      <w:pPr>
-        <w:pStyle w:val="Heading3"/>
-      </w:pPr>
-      <w:r>
-        <w:t>Use two terms to explain a step in this week’s example.</w:t>
-      </w:r>
-    </w:p>
-    <w:p>
-      <w:r>
-        <w:t>________________________________________________________________</w:t>
-      </w:r>
-    </w:p>
-    <w:p>
-      <w:r>
-        <w:t>________________________________________________________________</w:t>
-      </w:r>
-    </w:p>
-    <w:p>
-      <w:r>
-        <w:t>________________________________________________________________</w:t>
-      </w:r>
-    </w:p>
-    <w:p>
-      <w:pPr>
-        <w:pStyle w:val="Heading1"/>
-      </w:pPr>
-      <w:r>
-        <w:t>06. Follow a worked example</w:t>
-      </w:r>
-    </w:p>
-    <w:p>
-      <w:r>
-        <w:t>Follow the worked trace for Capstone service implementation, predict a step, then compare with its explanation.</w:t>
-      </w:r>
-    </w:p>
-    <w:p>
-      <w:pPr>
-        <w:spacing w:line="336" w:lineRule="auto" w:after="180"/>
-      </w:pPr>
-      <w:r>
-        <w:rPr>
-          <w:b w:val="0"/>
-        </w:rPr>
-        <w:t>Room A has approval and capacity 12; room B lacks approval; teacher guide T is restricted. Student requests each.</w:t>
-      </w:r>
-    </w:p>
-    <w:p>
-      <w:pPr>
-        <w:spacing w:line="336" w:lineRule="auto" w:after="180"/>
-      </w:pPr>
-      <w:r>
-        <w:rPr>
-          <w:b w:val="0"/>
-        </w:rPr>
-        <w:t>A supported 12; B review with null claims; T denied before lookup. The implementation must expose these distinct outcomes.</w:t>
-      </w:r>
-    </w:p>
-    <w:p>
-      <w:pPr>
-        <w:pStyle w:val="Heading3"/>
-      </w:pPr>
-      <w:r>
-        <w:t>Worked explanation · Capstone service implementation</w:t>
-      </w:r>
-    </w:p>
-    <w:p>
-      <w:pPr>
-        <w:spacing w:line="336" w:lineRule="auto" w:after="180"/>
-        <w:shd w:fill="F1F6FC"/>
-      </w:pPr>
-      <w:r>
-        <w:rPr>
-          <w:b w:val="0"/>
-        </w:rPr>
-        <w:t xml:space="preserve">Compare the intermediate </w:t>
+        <w:t xml:space="preserve">s, evaluation population or authority can change what it establishes. Retain only authorized, minimized capstone </w:t>
       </w:r>
       <w:r>
         <w:rPr>
@@ -972,70 +1472,15 @@
         <w:rPr>
           <w:b w:val="0"/>
         </w:rPr>
-        <w:t xml:space="preserve"> with the final statement. Explain why each number or decision follows from the stated </w:t>
-      </w:r>
-      <w:r>
-        <w:rPr>
-          <w:b/>
-        </w:rPr>
-        <w:t>input</w:t>
-      </w:r>
-      <w:r>
-        <w:rPr>
-          <w:b w:val="0"/>
-        </w:rPr>
-        <w:t>s.</w:t>
-      </w:r>
-    </w:p>
-    <w:p>
-      <w:pPr>
-        <w:spacing w:line="336" w:lineRule="auto" w:after="180"/>
-        <w:shd w:fill="F1F6FC"/>
-      </w:pPr>
-      <w:r>
-        <w:rPr>
-          <w:b w:val="0"/>
-        </w:rPr>
-        <w:t xml:space="preserve">The conclusion belongs to this scenario and procedure; changing the </w:t>
-      </w:r>
-      <w:r>
-        <w:rPr>
-          <w:b/>
-        </w:rPr>
-        <w:t>input</w:t>
-      </w:r>
-      <w:r>
-        <w:rPr>
-          <w:b w:val="0"/>
-        </w:rPr>
-        <w:t>s, evaluation population or authority can change what it establishes. Retain the raw record so a later revision can be compared honestly.</w:t>
-      </w:r>
-    </w:p>
-    <w:p>
-      <w:pPr>
-        <w:pStyle w:val="Heading3"/>
-      </w:pPr>
-      <w:r>
-        <w:t>Learn from the worked case</w:t>
-      </w:r>
-    </w:p>
-    <w:p>
-      <w:pPr>
-        <w:spacing w:line="336" w:lineRule="auto" w:after="180"/>
-      </w:pPr>
-      <w:r>
-        <w:rPr>
-          <w:b w:val="0"/>
-        </w:rPr>
-        <w:t>Cover the result before checking it. Say what is given, choose the procedure, and follow one step at a time. Then uncover the result and explain your first mismatch. Ask why a step is allowed, not only what number it produces.</w:t>
-      </w:r>
-    </w:p>
-    <w:p>
-      <w:pPr>
-        <w:pStyle w:val="Heading3"/>
-      </w:pPr>
-      <w:r>
-        <w:t>A pictorial worked case: Capstone service implementation</w:t>
+        <w:t xml:space="preserve"> without secret values or unnecessary private content so a later revision can be compared honestly.</w:t>
+      </w:r>
+    </w:p>
+    <w:p>
+      <w:pPr>
+        <w:pStyle w:val="Heading2"/>
+      </w:pPr>
+      <w:r>
+        <w:t>Separate G2 request, exact operations and scope</w:t>
       </w:r>
     </w:p>
     <w:p>
@@ -1051,24 +1496,7 @@
     </w:p>
     <w:p>
       <w:pPr>
-        <w:pStyle w:val="Heading3"/>
-      </w:pPr>
-      <w:r>
-        <w:t>The facts we will use</w:t>
-      </w:r>
-    </w:p>
-    <w:p>
-      <w:pPr>
-        <w:pStyle w:val="Heading3"/>
-      </w:pPr>
-      <w:r>
-        <w:t>Supplied facts</w:t>
-      </w:r>
-    </w:p>
-    <w:p>
-      <w:pPr>
         <w:spacing w:line="336" w:lineRule="auto" w:after="180"/>
-        <w:shd w:fill="F1F6FC"/>
       </w:pPr>
       <w:r>
         <w:rPr>
@@ -1078,11 +1506,41 @@
       </w:r>
     </w:p>
     <w:p>
+      <w:pPr>
+        <w:spacing w:line="336" w:lineRule="auto" w:after="180"/>
+      </w:pPr>
+      <w:r>
+        <w:rPr>
+          <w:b w:val="0"/>
+        </w:rPr>
+        <w:t>The picture uses a separate garden-card collection with approved G1, G2 and G3. G2 supplies the fictional statement “Mint needs regular watering.” Its exact structured operation list requests both read_G2 and edit_G2; this is not a natural-language parser. Return the supported claim attributed to G2 and deny the edit with no effect.</w:t>
+      </w:r>
+    </w:p>
+    <w:p>
+      <w:pPr>
+        <w:spacing w:line="336" w:lineRule="auto" w:after="180"/>
+      </w:pPr>
+      <w:r>
+        <w:rPr>
+          <w:b w:val="0"/>
+        </w:rPr>
+        <w:t>If G2 is removed from the approved collection, return review with null claim/source while edit remains denied. The room baseline and garden adapter expose different output fields on purpose; neither silently mutates its input dictionary. This three-card teaching fixture is no independent gardening expertise or production reliability evidence.</w:t>
+      </w:r>
+    </w:p>
+    <w:p>
+      <w:pPr>
+        <w:pStyle w:val="Heading2"/>
+      </w:pPr>
+      <w:r>
+        <w:t>Trace source, attribution, denied edit and final checks</w:t>
+      </w:r>
+    </w:p>
+    <w:p>
       <w:r>
         <w:drawing>
           <wp:inline xmlns:a="http://schemas.openxmlformats.org/drawingml/2006/main" xmlns:pic="http://schemas.openxmlformats.org/drawingml/2006/picture">
-            <wp:extent cx="5346057" cy="5943599"/>
-            <wp:docPr id="1" name="Picture 1" descr="Capstone service implementation. Retrieve G2: Use the approved card for the supplied watering claim.. Draft with attribution: Phrase that claim and identify G2 as its source.. Enforce tool limit: Refuse the change request; no edit tool is authorised.. Check final trace: Confirm factual agreement and absence of forbidden action."/>
+            <wp:extent cx="5486400" cy="4005072"/>
+            <wp:docPr id="1" name="Picture 1" descr="Retrieve G2: Use the approved card for the supplied watering claim. → Draft with attribution: Phrase that claim and identify G2 as its source. → Enforce tool limit: Refuse the change request; no edit tool is authorised. → Check final trace: Confirm factual agreement and absence of forbidden action."/>
             <wp:cNvGraphicFramePr>
               <a:graphicFrameLocks noChangeAspect="1"/>
             </wp:cNvGraphicFramePr>
@@ -1090,7 +1548,7 @@
               <a:graphicData uri="http://schemas.openxmlformats.org/drawingml/2006/picture">
                 <pic:pic>
                   <pic:nvPicPr>
-                    <pic:cNvPr id="0" name="academy-visual-ai-6-33.png"/>
+                    <pic:cNvPr id="0" name="academy-story-ai-6-33-02.png"/>
                     <pic:cNvPicPr/>
                   </pic:nvPicPr>
                   <pic:blipFill>
@@ -1102,7 +1560,7 @@
                   <pic:spPr>
                     <a:xfrm>
                       <a:off x="0" y="0"/>
-                      <a:ext cx="5346057" cy="5943599"/>
+                      <a:ext cx="5486400" cy="4005072"/>
                     </a:xfrm>
                     <a:prstGeom prst="rect"/>
                   </pic:spPr>
@@ -1252,24 +1710,7 @@
     </w:p>
     <w:p>
       <w:pPr>
-        <w:pStyle w:val="Heading3"/>
-      </w:pPr>
-      <w:r>
-        <w:t>Why this result follows</w:t>
-      </w:r>
-    </w:p>
-    <w:p>
-      <w:pPr>
-        <w:pStyle w:val="Heading3"/>
-      </w:pPr>
-      <w:r>
-        <w:t>Why the result follows</w:t>
-      </w:r>
-    </w:p>
-    <w:p>
-      <w:pPr>
         <w:spacing w:line="336" w:lineRule="auto" w:after="180"/>
-        <w:shd w:fill="F1F6FC"/>
       </w:pPr>
       <w:r>
         <w:rPr>
@@ -1280,30 +1721,235 @@
     </w:p>
     <w:p>
       <w:pPr>
+        <w:pStyle w:val="Heading2"/>
+      </w:pPr>
+      <w:r>
+        <w:t>Predict missing G2</w:t>
+      </w:r>
+    </w:p>
+    <w:p>
+      <w:pPr>
+        <w:pStyle w:val="ListBullet"/>
+      </w:pPr>
+      <w:r>
+        <w:t>Change one thing: Remove G2 from the approved collection. Predict the result before checking the explanation. What remains the same?</w:t>
+      </w:r>
+    </w:p>
+    <w:p>
+      <w:pPr>
+        <w:pStyle w:val="Heading2"/>
+      </w:pPr>
+      <w:r>
+        <w:t>Check after predicting · reference / check after trying</w:t>
+      </w:r>
+    </w:p>
+    <w:p>
+      <w:r>
+        <w:drawing>
+          <wp:inline xmlns:a="http://schemas.openxmlformats.org/drawingml/2006/main" xmlns:pic="http://schemas.openxmlformats.org/drawingml/2006/picture">
+            <wp:extent cx="5486400" cy="3026664"/>
+            <wp:docPr id="2" name="Picture 2" descr="Original case: Confirm factual agreement and absence of forbidden action. Changed condition: Remove G2 from the approved collection. Expected result: Return unsupported for the fact request; editing remains prohibited. Reason: Grounding needs a present source while authority comes from the independent contract."/>
+            <wp:cNvGraphicFramePr>
+              <a:graphicFrameLocks noChangeAspect="1"/>
+            </wp:cNvGraphicFramePr>
+            <a:graphic>
+              <a:graphicData uri="http://schemas.openxmlformats.org/drawingml/2006/picture">
+                <pic:pic>
+                  <pic:nvPicPr>
+                    <pic:cNvPr id="0" name="academy-story-ai-6-33-04.png"/>
+                    <pic:cNvPicPr/>
+                  </pic:nvPicPr>
+                  <pic:blipFill>
+                    <a:blip r:embed="rId10"/>
+                    <a:stretch>
+                      <a:fillRect/>
+                    </a:stretch>
+                  </pic:blipFill>
+                  <pic:spPr>
+                    <a:xfrm>
+                      <a:off x="0" y="0"/>
+                      <a:ext cx="5486400" cy="3026664"/>
+                    </a:xfrm>
+                    <a:prstGeom prst="rect"/>
+                  </pic:spPr>
+                </pic:pic>
+              </a:graphicData>
+            </a:graphic>
+          </wp:inline>
+        </w:drawing>
+      </w:r>
+    </w:p>
+    <w:p>
+      <w:pPr>
+        <w:pStyle w:val="Heading2"/>
+      </w:pPr>
+      <w:r>
+        <w:t>Explain prototype limits and separate outcomes</w:t>
+      </w:r>
+    </w:p>
+    <w:p>
+      <w:pPr>
+        <w:pStyle w:val="ListBullet"/>
+      </w:pPr>
+      <w:r>
+        <w:t>A three-card prototype provides bounded evidence, not production reliability or independent gardening expertise.</w:t>
+      </w:r>
+    </w:p>
+    <w:p>
+      <w:pPr>
+        <w:pStyle w:val="ListBullet"/>
+      </w:pPr>
+      <w:r>
+        <w:t>Read the labelled picture: Trace the G2 fact request and edit request through the prototype. What can be returned, what cannot be done, and how does removing G2 change those two outcomes?</w:t>
+      </w:r>
+    </w:p>
+    <w:p>
+      <w:pPr>
+        <w:pStyle w:val="Heading2"/>
+      </w:pPr>
+      <w:r>
+        <w:t>Earlier wording, alternatives and picture transcripts · reference / check after trying</w:t>
+      </w:r>
+    </w:p>
+    <w:p>
+      <w:pPr>
         <w:pStyle w:val="Heading3"/>
       </w:pPr>
       <w:r>
-        <w:t>What this example does not establish</w:t>
-      </w:r>
-    </w:p>
-    <w:p>
-      <w:pPr>
-        <w:pStyle w:val="Heading3"/>
-      </w:pPr>
-      <w:r>
-        <w:t>Keep the stated limit</w:t>
+        <w:t>Learn from the worked case</w:t>
       </w:r>
     </w:p>
     <w:p>
       <w:pPr>
         <w:spacing w:line="336" w:lineRule="auto" w:after="180"/>
-        <w:shd w:fill="FFF5E6"/>
       </w:pPr>
       <w:r>
         <w:rPr>
           <w:b w:val="0"/>
         </w:rPr>
-        <w:t xml:space="preserve">A three-card prototype provides bounded </w:t>
+        <w:t>Cover the result before checking it. Say what is given, choose the procedure, and follow one step at a time. Then uncover the result and explain your first mismatch. Ask why a step is allowed, not only what number it produces.</w:t>
+      </w:r>
+    </w:p>
+    <w:p>
+      <w:pPr>
+        <w:pStyle w:val="Heading3"/>
+      </w:pPr>
+      <w:r>
+        <w:t>A pictorial worked case: Capstone service implementation</w:t>
+      </w:r>
+    </w:p>
+    <w:p>
+      <w:pPr>
+        <w:pStyle w:val="Heading3"/>
+      </w:pPr>
+      <w:r>
+        <w:t>The facts we will use</w:t>
+      </w:r>
+    </w:p>
+    <w:p>
+      <w:r>
+        <w:drawing>
+          <wp:inline xmlns:a="http://schemas.openxmlformats.org/drawingml/2006/main" xmlns:pic="http://schemas.openxmlformats.org/drawingml/2006/picture">
+            <wp:extent cx="5346057" cy="5943599"/>
+            <wp:docPr id="3" name="Picture 3" descr="Capstone service implementation. Retrieve G2: Use the approved card for the supplied watering claim.. Draft with attribution: Phrase that claim and identify G2 as its source.. Enforce tool limit: Refuse the change request; no edit tool is authorised.. Check final trace: Confirm factual agreement and absence of forbidden action."/>
+            <wp:cNvGraphicFramePr>
+              <a:graphicFrameLocks noChangeAspect="1"/>
+            </wp:cNvGraphicFramePr>
+            <a:graphic>
+              <a:graphicData uri="http://schemas.openxmlformats.org/drawingml/2006/picture">
+                <pic:pic>
+                  <pic:nvPicPr>
+                    <pic:cNvPr id="0" name="academy-visual-ai-6-33.png"/>
+                    <pic:cNvPicPr/>
+                  </pic:nvPicPr>
+                  <pic:blipFill>
+                    <a:blip r:embed="rId11"/>
+                    <a:stretch>
+                      <a:fillRect/>
+                    </a:stretch>
+                  </pic:blipFill>
+                  <pic:spPr>
+                    <a:xfrm>
+                      <a:off x="0" y="0"/>
+                      <a:ext cx="5346057" cy="5943599"/>
+                    </a:xfrm>
+                    <a:prstGeom prst="rect"/>
+                  </pic:spPr>
+                </pic:pic>
+              </a:graphicData>
+            </a:graphic>
+          </wp:inline>
+        </w:drawing>
+      </w:r>
+    </w:p>
+    <w:p>
+      <w:pPr>
+        <w:pStyle w:val="Heading3"/>
+      </w:pPr>
+      <w:r>
+        <w:t>Why this result follows</w:t>
+      </w:r>
+    </w:p>
+    <w:p>
+      <w:pPr>
+        <w:pStyle w:val="Heading3"/>
+      </w:pPr>
+      <w:r>
+        <w:t>What this example does not establish</w:t>
+      </w:r>
+    </w:p>
+    <w:p>
+      <w:pPr>
+        <w:pStyle w:val="Heading1"/>
+      </w:pPr>
+      <w:r>
+        <w:t>07. Audit null claims, exact types and side-effect absence</w:t>
+      </w:r>
+    </w:p>
+    <w:p>
+      <w:r>
+        <w:t>A plausible sentence cannot substitute for a valid grounded result.</w:t>
+      </w:r>
+    </w:p>
+    <w:p>
+      <w:pPr>
+        <w:pStyle w:val="Heading2"/>
+      </w:pPr>
+      <w:r>
+        <w:t>Core capstone qualification and failure analysis</w:t>
+      </w:r>
+    </w:p>
+    <w:p>
+      <w:pPr>
+        <w:spacing w:line="336" w:lineRule="auto" w:after="180"/>
+      </w:pPr>
+      <w:r>
+        <w:rPr>
+          <w:b w:val="0"/>
+        </w:rPr>
+        <w:t>An implemented baseline must still pass integration, access and failure checks before release.</w:t>
+      </w:r>
+    </w:p>
+    <w:p>
+      <w:pPr>
+        <w:spacing w:line="336" w:lineRule="auto" w:after="180"/>
+      </w:pPr>
+      <w:r>
+        <w:rPr>
+          <w:b w:val="0"/>
+        </w:rPr>
+        <w:t>A useful check asks what would make the reasoning fail. Distinguish a failure to execute the declared procedure from a weakness in the procedure itself.</w:t>
+      </w:r>
+    </w:p>
+    <w:p>
+      <w:pPr>
+        <w:spacing w:line="336" w:lineRule="auto" w:after="180"/>
+      </w:pPr>
+      <w:r>
+        <w:rPr>
+          <w:b w:val="0"/>
+        </w:rPr>
+        <w:t xml:space="preserve">The first may require a correction; the second requires an explicitly revised method and new </w:t>
       </w:r>
       <w:r>
         <w:rPr>
@@ -1315,7 +1961,257 @@
         <w:rPr>
           <w:b w:val="0"/>
         </w:rPr>
-        <w:t>, not production reliability or independent gardening expertise.</w:t>
+        <w:t>. Preserve unsuccessful cases so an improved result cannot hide the original problem.</w:t>
+      </w:r>
+    </w:p>
+    <w:p>
+      <w:pPr>
+        <w:pStyle w:val="Heading2"/>
+      </w:pPr>
+      <w:r>
+        <w:t>Complete authority, schema and missing-evidence probes</w:t>
+      </w:r>
+    </w:p>
+    <w:tbl>
+      <w:tblPr>
+        <w:tblStyle w:val="LightShading-Accent1"/>
+        <w:tblW w:type="auto" w:w="0"/>
+        <w:tblLook w:firstColumn="1" w:firstRow="1" w:lastColumn="0" w:lastRow="0" w:noHBand="0" w:noVBand="1" w:val="04A0"/>
+      </w:tblPr>
+      <w:tblGrid>
+        <w:gridCol w:w="5112"/>
+        <w:gridCol w:w="5112"/>
+      </w:tblGrid>
+      <w:tr>
+        <w:trPr>
+          <w:tblHeader/>
+        </w:trPr>
+        <w:tc>
+          <w:tcPr>
+            <w:tcW w:type="dxa" w:w="5112"/>
+          </w:tcPr>
+          <w:p>
+            <w:r>
+              <w:t>Capstone probe</w:t>
+            </w:r>
+          </w:p>
+        </w:tc>
+        <w:tc>
+          <w:tcPr>
+            <w:tcW w:type="dxa" w:w="5112"/>
+          </w:tcPr>
+          <w:p>
+            <w:r>
+              <w:t>Expected interpretation</w:t>
+            </w:r>
+          </w:p>
+        </w:tc>
+      </w:tr>
+      <w:tr>
+        <w:tc>
+          <w:tcPr>
+            <w:tcW w:type="dxa" w:w="5112"/>
+          </w:tcPr>
+          <w:p>
+            <w:r>
+              <w:t>Restricted student T request</w:t>
+            </w:r>
+          </w:p>
+        </w:tc>
+        <w:tc>
+          <w:tcPr>
+            <w:tcW w:type="dxa" w:w="5112"/>
+          </w:tcPr>
+          <w:p>
+            <w:r>
+              <w:t>Deny before content lookup</w:t>
+            </w:r>
+          </w:p>
+        </w:tc>
+      </w:tr>
+      <w:tr>
+        <w:tc>
+          <w:tcPr>
+            <w:tcW w:type="dxa" w:w="5112"/>
+          </w:tcPr>
+          <w:p>
+            <w:r>
+              <w:t>Matching ID but stale version</w:t>
+            </w:r>
+          </w:p>
+        </w:tc>
+        <w:tc>
+          <w:tcPr>
+            <w:tcW w:type="dxa" w:w="5112"/>
+          </w:tcPr>
+          <w:p>
+            <w:r>
+              <w:t>Review; no current supported claim</w:t>
+            </w:r>
+          </w:p>
+        </w:tc>
+      </w:tr>
+      <w:tr>
+        <w:tc>
+          <w:tcPr>
+            <w:tcW w:type="dxa" w:w="5112"/>
+          </w:tcPr>
+          <w:p>
+            <w:r>
+              <w:t>Approved flag false or missing</w:t>
+            </w:r>
+          </w:p>
+        </w:tc>
+        <w:tc>
+          <w:tcPr>
+            <w:tcW w:type="dxa" w:w="5112"/>
+          </w:tcPr>
+          <w:p>
+            <w:r>
+              <w:t>Review; do not infer approval</w:t>
+            </w:r>
+          </w:p>
+        </w:tc>
+      </w:tr>
+      <w:tr>
+        <w:tc>
+          <w:tcPr>
+            <w:tcW w:type="dxa" w:w="5112"/>
+          </w:tcPr>
+          <w:p>
+            <w:r>
+              <w:t>Capacity Boolean or negative</w:t>
+            </w:r>
+          </w:p>
+        </w:tc>
+        <w:tc>
+          <w:tcPr>
+            <w:tcW w:type="dxa" w:w="5112"/>
+          </w:tcPr>
+          <w:p>
+            <w:r>
+              <w:t>Invalid record for support; review</w:t>
+            </w:r>
+          </w:p>
+        </w:tc>
+      </w:tr>
+      <w:tr>
+        <w:tc>
+          <w:tcPr>
+            <w:tcW w:type="dxa" w:w="5112"/>
+          </w:tcPr>
+          <w:p>
+            <w:r>
+              <w:t>Valid measured zero</w:t>
+            </w:r>
+          </w:p>
+        </w:tc>
+        <w:tc>
+          <w:tcPr>
+            <w:tcW w:type="dxa" w:w="5112"/>
+          </w:tcPr>
+          <w:p>
+            <w:r>
+              <w:t>A value, not missing evidence; test exact type rather than truthiness</w:t>
+            </w:r>
+          </w:p>
+        </w:tc>
+      </w:tr>
+      <w:tr>
+        <w:tc>
+          <w:tcPr>
+            <w:tcW w:type="dxa" w:w="5112"/>
+          </w:tcPr>
+          <w:p>
+            <w:r>
+              <w:t>Non-supported response includes capacity/source claim</w:t>
+            </w:r>
+          </w:p>
+        </w:tc>
+        <w:tc>
+          <w:tcPr>
+            <w:tcW w:type="dxa" w:w="5112"/>
+          </w:tcPr>
+          <w:p>
+            <w:r>
+              <w:t>Reject contradictory output</w:t>
+            </w:r>
+          </w:p>
+        </w:tc>
+      </w:tr>
+      <w:tr>
+        <w:tc>
+          <w:tcPr>
+            <w:tcW w:type="dxa" w:w="5112"/>
+          </w:tcPr>
+          <w:p>
+            <w:r>
+              <w:t>Request contains role=teacher</w:t>
+            </w:r>
+          </w:p>
+        </w:tc>
+        <w:tc>
+          <w:tcPr>
+            <w:tcW w:type="dxa" w:w="5112"/>
+          </w:tcPr>
+          <w:p>
+            <w:r>
+              <w:t>Reject unexpected field; trusted role is external fixture</w:t>
+            </w:r>
+          </w:p>
+        </w:tc>
+      </w:tr>
+      <w:tr>
+        <w:tc>
+          <w:tcPr>
+            <w:tcW w:type="dxa" w:w="5112"/>
+          </w:tcPr>
+          <w:p>
+            <w:r>
+              <w:t>G2 missing but edit requested</w:t>
+            </w:r>
+          </w:p>
+        </w:tc>
+        <w:tc>
+          <w:tcPr>
+            <w:tcW w:type="dxa" w:w="5112"/>
+          </w:tcPr>
+          <w:p>
+            <w:r>
+              <w:t>Review factual part and still deny edit</w:t>
+            </w:r>
+          </w:p>
+        </w:tc>
+      </w:tr>
+      <w:tr>
+        <w:tc>
+          <w:tcPr>
+            <w:tcW w:type="dxa" w:w="5112"/>
+          </w:tcPr>
+          <w:p>
+            <w:r>
+              <w:t>Local baseline tests pass</w:t>
+            </w:r>
+          </w:p>
+        </w:tc>
+        <w:tc>
+          <w:tcPr>
+            <w:tcW w:type="dxa" w:w="5112"/>
+          </w:tcPr>
+          <w:p>
+            <w:r>
+              <w:t>Bounded interface evidence, not real auth/model/production reliability</w:t>
+            </w:r>
+          </w:p>
+        </w:tc>
+      </w:tr>
+    </w:tbl>
+    <w:p>
+      <w:pPr>
+        <w:pStyle w:val="Heading2"/>
+      </w:pPr>
+      <w:r>
+        <w:t>Guided repair and explanation</w:t>
       </w:r>
     </w:p>
     <w:p>
@@ -1323,19 +2219,40 @@
         <w:pStyle w:val="Heading3"/>
       </w:pPr>
       <w:r>
-        <w:t>Keep the stated limit</w:t>
-      </w:r>
-    </w:p>
-    <w:p>
-      <w:pPr>
-        <w:spacing w:line="336" w:lineRule="auto" w:after="180"/>
-        <w:shd w:fill="FFF5E6"/>
-      </w:pPr>
-      <w:r>
-        <w:rPr>
-          <w:b w:val="0"/>
-        </w:rPr>
-        <w:t>Read the labelled picture: Trace the G2 fact request and edit request through the prototype. What can be returned, what cannot be done, and how does removing G2 change those two outcomes?</w:t>
+        <w:t>Guided: restate the worked result, then name the assumption or limitation that prevents a broader conclusion.</w:t>
+      </w:r>
+    </w:p>
+    <w:p>
+      <w:r>
+        <w:t>________________________________________________________________</w:t>
+      </w:r>
+    </w:p>
+    <w:p>
+      <w:r>
+        <w:t>________________________________________________________________</w:t>
+      </w:r>
+    </w:p>
+    <w:p>
+      <w:r>
+        <w:t>________________________________________________________________</w:t>
+      </w:r>
+    </w:p>
+    <w:p>
+      <w:r>
+        <w:t>________________________________________________________________</w:t>
+      </w:r>
+    </w:p>
+    <w:p>
+      <w:r>
+        <w:t>________________________________________________________________</w:t>
+      </w:r>
+    </w:p>
+    <w:p>
+      <w:pPr>
+        <w:pStyle w:val="ListBullet"/>
+      </w:pPr>
+      <w:r>
+        <w:t>A report omits this qualification: An implemented baseline must still pass integration, access and failure checks before release. Explain how omitting it could change a reader's interpretation, and write an accurate replacement.</w:t>
       </w:r>
     </w:p>
     <w:p>
@@ -1343,19 +2260,53 @@
         <w:pStyle w:val="Heading3"/>
       </w:pPr>
       <w:r>
-        <w:t>Keep the stated limit</w:t>
-      </w:r>
-    </w:p>
-    <w:p>
-      <w:pPr>
-        <w:spacing w:line="336" w:lineRule="auto" w:after="180"/>
-        <w:shd w:fill="FFF5E6"/>
-      </w:pPr>
-      <w:r>
-        <w:rPr>
-          <w:b w:val="0"/>
-        </w:rPr>
-        <w:t>Change one thing: Remove G2 from the approved collection. Predict the result before checking the explanation. What remains the same?</w:t>
+        <w:t>State one repair and the checks you would rerun.</w:t>
+      </w:r>
+    </w:p>
+    <w:p>
+      <w:r>
+        <w:t>________________________________________________________________</w:t>
+      </w:r>
+    </w:p>
+    <w:p>
+      <w:r>
+        <w:t>________________________________________________________________</w:t>
+      </w:r>
+    </w:p>
+    <w:p>
+      <w:r>
+        <w:t>________________________________________________________________</w:t>
+      </w:r>
+    </w:p>
+    <w:p>
+      <w:r>
+        <w:t>________________________________________________________________</w:t>
+      </w:r>
+    </w:p>
+    <w:p>
+      <w:r>
+        <w:t>________________________________________________________________</w:t>
+      </w:r>
+    </w:p>
+    <w:p>
+      <w:r>
+        <w:t>________________________________________________________________</w:t>
+      </w:r>
+    </w:p>
+    <w:p>
+      <w:pPr>
+        <w:pStyle w:val="Heading2"/>
+      </w:pPr>
+      <w:r>
+        <w:t>Earlier wording, alternatives and picture transcripts · reference / check after trying</w:t>
+      </w:r>
+    </w:p>
+    <w:p>
+      <w:pPr>
+        <w:pStyle w:val="Heading3"/>
+      </w:pPr>
+      <w:r>
+        <w:t>Locate the earliest unsupported step</w:t>
       </w:r>
     </w:p>
     <w:p>
@@ -1363,23 +2314,28 @@
         <w:pStyle w:val="Heading1"/>
       </w:pPr>
       <w:r>
-        <w:t>07. Find and repair a mistake</w:t>
-      </w:r>
-    </w:p>
-    <w:p>
-      <w:r>
-        <w:t>Find the unsupported step in the Capstone service implementation claim and explain a repair using the supplied evidence.</w:t>
-      </w:r>
-    </w:p>
-    <w:p>
-      <w:pPr>
-        <w:spacing w:line="336" w:lineRule="auto" w:after="180"/>
-      </w:pPr>
-      <w:r>
-        <w:rPr>
-          <w:b w:val="0"/>
-        </w:rPr>
-        <w:t>An implemented baseline must still pass integration, access and failure checks before release.</w:t>
+        <w:t>08. Practise one complete request trace</w:t>
+      </w:r>
+    </w:p>
+    <w:p>
+      <w:r>
+        <w:t>Name the input, first deciding check, output claims and limits.</w:t>
+      </w:r>
+    </w:p>
+    <w:p>
+      <w:pPr>
+        <w:pStyle w:val="Heading2"/>
+      </w:pPr>
+      <w:r>
+        <w:t>Current explanation and guided check</w:t>
+      </w:r>
+    </w:p>
+    <w:p>
+      <w:pPr>
+        <w:pStyle w:val="ListBullet"/>
+      </w:pPr>
+      <w:r>
+        <w:t>Explain the weekly mechanism in your own words. Use the worked scenario to name its input, decision rule and output.</w:t>
       </w:r>
     </w:p>
     <w:p>
@@ -1387,43 +2343,32 @@
         <w:pStyle w:val="Heading3"/>
       </w:pPr>
       <w:r>
-        <w:t>Check the claim against the facts</w:t>
-      </w:r>
-    </w:p>
-    <w:p>
-      <w:pPr>
-        <w:spacing w:line="336" w:lineRule="auto" w:after="180"/>
-        <w:shd w:fill="FFF5E6"/>
-      </w:pPr>
-      <w:r>
-        <w:rPr>
-          <w:b w:val="0"/>
-        </w:rPr>
-        <w:t>A useful check asks what would make the reasoning fail. Distinguish a failure to execute the declared procedure from a weakness in the procedure itself.</w:t>
-      </w:r>
-    </w:p>
-    <w:p>
-      <w:pPr>
-        <w:spacing w:line="336" w:lineRule="auto" w:after="180"/>
-        <w:shd w:fill="FFF5E6"/>
-      </w:pPr>
-      <w:r>
-        <w:rPr>
-          <w:b w:val="0"/>
-        </w:rPr>
-        <w:t xml:space="preserve">The first may require a correction; the second requires an explicitly revised method and new </w:t>
-      </w:r>
-      <w:r>
-        <w:rPr>
-          <w:b/>
-        </w:rPr>
-        <w:t>evidence</w:t>
-      </w:r>
-      <w:r>
-        <w:rPr>
-          <w:b w:val="0"/>
-        </w:rPr>
-        <w:t>. Preserve unsuccessful cases so an improved result cannot hide the original problem.</w:t>
+        <w:t>Guided: restate the worked result, then name the assumption or limitation that prevents a broader conclusion.</w:t>
+      </w:r>
+    </w:p>
+    <w:p>
+      <w:r>
+        <w:t>________________________________________________________________</w:t>
+      </w:r>
+    </w:p>
+    <w:p>
+      <w:r>
+        <w:t>________________________________________________________________</w:t>
+      </w:r>
+    </w:p>
+    <w:p>
+      <w:r>
+        <w:t>________________________________________________________________</w:t>
+      </w:r>
+    </w:p>
+    <w:p>
+      <w:r>
+        <w:t>________________________________________________________________</w:t>
+      </w:r>
+    </w:p>
+    <w:p>
+      <w:r>
+        <w:t>________________________________________________________________</w:t>
       </w:r>
     </w:p>
     <w:p>
@@ -1431,7 +2376,7 @@
         <w:pStyle w:val="Heading3"/>
       </w:pPr>
       <w:r>
-        <w:t>Guided: restate the worked result, then name the assumption or limitation that prevents a broader conclusion.</w:t>
+        <w:t>Explain your prediction to a partner before comparing results.</w:t>
       </w:r>
     </w:p>
     <w:p>
@@ -1455,205 +2400,11 @@
       </w:r>
     </w:p>
     <w:p>
-      <w:r>
-        <w:t>________________________________________________________________</w:t>
-      </w:r>
-    </w:p>
-    <w:p>
-      <w:pPr>
-        <w:pStyle w:val="Heading3"/>
-      </w:pPr>
-      <w:r>
-        <w:t>Locate the earliest unsupported step</w:t>
-      </w:r>
-    </w:p>
-    <w:p>
-      <w:pPr>
-        <w:spacing w:line="336" w:lineRule="auto" w:after="180"/>
-      </w:pPr>
-      <w:r>
-        <w:rPr>
-          <w:b w:val="0"/>
-        </w:rPr>
-        <w:t>A report omits this qualification: An implemented baseline must still pass integration, access and failure checks before release.</w:t>
-      </w:r>
-    </w:p>
-    <w:p>
-      <w:pPr>
-        <w:spacing w:line="336" w:lineRule="auto" w:after="180"/>
-      </w:pPr>
-      <w:r>
-        <w:rPr>
-          <w:b w:val="0"/>
-        </w:rPr>
-        <w:t>Explain how omitting it could change a reader's interpretation, and write an accurate replacement.</w:t>
-      </w:r>
-    </w:p>
-    <w:p>
-      <w:pPr>
-        <w:pStyle w:val="Heading3"/>
-      </w:pPr>
-      <w:r>
-        <w:t>State one repair and the checks you would rerun.</w:t>
-      </w:r>
-    </w:p>
-    <w:p>
-      <w:r>
-        <w:t>________________________________________________________________</w:t>
-      </w:r>
-    </w:p>
-    <w:p>
-      <w:r>
-        <w:t>________________________________________________________________</w:t>
-      </w:r>
-    </w:p>
-    <w:p>
-      <w:r>
-        <w:t>________________________________________________________________</w:t>
-      </w:r>
-    </w:p>
-    <w:p>
-      <w:r>
-        <w:t>________________________________________________________________</w:t>
-      </w:r>
-    </w:p>
-    <w:p>
-      <w:r>
-        <w:t>________________________________________________________________</w:t>
-      </w:r>
-    </w:p>
-    <w:p>
-      <w:r>
-        <w:t>________________________________________________________________</w:t>
-      </w:r>
-    </w:p>
-    <w:p>
-      <w:pPr>
-        <w:pStyle w:val="Heading1"/>
-      </w:pPr>
-      <w:r>
-        <w:t>08. Practise together</w:t>
-      </w:r>
-    </w:p>
-    <w:p>
-      <w:r>
-        <w:t>Practise Capstone service implementation with support, then explain the deciding step in your own words.</w:t>
-      </w:r>
-    </w:p>
-    <w:p>
-      <w:pPr>
-        <w:spacing w:line="336" w:lineRule="auto" w:after="180"/>
-      </w:pPr>
-      <w:r>
-        <w:rPr>
-          <w:b w:val="0"/>
-        </w:rPr>
-        <w:t xml:space="preserve">Explain the weekly </w:t>
-      </w:r>
-      <w:r>
-        <w:rPr>
-          <w:b/>
-        </w:rPr>
-        <w:t>mechanism</w:t>
-      </w:r>
-      <w:r>
-        <w:rPr>
-          <w:b w:val="0"/>
-        </w:rPr>
-        <w:t xml:space="preserve"> in your own words. Use the worked scenario to name its </w:t>
-      </w:r>
-      <w:r>
-        <w:rPr>
-          <w:b/>
-        </w:rPr>
-        <w:t>input</w:t>
-      </w:r>
-      <w:r>
-        <w:rPr>
-          <w:b w:val="0"/>
-        </w:rPr>
-        <w:t xml:space="preserve">, decision rule and </w:t>
-      </w:r>
-      <w:r>
-        <w:rPr>
-          <w:b/>
-        </w:rPr>
-        <w:t>output</w:t>
-      </w:r>
-      <w:r>
-        <w:rPr>
-          <w:b w:val="0"/>
-        </w:rPr>
-        <w:t>.</w:t>
-      </w:r>
-    </w:p>
-    <w:p>
-      <w:pPr>
-        <w:pStyle w:val="Heading3"/>
-      </w:pPr>
-      <w:r>
-        <w:t>Guided: restate the worked result, then name the assumption or limitation that prevents a broader conclusion.</w:t>
-      </w:r>
-    </w:p>
-    <w:p>
-      <w:r>
-        <w:t>________________________________________________________________</w:t>
-      </w:r>
-    </w:p>
-    <w:p>
-      <w:r>
-        <w:t>________________________________________________________________</w:t>
-      </w:r>
-    </w:p>
-    <w:p>
-      <w:r>
-        <w:t>________________________________________________________________</w:t>
-      </w:r>
-    </w:p>
-    <w:p>
-      <w:r>
-        <w:t>________________________________________________________________</w:t>
-      </w:r>
-    </w:p>
-    <w:p>
-      <w:r>
-        <w:t>________________________________________________________________</w:t>
-      </w:r>
-    </w:p>
-    <w:p>
-      <w:pPr>
-        <w:pStyle w:val="Heading3"/>
-      </w:pPr>
-      <w:r>
-        <w:t>Explain your prediction to a partner before comparing results.</w:t>
-      </w:r>
-    </w:p>
-    <w:p>
-      <w:r>
-        <w:t>________________________________________________________________</w:t>
-      </w:r>
-    </w:p>
-    <w:p>
-      <w:r>
-        <w:t>________________________________________________________________</w:t>
-      </w:r>
-    </w:p>
-    <w:p>
-      <w:r>
-        <w:t>________________________________________________________________</w:t>
-      </w:r>
-    </w:p>
-    <w:p>
-      <w:r>
-        <w:t>________________________________________________________________</w:t>
-      </w:r>
-    </w:p>
-    <w:p>
-      <w:pPr>
-        <w:pStyle w:val="Heading3"/>
-      </w:pPr>
-      <w:r>
-        <w:t>Practise with less help: Trace the worked case</w:t>
+      <w:pPr>
+        <w:pStyle w:val="Heading2"/>
+      </w:pPr>
+      <w:r>
+        <w:t>Supported W2 trace</w:t>
       </w:r>
     </w:p>
     <w:p>
@@ -1783,82 +2534,49 @@
     </w:p>
     <w:p>
       <w:pPr>
+        <w:pStyle w:val="Heading2"/>
+      </w:pPr>
+      <w:r>
+        <w:t>Individual scope check</w:t>
+      </w:r>
+    </w:p>
+    <w:p>
+      <w:pPr>
+        <w:pStyle w:val="ListBullet"/>
+      </w:pPr>
+      <w:r>
+        <w:t>Use the worked case for Capstone service implementation. Proposed explanation: “The worked result establishes every future case”. Decide whether this explanation is supported. Point to the step or supplied fact that decides; explain your repair if needed.</w:t>
+      </w:r>
+    </w:p>
+    <w:p>
+      <w:pPr>
+        <w:pStyle w:val="ListBullet"/>
+      </w:pPr>
+      <w:r>
+        <w:t>Answer on your own before discussion. If you are unsure, say which step you need help with.</w:t>
+      </w:r>
+    </w:p>
+    <w:p>
+      <w:pPr>
+        <w:pStyle w:val="Heading2"/>
+      </w:pPr>
+      <w:r>
+        <w:t>Picture response</w:t>
+      </w:r>
+    </w:p>
+    <w:p>
+      <w:pPr>
+        <w:pStyle w:val="ListBullet"/>
+      </w:pPr>
+      <w:r>
+        <w:t>Trace the G2 fact request and edit request through the prototype. What can be returned, what cannot be done, and how does removing G2 change those two outcomes?</w:t>
+      </w:r>
+    </w:p>
+    <w:p>
+      <w:pPr>
         <w:pStyle w:val="Heading3"/>
       </w:pPr>
       <w:r>
-        <w:t>Check your reasoning</w:t>
-      </w:r>
-    </w:p>
-    <w:p>
-      <w:pPr>
-        <w:spacing w:line="336" w:lineRule="auto" w:after="180"/>
-      </w:pPr>
-      <w:r>
-        <w:rPr>
-          <w:b w:val="0"/>
-        </w:rPr>
-        <w:t xml:space="preserve">Use the worked case for Capstone </w:t>
-      </w:r>
-      <w:r>
-        <w:rPr>
-          <w:b/>
-        </w:rPr>
-        <w:t>service implementation</w:t>
-      </w:r>
-      <w:r>
-        <w:rPr>
-          <w:b w:val="0"/>
-        </w:rPr>
-        <w:t>. Proposed explanation: “The worked result establishes every future case”. Decide whether this explanation is supported.</w:t>
-      </w:r>
-    </w:p>
-    <w:p>
-      <w:pPr>
-        <w:spacing w:line="336" w:lineRule="auto" w:after="180"/>
-      </w:pPr>
-      <w:r>
-        <w:rPr>
-          <w:b w:val="0"/>
-        </w:rPr>
-        <w:t>Point to the step or supplied fact that decides; explain your repair if needed.</w:t>
-      </w:r>
-    </w:p>
-    <w:p>
-      <w:pPr>
-        <w:spacing w:line="336" w:lineRule="auto" w:after="180"/>
-      </w:pPr>
-      <w:r>
-        <w:rPr>
-          <w:b w:val="0"/>
-        </w:rPr>
-        <w:t>Answer on your own before discussion. If you are unsure, say which step you need help with.</w:t>
-      </w:r>
-    </w:p>
-    <w:p>
-      <w:pPr>
-        <w:pStyle w:val="Heading3"/>
-      </w:pPr>
-      <w:r>
-        <w:t>Explain the picture</w:t>
-      </w:r>
-    </w:p>
-    <w:p>
-      <w:pPr>
-        <w:spacing w:line="336" w:lineRule="auto" w:after="180"/>
-        <w:shd w:fill="F5F1FB"/>
-      </w:pPr>
-      <w:r>
-        <w:rPr>
-          <w:b w:val="0"/>
-        </w:rPr>
-        <w:t>Trace the G2 fact request and edit request through the prototype. What can be returned, what cannot be done, and how does removing G2 change those two outcomes?</w:t>
-      </w:r>
-    </w:p>
-    <w:p>
-      <w:pPr>
-        <w:pStyle w:val="Heading3"/>
-      </w:pPr>
-      <w:r>
         <w:t>My explanation using a pictured step and the given facts</w:t>
       </w:r>
     </w:p>
@@ -1880,6 +2598,14 @@
     <w:p>
       <w:r>
         <w:t>________________________________________________________________</w:t>
+      </w:r>
+    </w:p>
+    <w:p>
+      <w:pPr>
+        <w:pStyle w:val="Heading2"/>
+      </w:pPr>
+      <w:r>
+        <w:t>Reserve the selected zero-versus-missing room case</w:t>
       </w:r>
     </w:p>
     <w:p>
@@ -1895,23 +2621,55 @@
     </w:p>
     <w:p>
       <w:pPr>
+        <w:pStyle w:val="Heading2"/>
+      </w:pPr>
+      <w:r>
+        <w:t>Earlier wording, alternatives and picture transcripts · reference / check after trying</w:t>
+      </w:r>
+    </w:p>
+    <w:p>
+      <w:pPr>
+        <w:pStyle w:val="Heading3"/>
+      </w:pPr>
+      <w:r>
+        <w:t>Practise with less help: Trace the worked case</w:t>
+      </w:r>
+    </w:p>
+    <w:p>
+      <w:pPr>
+        <w:pStyle w:val="Heading3"/>
+      </w:pPr>
+      <w:r>
+        <w:t>Check your reasoning</w:t>
+      </w:r>
+    </w:p>
+    <w:p>
+      <w:pPr>
+        <w:pStyle w:val="Heading3"/>
+      </w:pPr>
+      <w:r>
+        <w:t>Explain the picture</w:t>
+      </w:r>
+    </w:p>
+    <w:p>
+      <w:pPr>
         <w:pStyle w:val="Heading1"/>
       </w:pPr>
       <w:r>
-        <w:t>09. Run the investigation</w:t>
-      </w:r>
-    </w:p>
-    <w:p>
-      <w:r>
-        <w:t>Investigate Capstone service implementation. Record the prediction, actual observation or labelled paper trace, explanation and next test separately.</w:t>
-      </w:r>
-    </w:p>
-    <w:p>
-      <w:pPr>
-        <w:pStyle w:val="Heading3"/>
-      </w:pPr>
-      <w:r>
-        <w:t>Predict, investigate and preserve the evidence</w:t>
+        <w:t>09. Run the complete deterministic implementation with inspectable traces</w:t>
+      </w:r>
+    </w:p>
+    <w:p>
+      <w:r>
+        <w:t>Check output schema, provenance, denied lookups and unchanged sources.</w:t>
+      </w:r>
+    </w:p>
+    <w:p>
+      <w:pPr>
+        <w:pStyle w:val="Heading2"/>
+      </w:pPr>
+      <w:r>
+        <w:t>Current A/B/T capstone investigation</w:t>
       </w:r>
     </w:p>
     <w:p>
@@ -1923,6 +2681,173 @@
           <w:b w:val="0"/>
         </w:rPr>
         <w:t>Room A has approval and capacity 12; room B lacks approval; teacher guide T is restricted. Student requests each. Show the intermediate steps and give the conclusion with its scope.</w:t>
+      </w:r>
+    </w:p>
+    <w:p>
+      <w:pPr>
+        <w:pStyle w:val="Heading2"/>
+      </w:pPr>
+      <w:r>
+        <w:t>Runnable room baseline and garden adapter</w:t>
+      </w:r>
+    </w:p>
+    <w:p>
+      <w:r>
+        <w:rPr>
+          <w:rFonts w:ascii="Courier New" w:hAnsi="Courier New"/>
+          <w:sz w:val="18"/>
+        </w:rPr>
+        <w:t>"""Deterministic read-only capstone over supplied room and garden dictionaries."""</w:t>
+        <w:br/>
+        <w:t>from copy import deepcopy</w:t>
+        <w:br/>
+        <w:t>import re</w:t>
+        <w:br/>
+        <w:t>VERSION='c1'</w:t>
+        <w:br/>
+        <w:t>ROOMS={'A':{'id':'A','approved':True,'capacity':12,'version':'c1','source_id':'REG-A'},</w:t>
+        <w:br/>
+        <w:t xml:space="preserve">       'B':{'id':'B','approved':False,'capacity':8,'version':'c1','source_id':'REG-B'}}</w:t>
+        <w:br/>
+        <w:br/>
+        <w:t>def output(status,resource_id,capacity=None,source_id=None):</w:t>
+        <w:br/>
+        <w:t xml:space="preserve"> if status not in {'supported','review','denied','invalid_input'}:raise ValueError('unknown status')</w:t>
+        <w:br/>
+        <w:t xml:space="preserve"> if status=='supported':</w:t>
+        <w:br/>
+        <w:t xml:space="preserve">  if type(capacity) is not int or capacity&lt;0 or type(source_id) is not str or not source_id:</w:t>
+        <w:br/>
+        <w:t xml:space="preserve">   raise ValueError('supported output needs exact nonnegative integer capacity and source')</w:t>
+        <w:br/>
+        <w:t xml:space="preserve"> elif capacity is not None or source_id is not None:raise ValueError('unsupported output must have null claims')</w:t>
+        <w:br/>
+        <w:t xml:space="preserve"> return {'status':status,'resource_id':resource_id,'capacity':capacity,'source_id':source_id}</w:t>
+        <w:br/>
+        <w:br/>
+        <w:t>def serve(request,trusted_role,records,trace,logs):</w:t>
+        <w:br/>
+        <w:t xml:space="preserve"> rid=None</w:t>
+        <w:br/>
+        <w:t xml:space="preserve"> def finish(status,capacity=None,source_id=None):</w:t>
+        <w:br/>
+        <w:t xml:space="preserve">  result=output(status,rid,capacity,source_id)</w:t>
+        <w:br/>
+        <w:t xml:space="preserve">  logs.append({'status':status,'data_version':VERSION})  # no content, tokens or raw request</w:t>
+        <w:br/>
+        <w:t xml:space="preserve">  return result</w:t>
+        <w:br/>
+        <w:t xml:space="preserve"> if type(request) is not dict or set(request)!={'resource_id'}:return finish('invalid_input')</w:t>
+        <w:br/>
+        <w:t xml:space="preserve"> candidate=request['resource_id']</w:t>
+        <w:br/>
+        <w:t xml:space="preserve"> if type(candidate) is not str or re.fullmatch(r'[A-Z]',candidate) is None:return finish('invalid_input')</w:t>
+        <w:br/>
+        <w:t xml:space="preserve"> rid=candidate</w:t>
+        <w:br/>
+        <w:t xml:space="preserve"> if trusted_role not in ('student','teacher'):return finish('denied')</w:t>
+        <w:br/>
+        <w:t xml:space="preserve"> if rid=='T':</w:t>
+        <w:br/>
+        <w:t xml:space="preserve">  # T is declared restricted guide metadata, not a room register in this route.</w:t>
+        <w:br/>
+        <w:t xml:space="preserve">  return finish('denied' if trusted_role=='student' else 'review')</w:t>
+        <w:br/>
+        <w:t xml:space="preserve"> trace.append({'operation':'room_lookup','resource_id':rid})</w:t>
+        <w:br/>
+        <w:t xml:space="preserve"> record=records.get(rid)</w:t>
+        <w:br/>
+        <w:t xml:space="preserve"> expected={'id','approved','capacity','version','source_id'}</w:t>
+        <w:br/>
+        <w:t xml:space="preserve"> if type(record) is not dict or set(record)!=expected:return finish('review')</w:t>
+        <w:br/>
+        <w:t xml:space="preserve"> if record['id']!=rid or record['version']!=VERSION or record['approved'] is not True:return finish('review')</w:t>
+        <w:br/>
+        <w:t xml:space="preserve"> if type(record['capacity']) is not int or record['capacity']&lt;0:return finish('review')</w:t>
+        <w:br/>
+        <w:t xml:space="preserve"> if type(record['source_id']) is not str or not record['source_id']:return finish('review')</w:t>
+        <w:br/>
+        <w:t xml:space="preserve"> return finish('supported',record['capacity'],record['source_id'])</w:t>
+        <w:br/>
+        <w:br/>
+        <w:t>before=deepcopy(ROOMS);trace=[];logs=[]</w:t>
+        <w:br/>
+        <w:t>a=serve({'resource_id':'A'},'student',ROOMS,trace,logs)</w:t>
+        <w:br/>
+        <w:t>b=serve({'resource_id':'B'},'student',ROOMS,trace,logs)</w:t>
+        <w:br/>
+        <w:t>t=serve({'resource_id':'T'},'student',ROOMS,trace,logs)</w:t>
+        <w:br/>
+        <w:t>assert a['status']=='supported' and a['capacity']==12 and a['source_id']=='REG-A'</w:t>
+        <w:br/>
+        <w:t>assert b['status']=='review' and b['capacity'] is None and t['status']=='denied'</w:t>
+        <w:br/>
+        <w:t>assert [e['resource_id'] for e in trace]==['A','B'] and ROOMS==before</w:t>
+        <w:br/>
+        <w:t>assert serve({'resource_id':'A','role':'teacher'},'student',ROOMS,[],[])['status']=='invalid_input'</w:t>
+        <w:br/>
+        <w:t>assert serve({'resource_id':'A'},'unknown',ROOMS,[],[])['status']=='denied'</w:t>
+        <w:br/>
+        <w:t># Separate garden picture; exact structured operations, not natural-language parsing.</w:t>
+        <w:br/>
+        <w:t>GARDEN={'G1':{'approved':True,'claim':'fictional garden card one'},</w:t>
+        <w:br/>
+        <w:t xml:space="preserve">        'G2':{'approved':True,'claim':'Mint needs regular watering.'},</w:t>
+        <w:br/>
+        <w:t xml:space="preserve">        'G3':{'approved':True,'claim':'fictional garden card three'}}</w:t>
+        <w:br/>
+        <w:t>def garden_reply(operations,records):</w:t>
+        <w:br/>
+        <w:t xml:space="preserve"> if operations!=['read_G2','edit_G2']:raise ValueError('use exact supplied two-operation fixture')</w:t>
+        <w:br/>
+        <w:t xml:space="preserve"> record=records.get('G2');supported=type(record) is dict and record.get('approved') is True and type(record.get('claim')) is str</w:t>
+        <w:br/>
+        <w:t xml:space="preserve"> return {'answer_status':'supported' if supported else 'review',</w:t>
+        <w:br/>
+        <w:t xml:space="preserve">         'claim':record['claim'] if supported else None,'source_id':'G2' if supported else None,</w:t>
+        <w:br/>
+        <w:t xml:space="preserve">         'edit_status':'denied','effects':[]}</w:t>
+        <w:br/>
+        <w:t>garden_before=deepcopy(GARDEN)</w:t>
+        <w:br/>
+        <w:t>picture=garden_reply(['read_G2','edit_G2'],GARDEN)</w:t>
+        <w:br/>
+        <w:t>missing=garden_reply(['read_G2','edit_G2'],{k:v for k,v in GARDEN.items() if k!='G2'})</w:t>
+        <w:br/>
+        <w:t>assert picture['source_id']=='G2' and missing['claim'] is None</w:t>
+        <w:br/>
+        <w:t>assert picture['edit_status']==missing['edit_status']=='denied' and GARDEN==garden_before</w:t>
+        <w:br/>
+        <w:t>print('Main A/B/T:',a,b,t,'lookup trace:',trace,'minimal log:',logs[:3])</w:t>
+        <w:br/>
+        <w:t>print('Separate garden picture:',picture,'missing G2:',missing)</w:t>
+        <w:br/>
+        <w:t>print('No booking, send or edit tool exists. Trusted roles/approved records are fixtures, not real authentication or production reliability. No model, live register or independent gardening advice is used.')</w:t>
+        <w:br/>
+      </w:r>
+    </w:p>
+    <w:p>
+      <w:pPr>
+        <w:pStyle w:val="Heading2"/>
+      </w:pPr>
+      <w:r>
+        <w:t>Expected outcomes and fixture limits</w:t>
+      </w:r>
+    </w:p>
+    <w:p>
+      <w:pPr>
+        <w:pStyle w:val="ListNumber"/>
+      </w:pPr>
+      <w:r>
+        <w:t>Predict A/B/T outputs and the lookup trace before running or tracing. Only A/B appear in that trace; T is denied before content lookup. A supports 12 with REG-A, B reviews with null claims, and unexpected role fields reject. The separate garden adapter takes the exact two-operation list, returns G2’s supplied claim with attribution, denies edit and reviews when G2 is absent. Both source dictionaries remain unchanged. Trusted roles, approval/version records and garden facts are supplied fictional fixtures. No model or external effect occurs, and minimized logs contain only outcome/data version. Keep the reserved C/D task for the first individual response.</w:t>
+      </w:r>
+    </w:p>
+    <w:p>
+      <w:pPr>
+        <w:pStyle w:val="Heading2"/>
+      </w:pPr>
+      <w:r>
+        <w:t>Evidence ledger and reflection</w:t>
       </w:r>
     </w:p>
     <w:tbl>
@@ -2074,14 +2999,6 @@
     </w:p>
     <w:p>
       <w:pPr>
-        <w:pStyle w:val="Heading3"/>
-      </w:pPr>
-      <w:r>
-        <w:t>Plan → try → check</w:t>
-      </w:r>
-    </w:p>
-    <w:p>
-      <w:pPr>
         <w:spacing w:line="336" w:lineRule="auto" w:after="180"/>
       </w:pPr>
       <w:r>
@@ -2093,23 +3010,47 @@
     </w:p>
     <w:p>
       <w:pPr>
+        <w:pStyle w:val="Heading2"/>
+      </w:pPr>
+      <w:r>
+        <w:t>Earlier wording, alternatives and picture transcripts · reference / check after trying</w:t>
+      </w:r>
+    </w:p>
+    <w:p>
+      <w:pPr>
+        <w:pStyle w:val="Heading3"/>
+      </w:pPr>
+      <w:r>
+        <w:t>Predict, investigate and preserve the evidence</w:t>
+      </w:r>
+    </w:p>
+    <w:p>
+      <w:pPr>
+        <w:pStyle w:val="Heading3"/>
+      </w:pPr>
+      <w:r>
+        <w:t>Plan → try → check</w:t>
+      </w:r>
+    </w:p>
+    <w:p>
+      <w:pPr>
         <w:pStyle w:val="Heading1"/>
       </w:pPr>
       <w:r>
-        <w:t>10. Build your understanding</w:t>
-      </w:r>
-    </w:p>
-    <w:p>
-      <w:r>
-        <w:t>Move from recall to tracing, diagnosis and transfer in Capstone service implementation. Explain why each step is justified.</w:t>
-      </w:r>
-    </w:p>
-    <w:p>
-      <w:pPr>
-        <w:pStyle w:val="Heading3"/>
-      </w:pPr>
-      <w:r>
-        <w:t>Explain → apply → challenge</w:t>
+        <w:t>14. Try alone: distinguish an approved zero from a missing register</w:t>
+      </w:r>
+    </w:p>
+    <w:p>
+      <w:r>
+        <w:t>Preserve values and uncertainty as different output states.</w:t>
+      </w:r>
+    </w:p>
+    <w:p>
+      <w:pPr>
+        <w:pStyle w:val="Heading2"/>
+      </w:pPr>
+      <w:r>
+        <w:t>Complete selected independent task</w:t>
       </w:r>
     </w:p>
     <w:p>
@@ -2120,43 +3061,123 @@
         <w:rPr>
           <w:b w:val="0"/>
         </w:rPr>
-        <w:t xml:space="preserve">Explain the weekly </w:t>
-      </w:r>
-      <w:r>
-        <w:rPr>
-          <w:b/>
-        </w:rPr>
-        <w:t>mechanism</w:t>
-      </w:r>
+        <w:t>Room C has current approval and capacity 0; D lacks register. Student requests C, D.</w:t>
+      </w:r>
+    </w:p>
+    <w:p>
+      <w:pPr>
+        <w:pStyle w:val="Heading2"/>
+      </w:pPr>
+      <w:r>
+        <w:t>First attempt and support record</w:t>
+      </w:r>
+    </w:p>
+    <w:p>
+      <w:pPr>
+        <w:pStyle w:val="Heading3"/>
+      </w:pPr>
+      <w:r>
+        <w:t>My independent explanation, trace and limits</w:t>
+      </w:r>
+    </w:p>
+    <w:p>
+      <w:r>
+        <w:t>________________________________________________________________</w:t>
+      </w:r>
+    </w:p>
+    <w:p>
+      <w:r>
+        <w:t>________________________________________________________________</w:t>
+      </w:r>
+    </w:p>
+    <w:p>
+      <w:r>
+        <w:t>________________________________________________________________</w:t>
+      </w:r>
+    </w:p>
+    <w:p>
+      <w:r>
+        <w:t>________________________________________________________________</w:t>
+      </w:r>
+    </w:p>
+    <w:p>
+      <w:r>
+        <w:t>________________________________________________________________</w:t>
+      </w:r>
+    </w:p>
+    <w:p>
+      <w:r>
+        <w:t>________________________________________________________________</w:t>
+      </w:r>
+    </w:p>
+    <w:p>
+      <w:r>
+        <w:t>________________________________________________________________</w:t>
+      </w:r>
+    </w:p>
+    <w:p>
+      <w:pPr>
+        <w:spacing w:line="336" w:lineRule="auto" w:after="180"/>
+      </w:pPr>
       <w:r>
         <w:rPr>
           <w:b w:val="0"/>
         </w:rPr>
-        <w:t xml:space="preserve"> in your own words. Use the worked scenario to name its </w:t>
-      </w:r>
-      <w:r>
-        <w:rPr>
-          <w:b/>
-        </w:rPr>
-        <w:t>input</w:t>
-      </w:r>
+        <w:t>Attempt this case before feedback. Record any help. Earlier examples below are further practice; a case already practised with feedback cannot establish fresh transfer.</w:t>
+      </w:r>
+    </w:p>
+    <w:p>
+      <w:pPr>
+        <w:pStyle w:val="Heading2"/>
+      </w:pPr>
+      <w:r>
+        <w:t>Feedback after trying</w:t>
+      </w:r>
+    </w:p>
+    <w:p>
+      <w:pPr>
+        <w:spacing w:line="336" w:lineRule="auto" w:after="180"/>
+      </w:pPr>
       <w:r>
         <w:rPr>
           <w:b w:val="0"/>
         </w:rPr>
-        <w:t xml:space="preserve">, decision rule and </w:t>
-      </w:r>
-      <w:r>
-        <w:rPr>
-          <w:b/>
-        </w:rPr>
-        <w:t>output</w:t>
-      </w:r>
+        <w:t>Attempt the independent case before hints. Record whether you worked alone, used a hint or followed a model. After feedback, fix the first unsupported step and explain why it changed.</w:t>
+      </w:r>
+    </w:p>
+    <w:p>
+      <w:pPr>
+        <w:spacing w:line="336" w:lineRule="auto" w:after="180"/>
+      </w:pPr>
       <w:r>
         <w:rPr>
           <w:b w:val="0"/>
         </w:rPr>
-        <w:t>.</w:t>
+        <w:t>A later check uses a changed case, not a copied answer.</w:t>
+      </w:r>
+    </w:p>
+    <w:p>
+      <w:pPr>
+        <w:pStyle w:val="Heading2"/>
+      </w:pPr>
+      <w:r>
+        <w:t>Earlier wording, alternatives and picture transcripts · reference / check after trying</w:t>
+      </w:r>
+    </w:p>
+    <w:p>
+      <w:pPr>
+        <w:pStyle w:val="Heading3"/>
+      </w:pPr>
+      <w:r>
+        <w:t>Independent case: Apply a new case independently</w:t>
+      </w:r>
+    </w:p>
+    <w:p>
+      <w:pPr>
+        <w:pStyle w:val="Heading3"/>
+      </w:pPr>
+      <w:r>
+        <w:t>Attempt this without hints</w:t>
       </w:r>
     </w:p>
     <w:p>
@@ -2167,7 +3188,55 @@
         <w:rPr>
           <w:b w:val="0"/>
         </w:rPr>
-        <w:t>A report omits this qualification: An implemented baseline must still pass integration, access and failure checks before release.</w:t>
+        <w:t>Room C has current approval and capacity 0; D lacks register. Student requests C, D.</w:t>
+      </w:r>
+    </w:p>
+    <w:p>
+      <w:pPr>
+        <w:pStyle w:val="Heading3"/>
+      </w:pPr>
+      <w:r>
+        <w:t>My independent procedure, result and limitation</w:t>
+      </w:r>
+    </w:p>
+    <w:p>
+      <w:r>
+        <w:t>________________________________________________________________</w:t>
+      </w:r>
+    </w:p>
+    <w:p>
+      <w:r>
+        <w:t>________________________________________________________________</w:t>
+      </w:r>
+    </w:p>
+    <w:p>
+      <w:r>
+        <w:t>________________________________________________________________</w:t>
+      </w:r>
+    </w:p>
+    <w:p>
+      <w:r>
+        <w:t>________________________________________________________________</w:t>
+      </w:r>
+    </w:p>
+    <w:p>
+      <w:r>
+        <w:t>________________________________________________________________</w:t>
+      </w:r>
+    </w:p>
+    <w:p>
+      <w:r>
+        <w:t>________________________________________________________________</w:t>
+      </w:r>
+    </w:p>
+    <w:p>
+      <w:r>
+        <w:t>________________________________________________________________</w:t>
+      </w:r>
+    </w:p>
+    <w:p>
+      <w:r>
+        <w:t>________________________________________________________________</w:t>
       </w:r>
     </w:p>
     <w:p>
@@ -2178,29 +3247,7 @@
         <w:rPr>
           <w:b w:val="0"/>
         </w:rPr>
-        <w:t>Explain how omitting it could change a reader's interpretation, and write an accurate replacement.</w:t>
-      </w:r>
-    </w:p>
-    <w:p>
-      <w:pPr>
-        <w:spacing w:line="336" w:lineRule="auto" w:after="180"/>
-      </w:pPr>
-      <w:r>
-        <w:rPr>
-          <w:b w:val="0"/>
-        </w:rPr>
-        <w:t>For the worked scenario, propose one additional case that could reveal a failure, describe its expected outcome before running it, and explain what would need to remain fixed for a fair comparison.</w:t>
-      </w:r>
-    </w:p>
-    <w:p>
-      <w:pPr>
-        <w:spacing w:line="336" w:lineRule="auto" w:after="180"/>
-      </w:pPr>
-      <w:r>
-        <w:rPr>
-          <w:b w:val="0"/>
-        </w:rPr>
-        <w:t>Do not reuse W4 as a new final test after receiving feedback.</w:t>
+        <w:t>Record support used: none, hint or teacher explanation. After feedback, a different case is needed to demonstrate independence.</w:t>
       </w:r>
     </w:p>
     <w:p>
@@ -2208,32 +3255,7 @@
         <w:pStyle w:val="Heading3"/>
       </w:pPr>
       <w:r>
-        <w:t>Explain which evidence supports your conclusion and which claim remains unproved.</w:t>
-      </w:r>
-    </w:p>
-    <w:p>
-      <w:r>
-        <w:t>________________________________________________________________</w:t>
-      </w:r>
-    </w:p>
-    <w:p>
-      <w:r>
-        <w:t>________________________________________________________________</w:t>
-      </w:r>
-    </w:p>
-    <w:p>
-      <w:r>
-        <w:t>________________________________________________________________</w:t>
-      </w:r>
-    </w:p>
-    <w:p>
-      <w:r>
-        <w:t>________________________________________________________________</w:t>
-      </w:r>
-    </w:p>
-    <w:p>
-      <w:r>
-        <w:t>________________________________________________________________</w:t>
+        <w:t>Use feedback to improve</w:t>
       </w:r>
     </w:p>
     <w:p>
@@ -2241,12 +3263,20 @@
         <w:pStyle w:val="Heading1"/>
       </w:pPr>
       <w:r>
-        <w:t>11. Connect your project</w:t>
-      </w:r>
-    </w:p>
-    <w:p>
-      <w:r>
-        <w:t>Apply this week’s idea to Grounded Learning Service. Keep an annotated decision and the evidence supporting it.</w:t>
+        <w:t>11. Save the interface, current source evidence and boundary traces</w:t>
+      </w:r>
+    </w:p>
+    <w:p>
+      <w:r>
+        <w:t>Keep the deterministic baseline before any optional wording experiment.</w:t>
+      </w:r>
+    </w:p>
+    <w:p>
+      <w:pPr>
+        <w:pStyle w:val="Heading2"/>
+      </w:pPr>
+      <w:r>
+        <w:t>Project task and artifact</w:t>
       </w:r>
     </w:p>
     <w:p>
@@ -2413,10 +3443,10 @@
     </w:tbl>
     <w:p>
       <w:pPr>
-        <w:pStyle w:val="Heading3"/>
-      </w:pPr>
-      <w:r>
-        <w:t>Evidence for your project</w:t>
+        <w:pStyle w:val="Heading2"/>
+      </w:pPr>
+      <w:r>
+        <w:t>Actual local run or paper trace and limitations</w:t>
       </w:r>
     </w:p>
     <w:p>
@@ -2444,15 +3474,88 @@
     </w:p>
     <w:p>
       <w:pPr>
+        <w:pStyle w:val="Heading2"/>
+      </w:pPr>
+      <w:r>
+        <w:t>Earlier wording, alternatives and picture transcripts · reference / check after trying</w:t>
+      </w:r>
+    </w:p>
+    <w:p>
+      <w:pPr>
+        <w:pStyle w:val="Heading3"/>
+      </w:pPr>
+      <w:r>
+        <w:t>Evidence for your project</w:t>
+      </w:r>
+    </w:p>
+    <w:p>
+      <w:pPr>
         <w:pStyle w:val="Heading1"/>
       </w:pPr>
       <w:r>
-        <w:t>12. Show what you know</w:t>
-      </w:r>
-    </w:p>
-    <w:p>
-      <w:r>
-        <w:t>Use a genuinely new case for independent evidence. Previously discussed examples remain practice; use the separately named independent case before feedback.</w:t>
+        <w:t>16. Explain the whole service path and one unverified boundary</w:t>
+      </w:r>
+    </w:p>
+    <w:p>
+      <w:r>
+        <w:t>Use trace evidence rather than a demo’s fluency.</w:t>
+      </w:r>
+    </w:p>
+    <w:p>
+      <w:pPr>
+        <w:pStyle w:val="Heading2"/>
+      </w:pPr>
+      <w:r>
+        <w:t>Retrieve and explain</w:t>
+      </w:r>
+    </w:p>
+    <w:p>
+      <w:pPr>
+        <w:pStyle w:val="ListBullet"/>
+      </w:pPr>
+      <w:r>
+        <w:t>Close your notes. Explain this goal in your own words: Explain the mechanism and terminology of capstone service implementation</w:t>
+      </w:r>
+    </w:p>
+    <w:p>
+      <w:pPr>
+        <w:pStyle w:val="Heading3"/>
+      </w:pPr>
+      <w:r>
+        <w:t>My deciding step, evidence and one remaining question</w:t>
+      </w:r>
+    </w:p>
+    <w:p>
+      <w:r>
+        <w:t>________________________________________________________________</w:t>
+      </w:r>
+    </w:p>
+    <w:p>
+      <w:r>
+        <w:t>________________________________________________________________</w:t>
+      </w:r>
+    </w:p>
+    <w:p>
+      <w:r>
+        <w:t>________________________________________________________________</w:t>
+      </w:r>
+    </w:p>
+    <w:p>
+      <w:r>
+        <w:t>________________________________________________________________</w:t>
+      </w:r>
+    </w:p>
+    <w:p>
+      <w:r>
+        <w:t>________________________________________________________________</w:t>
+      </w:r>
+    </w:p>
+    <w:p>
+      <w:pPr>
+        <w:pStyle w:val="Heading2"/>
+      </w:pPr>
+      <w:r>
+        <w:t>Plan a changed-case return</w:t>
       </w:r>
     </w:p>
     <w:p>
@@ -2463,62 +3566,31 @@
         <w:rPr>
           <w:b w:val="0"/>
         </w:rPr>
-        <w:t>Complete the supported workbook tasks before attempting W4 independently. Record any hints or help used. After feedback, use the teacher's fresh retry rather than copying the earlier answer.</w:t>
-      </w:r>
-    </w:p>
-    <w:p>
-      <w:pPr>
-        <w:spacing w:line="336" w:lineRule="auto" w:after="180"/>
-      </w:pPr>
+        <w:t xml:space="preserve">If you are unsure, return to the worked picture and explain one arrow. If you are ready, change an </w:t>
+      </w:r>
+      <w:r>
+        <w:rPr>
+          <w:b/>
+        </w:rPr>
+        <w:t>input</w:t>
+      </w:r>
       <w:r>
         <w:rPr>
           <w:b w:val="0"/>
         </w:rPr>
-        <w:t>For a project, select a relevant new case, predict the outcome from the declared rule and preserve the result alongside any revision.</w:t>
-      </w:r>
-    </w:p>
-    <w:p>
-      <w:pPr>
-        <w:pStyle w:val="Heading3"/>
-      </w:pPr>
-      <w:r>
-        <w:t>Exit: propose one revealing change to the worked scenario. State the expected outcome and the evidence that would make you revise your explanation.</w:t>
-      </w:r>
-    </w:p>
-    <w:p>
-      <w:r>
-        <w:t>________________________________________________________________</w:t>
-      </w:r>
-    </w:p>
-    <w:p>
-      <w:r>
-        <w:t>________________________________________________________________</w:t>
-      </w:r>
-    </w:p>
-    <w:p>
-      <w:r>
-        <w:t>________________________________________________________________</w:t>
-      </w:r>
-    </w:p>
-    <w:p>
-      <w:r>
-        <w:t>________________________________________________________________</w:t>
-      </w:r>
-    </w:p>
-    <w:p>
-      <w:r>
-        <w:t>________________________________________________________________</w:t>
-      </w:r>
-    </w:p>
-    <w:p>
-      <w:pPr>
-        <w:spacing w:line="336" w:lineRule="auto" w:after="180"/>
-      </w:pPr>
+        <w:t xml:space="preserve"> or assumption and justify your </w:t>
+      </w:r>
+      <w:r>
+        <w:rPr>
+          <w:b/>
+        </w:rPr>
+        <w:t>prediction</w:t>
+      </w:r>
       <w:r>
         <w:rPr>
           <w:b w:val="0"/>
         </w:rPr>
-        <w:t>For the worked scenario, propose one additional case that could reveal a failure, describe its expected outcome before running it, and explain what would need to remain fixed for a fair comparison.</w:t>
+        <w:t>.</w:t>
       </w:r>
     </w:p>
     <w:p>
@@ -2529,14 +3601,336 @@
         <w:rPr>
           <w:b w:val="0"/>
         </w:rPr>
-        <w:t>Do not reuse W4 as a new final test after receiving feedback.</w:t>
-      </w:r>
-    </w:p>
+        <w:t xml:space="preserve">Save your workbook </w:t>
+      </w:r>
+      <w:r>
+        <w:rPr>
+          <w:b/>
+        </w:rPr>
+        <w:t>evidence</w:t>
+      </w:r>
+      <w:r>
+        <w:rPr>
+          <w:b w:val="0"/>
+        </w:rPr>
+        <w:t>. At the next review, try a different case before opening your old answer.</w:t>
+      </w:r>
+    </w:p>
+    <w:p>
+      <w:pPr>
+        <w:pStyle w:val="Heading1"/>
+      </w:pPr>
+      <w:r>
+        <w:t>Reference bank and extra practice</w:t>
+      </w:r>
+    </w:p>
+    <w:p>
+      <w:pPr>
+        <w:pStyle w:val="Heading1"/>
+      </w:pPr>
+      <w:r>
+        <w:t>05. Reference · Use service vocabulary precisely</w:t>
+      </w:r>
+    </w:p>
+    <w:p>
+      <w:r>
+        <w:t>Connect each term to an input, operation, evidence source or outcome.</w:t>
+      </w:r>
+    </w:p>
+    <w:p>
+      <w:pPr>
+        <w:pStyle w:val="Heading2"/>
+      </w:pPr>
+      <w:r>
+        <w:t>Vocabulary and your explanation</w:t>
+      </w:r>
+    </w:p>
+    <w:tbl>
+      <w:tblPr>
+        <w:tblStyle w:val="LightShading-Accent1"/>
+        <w:tblW w:type="auto" w:w="0"/>
+        <w:tblLook w:firstColumn="1" w:firstRow="1" w:lastColumn="0" w:lastRow="0" w:noHBand="0" w:noVBand="1" w:val="04A0"/>
+      </w:tblPr>
+      <w:tblGrid>
+        <w:gridCol w:w="5112"/>
+        <w:gridCol w:w="5112"/>
+      </w:tblGrid>
+      <w:tr>
+        <w:trPr>
+          <w:tblHeader/>
+        </w:trPr>
+        <w:tc>
+          <w:tcPr>
+            <w:tcW w:type="dxa" w:w="5112"/>
+          </w:tcPr>
+          <w:p>
+            <w:r>
+              <w:t>Word</w:t>
+            </w:r>
+          </w:p>
+        </w:tc>
+        <w:tc>
+          <w:tcPr>
+            <w:tcW w:type="dxa" w:w="5112"/>
+          </w:tcPr>
+          <w:p>
+            <w:r>
+              <w:t>Meaning</w:t>
+            </w:r>
+          </w:p>
+        </w:tc>
+      </w:tr>
+      <w:tr>
+        <w:tc>
+          <w:tcPr>
+            <w:tcW w:type="dxa" w:w="5112"/>
+          </w:tcPr>
+          <w:p>
+            <w:r>
+              <w:t>Service implementation</w:t>
+            </w:r>
+          </w:p>
+        </w:tc>
+        <w:tc>
+          <w:tcPr>
+            <w:tcW w:type="dxa" w:w="5112"/>
+          </w:tcPr>
+          <w:p>
+            <w:r>
+              <w:t>Executable behaviour following defined contracts</w:t>
+            </w:r>
+          </w:p>
+        </w:tc>
+      </w:tr>
+      <w:tr>
+        <w:tc>
+          <w:tcPr>
+            <w:tcW w:type="dxa" w:w="5112"/>
+          </w:tcPr>
+          <w:p>
+            <w:r>
+              <w:t>Deterministic baseline</w:t>
+            </w:r>
+          </w:p>
+        </w:tc>
+        <w:tc>
+          <w:tcPr>
+            <w:tcW w:type="dxa" w:w="5112"/>
+          </w:tcPr>
+          <w:p>
+            <w:r>
+              <w:t>A reference procedure with fixed rules</w:t>
+            </w:r>
+          </w:p>
+        </w:tc>
+      </w:tr>
+      <w:tr>
+        <w:tc>
+          <w:tcPr>
+            <w:tcW w:type="dxa" w:w="5112"/>
+          </w:tcPr>
+          <w:p>
+            <w:r>
+              <w:t>Read-only design</w:t>
+            </w:r>
+          </w:p>
+        </w:tc>
+        <w:tc>
+          <w:tcPr>
+            <w:tcW w:type="dxa" w:w="5112"/>
+          </w:tcPr>
+          <w:p>
+            <w:r>
+              <w:t>A boundary excluding external modifications</w:t>
+            </w:r>
+          </w:p>
+        </w:tc>
+      </w:tr>
+    </w:tbl>
     <w:p>
       <w:pPr>
         <w:pStyle w:val="Heading3"/>
       </w:pPr>
       <w:r>
+        <w:t>Use two terms to explain a step in this week’s example.</w:t>
+      </w:r>
+    </w:p>
+    <w:p>
+      <w:r>
+        <w:t>________________________________________________________________</w:t>
+      </w:r>
+    </w:p>
+    <w:p>
+      <w:r>
+        <w:t>________________________________________________________________</w:t>
+      </w:r>
+    </w:p>
+    <w:p>
+      <w:r>
+        <w:t>________________________________________________________________</w:t>
+      </w:r>
+    </w:p>
+    <w:p>
+      <w:pPr>
+        <w:pStyle w:val="Heading1"/>
+      </w:pPr>
+      <w:r>
+        <w:t>10. Extra challenge · Explain a stronger case</w:t>
+      </w:r>
+    </w:p>
+    <w:p>
+      <w:r>
+        <w:t>Choose the next challenge after the main route.</w:t>
+      </w:r>
+    </w:p>
+    <w:p>
+      <w:pPr>
+        <w:pStyle w:val="Heading2"/>
+      </w:pPr>
+      <w:r>
+        <w:t>Explain,repair and extend</w:t>
+      </w:r>
+    </w:p>
+    <w:p>
+      <w:pPr>
+        <w:pStyle w:val="Heading3"/>
+      </w:pPr>
+      <w:r>
+        <w:t>Explain → apply → challenge</w:t>
+      </w:r>
+    </w:p>
+    <w:p>
+      <w:pPr>
+        <w:pStyle w:val="ListBullet"/>
+      </w:pPr>
+      <w:r>
+        <w:t>Explain the weekly mechanism in your own words. Use the worked scenario to name its input, decision rule and output.</w:t>
+      </w:r>
+    </w:p>
+    <w:p>
+      <w:pPr>
+        <w:pStyle w:val="ListBullet"/>
+      </w:pPr>
+      <w:r>
+        <w:t>A report omits this qualification: An implemented baseline must still pass integration, access and failure checks before release. Explain how omitting it could change a reader's interpretation, and write an accurate replacement.</w:t>
+      </w:r>
+    </w:p>
+    <w:p>
+      <w:pPr>
+        <w:pStyle w:val="ListBullet"/>
+      </w:pPr>
+      <w:r>
+        <w:t>For the worked scenario, propose one additional case that could reveal a failure, describe its expected outcome before running it, and explain what would need to remain fixed for a fair comparison. Do not reuse W4 as a new final test after receiving feedback.</w:t>
+      </w:r>
+    </w:p>
+    <w:p>
+      <w:pPr>
+        <w:pStyle w:val="Heading3"/>
+      </w:pPr>
+      <w:r>
+        <w:t>Explain which evidence supports your conclusion and which claim remains unproved.</w:t>
+      </w:r>
+    </w:p>
+    <w:p>
+      <w:r>
+        <w:t>________________________________________________________________</w:t>
+      </w:r>
+    </w:p>
+    <w:p>
+      <w:r>
+        <w:t>________________________________________________________________</w:t>
+      </w:r>
+    </w:p>
+    <w:p>
+      <w:r>
+        <w:t>________________________________________________________________</w:t>
+      </w:r>
+    </w:p>
+    <w:p>
+      <w:r>
+        <w:t>________________________________________________________________</w:t>
+      </w:r>
+    </w:p>
+    <w:p>
+      <w:r>
+        <w:t>________________________________________________________________</w:t>
+      </w:r>
+    </w:p>
+    <w:p>
+      <w:pPr>
+        <w:pStyle w:val="Heading1"/>
+      </w:pPr>
+      <w:r>
+        <w:t>12. Reference · Check the service reasoning and its limits</w:t>
+      </w:r>
+    </w:p>
+    <w:p>
+      <w:r>
+        <w:t>Use after practice; keep the selected independent case for its first attempt.</w:t>
+      </w:r>
+    </w:p>
+    <w:p>
+      <w:pPr>
+        <w:pStyle w:val="Heading2"/>
+      </w:pPr>
+      <w:r>
+        <w:t>Current explanation and response</w:t>
+      </w:r>
+    </w:p>
+    <w:p>
+      <w:pPr>
+        <w:pStyle w:val="ListBullet"/>
+      </w:pPr>
+      <w:r>
+        <w:t>Complete the supported workbook tasks before attempting W4 independently. Record any hints or help used. After feedback, use the teacher's fresh retry rather than copying the earlier answer. For a project, select a relevant new case, predict the outcome from the declared rule and preserve the result alongside any revision.</w:t>
+      </w:r>
+    </w:p>
+    <w:p>
+      <w:pPr>
+        <w:pStyle w:val="Heading3"/>
+      </w:pPr>
+      <w:r>
+        <w:t>Exit: propose one revealing change to the worked scenario. State the expected outcome and the evidence that would make you revise your explanation.</w:t>
+      </w:r>
+    </w:p>
+    <w:p>
+      <w:r>
+        <w:t>________________________________________________________________</w:t>
+      </w:r>
+    </w:p>
+    <w:p>
+      <w:r>
+        <w:t>________________________________________________________________</w:t>
+      </w:r>
+    </w:p>
+    <w:p>
+      <w:r>
+        <w:t>________________________________________________________________</w:t>
+      </w:r>
+    </w:p>
+    <w:p>
+      <w:r>
+        <w:t>________________________________________________________________</w:t>
+      </w:r>
+    </w:p>
+    <w:p>
+      <w:r>
+        <w:t>________________________________________________________________</w:t>
+      </w:r>
+    </w:p>
+    <w:p>
+      <w:pPr>
+        <w:pStyle w:val="ListBullet"/>
+      </w:pPr>
+      <w:r>
+        <w:t>For the worked scenario, propose one additional case that could reveal a failure, describe its expected outcome before running it, and explain what would need to remain fixed for a fair comparison. Do not reuse W4 as a new final test after receiving feedback.</w:t>
+      </w:r>
+    </w:p>
+    <w:p>
+      <w:pPr>
+        <w:pStyle w:val="Heading3"/>
+      </w:pPr>
+      <w:r>
         <w:t>My limited claim and a useful next check</w:t>
       </w:r>
     </w:p>
@@ -2565,12 +3959,20 @@
         <w:pStyle w:val="Heading1"/>
       </w:pPr>
       <w:r>
-        <w:t>13. Study a complete case</w:t>
-      </w:r>
-    </w:p>
-    <w:p>
-      <w:r>
-        <w:t>Revisit the complete Capstone service implementation case for supported practice. Repeated examples do not become fresh assessments.</w:t>
+        <w:t>13. Extra practice · Revisit the complete trace</w:t>
+      </w:r>
+    </w:p>
+    <w:p>
+      <w:r>
+        <w:t>Predict before reading the supplied steps.</w:t>
+      </w:r>
+    </w:p>
+    <w:p>
+      <w:pPr>
+        <w:pStyle w:val="Heading2"/>
+      </w:pPr>
+      <w:r>
+        <w:t>Complete trace and evidence</w:t>
       </w:r>
     </w:p>
     <w:p>
@@ -2739,206 +4141,20 @@
         <w:pStyle w:val="Heading1"/>
       </w:pPr>
       <w:r>
-        <w:t>14. Try a new case independently</w:t>
-      </w:r>
-    </w:p>
-    <w:p>
-      <w:r>
-        <w:t>Attempt the reserved new case before feedback. Record support; the earlier examples below remain additional practice.</w:t>
-      </w:r>
-    </w:p>
-    <w:p>
-      <w:pPr>
-        <w:pStyle w:val="Heading3"/>
-      </w:pPr>
-      <w:r>
-        <w:t>Independent case: Apply a new case independently</w:t>
-      </w:r>
-    </w:p>
-    <w:p>
-      <w:pPr>
-        <w:spacing w:line="336" w:lineRule="auto" w:after="180"/>
-      </w:pPr>
-      <w:r>
-        <w:rPr>
-          <w:b w:val="0"/>
-        </w:rPr>
-        <w:t>Room C has current approval and capacity 0; D lacks register. Student requests C, D.</w:t>
-      </w:r>
-    </w:p>
-    <w:p>
-      <w:pPr>
-        <w:pStyle w:val="Heading3"/>
-      </w:pPr>
-      <w:r>
-        <w:t>My independent explanation, trace and limits</w:t>
-      </w:r>
-    </w:p>
-    <w:p>
-      <w:r>
-        <w:t>________________________________________________________________</w:t>
-      </w:r>
-    </w:p>
-    <w:p>
-      <w:r>
-        <w:t>________________________________________________________________</w:t>
-      </w:r>
-    </w:p>
-    <w:p>
-      <w:r>
-        <w:t>________________________________________________________________</w:t>
-      </w:r>
-    </w:p>
-    <w:p>
-      <w:r>
-        <w:t>________________________________________________________________</w:t>
-      </w:r>
-    </w:p>
-    <w:p>
-      <w:r>
-        <w:t>________________________________________________________________</w:t>
-      </w:r>
-    </w:p>
-    <w:p>
-      <w:r>
-        <w:t>________________________________________________________________</w:t>
-      </w:r>
-    </w:p>
-    <w:p>
-      <w:r>
-        <w:t>________________________________________________________________</w:t>
-      </w:r>
-    </w:p>
-    <w:p>
-      <w:pPr>
-        <w:spacing w:line="336" w:lineRule="auto" w:after="180"/>
-      </w:pPr>
-      <w:r>
-        <w:rPr>
-          <w:b w:val="0"/>
-        </w:rPr>
-        <w:t>Attempt this case before feedback. Record any help. Earlier examples below are further practice; a case already practised with feedback cannot establish fresh transfer.</w:t>
-      </w:r>
-    </w:p>
-    <w:p>
-      <w:pPr>
-        <w:pStyle w:val="Heading3"/>
-      </w:pPr>
-      <w:r>
-        <w:t>Attempt this without hints</w:t>
-      </w:r>
-    </w:p>
-    <w:p>
-      <w:pPr>
-        <w:spacing w:line="336" w:lineRule="auto" w:after="180"/>
-      </w:pPr>
-      <w:r>
-        <w:rPr>
-          <w:b w:val="0"/>
-        </w:rPr>
-        <w:t>Room C has current approval and capacity 0; D lacks register. Student requests C, D.</w:t>
-      </w:r>
-    </w:p>
-    <w:p>
-      <w:pPr>
-        <w:pStyle w:val="Heading3"/>
-      </w:pPr>
-      <w:r>
-        <w:t>My independent procedure, result and limitation</w:t>
-      </w:r>
-    </w:p>
-    <w:p>
-      <w:r>
-        <w:t>________________________________________________________________</w:t>
-      </w:r>
-    </w:p>
-    <w:p>
-      <w:r>
-        <w:t>________________________________________________________________</w:t>
-      </w:r>
-    </w:p>
-    <w:p>
-      <w:r>
-        <w:t>________________________________________________________________</w:t>
-      </w:r>
-    </w:p>
-    <w:p>
-      <w:r>
-        <w:t>________________________________________________________________</w:t>
-      </w:r>
-    </w:p>
-    <w:p>
-      <w:r>
-        <w:t>________________________________________________________________</w:t>
-      </w:r>
-    </w:p>
-    <w:p>
-      <w:r>
-        <w:t>________________________________________________________________</w:t>
-      </w:r>
-    </w:p>
-    <w:p>
-      <w:r>
-        <w:t>________________________________________________________________</w:t>
-      </w:r>
-    </w:p>
-    <w:p>
-      <w:r>
-        <w:t>________________________________________________________________</w:t>
-      </w:r>
-    </w:p>
-    <w:p>
-      <w:pPr>
-        <w:spacing w:line="336" w:lineRule="auto" w:after="180"/>
-      </w:pPr>
-      <w:r>
-        <w:rPr>
-          <w:b w:val="0"/>
-        </w:rPr>
-        <w:t>Record support used: none, hint or teacher explanation. After feedback, a different case is needed to demonstrate independence.</w:t>
-      </w:r>
-    </w:p>
-    <w:p>
-      <w:pPr>
-        <w:pStyle w:val="Heading3"/>
-      </w:pPr>
-      <w:r>
-        <w:t>Use feedback to improve</w:t>
-      </w:r>
-    </w:p>
-    <w:p>
-      <w:pPr>
-        <w:spacing w:line="336" w:lineRule="auto" w:after="180"/>
-      </w:pPr>
-      <w:r>
-        <w:rPr>
-          <w:b w:val="0"/>
-        </w:rPr>
-        <w:t>Attempt the independent case before hints. Record whether you worked alone, used a hint or followed a model. After feedback, fix the first unsupported step and explain why it changed.</w:t>
-      </w:r>
-    </w:p>
-    <w:p>
-      <w:pPr>
-        <w:spacing w:line="336" w:lineRule="auto" w:after="180"/>
-      </w:pPr>
-      <w:r>
-        <w:rPr>
-          <w:b w:val="0"/>
-        </w:rPr>
-        <w:t>A later check uses a changed case, not a copied answer.</w:t>
-      </w:r>
-    </w:p>
-    <w:p>
-      <w:pPr>
-        <w:pStyle w:val="Heading1"/>
-      </w:pPr>
-      <w:r>
-        <w:t>15. Your lesson route</w:t>
-      </w:r>
-    </w:p>
-    <w:p>
-      <w:r>
-        <w:t>Use this map to navigate Capstone service implementation, connect the goals to tasks and keep one evidence record for each attempt.</w:t>
+        <w:t>15. Reference · The earlier route checklist</w:t>
+      </w:r>
+    </w:p>
+    <w:p>
+      <w:r>
+        <w:t>Use one main route rather than repeating the lesson.</w:t>
+      </w:r>
+    </w:p>
+    <w:p>
+      <w:pPr>
+        <w:pStyle w:val="Heading2"/>
+      </w:pPr>
+      <w:r>
+        <w:t>Targets,route and first prediction</w:t>
       </w:r>
     </w:p>
     <w:p>
@@ -3117,12 +4333,125 @@
         <w:pStyle w:val="Heading1"/>
       </w:pPr>
       <w:r>
-        <w:t>16. Finish and return</w:t>
-      </w:r>
-    </w:p>
-    <w:p>
-      <w:r>
-        <w:t>Explain Capstone service implementation without notes, identify a remaining question and plan a later check with a changed case.</w:t>
+        <w:t>17. Extra practice · Predict,check and repair</w:t>
+      </w:r>
+    </w:p>
+    <w:p>
+      <w:r>
+        <w:t>Keep supported feedback separate from the independent case.</w:t>
+      </w:r>
+    </w:p>
+    <w:p>
+      <w:pPr>
+        <w:pStyle w:val="Heading2"/>
+      </w:pPr>
+      <w:r>
+        <w:t>First supported question and optional hint</w:t>
+      </w:r>
+    </w:p>
+    <w:p>
+      <w:pPr>
+        <w:pStyle w:val="ListBullet"/>
+      </w:pPr>
+      <w:r>
+        <w:t>Assemble a grounded prototype. A capstone answers from three approved garden cards and has read-only tools.</w:t>
+      </w:r>
+    </w:p>
+    <w:p>
+      <w:pPr>
+        <w:pStyle w:val="Heading3"/>
+      </w:pPr>
+      <w:r>
+        <w:t>Practice 1: explain the deciding evidence</w:t>
+      </w:r>
+    </w:p>
+    <w:p>
+      <w:pPr>
+        <w:pStyle w:val="ListBullet"/>
+      </w:pPr>
+      <w:r>
+        <w:t>Which labelled step matches this detail? Confirm factual agreement and absence of forbidden action.</w:t>
+      </w:r>
+    </w:p>
+    <w:p>
+      <w:pPr>
+        <w:pStyle w:val="ListBullet"/>
+      </w:pPr>
+      <w:r>
+        <w:t>1. Retrieve G2</w:t>
+      </w:r>
+    </w:p>
+    <w:p>
+      <w:pPr>
+        <w:pStyle w:val="ListBullet"/>
+      </w:pPr>
+      <w:r>
+        <w:t>2. Check final trace</w:t>
+      </w:r>
+    </w:p>
+    <w:p>
+      <w:pPr>
+        <w:pStyle w:val="ListBullet"/>
+      </w:pPr>
+      <w:r>
+        <w:t>3. Enforce tool limit</w:t>
+      </w:r>
+    </w:p>
+    <w:p>
+      <w:pPr>
+        <w:pStyle w:val="ListBullet"/>
+      </w:pPr>
+      <w:r>
+        <w:t>4. Draft with attribution</w:t>
+      </w:r>
+    </w:p>
+    <w:p>
+      <w:pPr>
+        <w:pStyle w:val="Heading3"/>
+      </w:pPr>
+      <w:r>
+        <w:t>My selected conclusion, deciding fact and explanation</w:t>
+      </w:r>
+    </w:p>
+    <w:p>
+      <w:r>
+        <w:t>________________________________________________________________</w:t>
+      </w:r>
+    </w:p>
+    <w:p>
+      <w:r>
+        <w:t>________________________________________________________________</w:t>
+      </w:r>
+    </w:p>
+    <w:p>
+      <w:r>
+        <w:t>________________________________________________________________</w:t>
+      </w:r>
+    </w:p>
+    <w:p>
+      <w:r>
+        <w:t>________________________________________________________________</w:t>
+      </w:r>
+    </w:p>
+    <w:p>
+      <w:r>
+        <w:t>________________________________________________________________</w:t>
+      </w:r>
+    </w:p>
+    <w:p>
+      <w:pPr>
+        <w:pStyle w:val="ListBullet"/>
+      </w:pPr>
+      <w:r>
+        <w:t>Hint if needed: Read the steps in the pictorial case. Match the supplied detail to the stage that performs or records it.</w:t>
+      </w:r>
+    </w:p>
+    <w:p>
+      <w:pPr>
+        <w:pStyle w:val="Heading2"/>
+      </w:pPr>
+      <w:r>
+        <w:t>Check after the first attempt · reference / check after trying</w:t>
       </w:r>
     </w:p>
     <w:p>
@@ -3133,7 +4462,145 @@
         <w:rPr>
           <w:b w:val="0"/>
         </w:rPr>
-        <w:t xml:space="preserve">Close your notes. Explain this goal in your own words: Explain the </w:t>
+        <w:t>After your attempt, compare with the supported explanation: Check final trace Confirm factual agreement and absence of forbidden action. Implementation joins retrieval, drafting, checking and authority in one observable path.</w:t>
+      </w:r>
+    </w:p>
+    <w:p>
+      <w:pPr>
+        <w:spacing w:line="336" w:lineRule="auto" w:after="180"/>
+      </w:pPr>
+      <w:r>
+        <w:rPr>
+          <w:b w:val="0"/>
+        </w:rPr>
+        <w:t>Describing an edit does not authorise performing it.</w:t>
+      </w:r>
+    </w:p>
+    <w:p>
+      <w:pPr>
+        <w:pStyle w:val="Heading2"/>
+      </w:pPr>
+      <w:r>
+        <w:t>Changed-case question and optional hint</w:t>
+      </w:r>
+    </w:p>
+    <w:p>
+      <w:pPr>
+        <w:pStyle w:val="Heading3"/>
+      </w:pPr>
+      <w:r>
+        <w:t>Practice 2: explain the deciding evidence</w:t>
+      </w:r>
+    </w:p>
+    <w:p>
+      <w:pPr>
+        <w:pStyle w:val="ListBullet"/>
+      </w:pPr>
+      <w:r>
+        <w:t>Changed-case practice: Remove G2 from the approved collection. Which conclusion is supported by the supplied facts?</w:t>
+      </w:r>
+    </w:p>
+    <w:p>
+      <w:pPr>
+        <w:pStyle w:val="ListBullet"/>
+      </w:pPr>
+      <w:r>
+        <w:t>1. Return unsupported for the fact request; editing remains prohibited.</w:t>
+      </w:r>
+    </w:p>
+    <w:p>
+      <w:pPr>
+        <w:pStyle w:val="ListBullet"/>
+      </w:pPr>
+      <w:r>
+        <w:t>2. We can decide the result without examining the changed input or the procedure.</w:t>
+      </w:r>
+    </w:p>
+    <w:p>
+      <w:pPr>
+        <w:pStyle w:val="ListBullet"/>
+      </w:pPr>
+      <w:r>
+        <w:t>3. This one example guarantees correct results for every future input.</w:t>
+      </w:r>
+    </w:p>
+    <w:p>
+      <w:pPr>
+        <w:pStyle w:val="Heading3"/>
+      </w:pPr>
+      <w:r>
+        <w:t>My selected conclusion, deciding fact and explanation</w:t>
+      </w:r>
+    </w:p>
+    <w:p>
+      <w:r>
+        <w:t>________________________________________________________________</w:t>
+      </w:r>
+    </w:p>
+    <w:p>
+      <w:r>
+        <w:t>________________________________________________________________</w:t>
+      </w:r>
+    </w:p>
+    <w:p>
+      <w:r>
+        <w:t>________________________________________________________________</w:t>
+      </w:r>
+    </w:p>
+    <w:p>
+      <w:r>
+        <w:t>________________________________________________________________</w:t>
+      </w:r>
+    </w:p>
+    <w:p>
+      <w:r>
+        <w:t>________________________________________________________________</w:t>
+      </w:r>
+    </w:p>
+    <w:p>
+      <w:pPr>
+        <w:pStyle w:val="ListBullet"/>
+      </w:pPr>
+      <w:r>
+        <w:t>Hint if needed: Use the changed condition and the deciding step in the pictorial trace. The answer must say what follows from those facts.</w:t>
+      </w:r>
+    </w:p>
+    <w:p>
+      <w:pPr>
+        <w:pStyle w:val="Heading2"/>
+      </w:pPr>
+      <w:r>
+        <w:t>Check after the changed attempt · reference / check after trying</w:t>
+      </w:r>
+    </w:p>
+    <w:p>
+      <w:pPr>
+        <w:spacing w:line="336" w:lineRule="auto" w:after="180"/>
+      </w:pPr>
+      <w:r>
+        <w:rPr>
+          <w:b w:val="0"/>
+        </w:rPr>
+        <w:t>After your attempt, compare with the supported explanation: Return unsupported for the fact request; editing remains prohibited. Grounding needs a present source while authority comes from the independent contract.</w:t>
+      </w:r>
+    </w:p>
+    <w:p>
+      <w:pPr>
+        <w:pStyle w:val="Heading2"/>
+      </w:pPr>
+      <w:r>
+        <w:t>Repair and retain the record</w:t>
+      </w:r>
+    </w:p>
+    <w:p>
+      <w:pPr>
+        <w:spacing w:line="336" w:lineRule="auto" w:after="180"/>
+      </w:pPr>
+      <w:r>
+        <w:rPr>
+          <w:b w:val="0"/>
+        </w:rPr>
+        <w:t xml:space="preserve">Review Documentation and operational readiness (ai-6/32). Goal: Explain the </w:t>
       </w:r>
       <w:r>
         <w:rPr>
@@ -3145,81 +4612,86 @@
         <w:rPr>
           <w:b w:val="0"/>
         </w:rPr>
-        <w:t xml:space="preserve"> and terminology of capstone </w:t>
+        <w:t xml:space="preserve"> and terminology of documentation and operational readiness. Short practice: Match SOURCE_UNAVAILABLE to its safe check and escalation owner.</w:t>
+      </w:r>
+    </w:p>
+    <w:p>
+      <w:pPr>
+        <w:spacing w:line="336" w:lineRule="auto" w:after="180"/>
+      </w:pPr>
+      <w:r>
+        <w:rPr>
+          <w:b w:val="0"/>
+        </w:rPr>
+        <w:t>What is lost when the maintainer route is removed, even if the diagnostic instructions stay readable?. Return to this week and explain what you changed.</w:t>
+      </w:r>
+    </w:p>
+    <w:p>
+      <w:pPr>
+        <w:spacing w:line="336" w:lineRule="auto" w:after="180"/>
+      </w:pPr>
+      <w:r>
+        <w:rPr>
+          <w:b w:val="0"/>
+        </w:rPr>
+        <w:t xml:space="preserve">Review Security and privacy review (ai-6/30). Goal: Explain the </w:t>
       </w:r>
       <w:r>
         <w:rPr>
           <w:b/>
         </w:rPr>
-        <w:t>service implementation</w:t>
-      </w:r>
-    </w:p>
-    <w:p>
-      <w:pPr>
-        <w:pStyle w:val="Heading3"/>
-      </w:pPr>
-      <w:r>
-        <w:t>My deciding step, evidence and one remaining question</w:t>
-      </w:r>
-    </w:p>
-    <w:p>
-      <w:r>
-        <w:t>________________________________________________________________</w:t>
-      </w:r>
-    </w:p>
-    <w:p>
-      <w:r>
-        <w:t>________________________________________________________________</w:t>
-      </w:r>
-    </w:p>
-    <w:p>
-      <w:r>
-        <w:t>________________________________________________________________</w:t>
-      </w:r>
-    </w:p>
-    <w:p>
-      <w:r>
-        <w:t>________________________________________________________________</w:t>
-      </w:r>
-    </w:p>
-    <w:p>
-      <w:r>
-        <w:t>________________________________________________________________</w:t>
-      </w:r>
-    </w:p>
-    <w:p>
-      <w:pPr>
-        <w:spacing w:line="336" w:lineRule="auto" w:after="180"/>
-      </w:pPr>
+        <w:t>mechanism</w:t>
+      </w:r>
       <w:r>
         <w:rPr>
           <w:b w:val="0"/>
         </w:rPr>
-        <w:t xml:space="preserve">If you are unsure, return to the worked picture and explain one arrow. If you are ready, change an </w:t>
+        <w:t xml:space="preserve"> and terminology of security and privacy review. Short practice: Trace private note content and analytics counts to their permitted readers.</w:t>
+      </w:r>
+    </w:p>
+    <w:p>
+      <w:pPr>
+        <w:spacing w:line="336" w:lineRule="auto" w:after="180"/>
+      </w:pPr>
+      <w:r>
+        <w:rPr>
+          <w:b w:val="0"/>
+        </w:rPr>
+        <w:t>Why is storing full notes in the dashboard outside this design, and what risk can remain for tiny-group counts?. Return to this week and explain what you changed.</w:t>
+      </w:r>
+    </w:p>
+    <w:p>
+      <w:pPr>
+        <w:spacing w:line="336" w:lineRule="auto" w:after="180"/>
+      </w:pPr>
+      <w:r>
+        <w:rPr>
+          <w:b w:val="0"/>
+        </w:rPr>
+        <w:t xml:space="preserve">Review Human escalation workflows (ai-6/27). Goal: Explain the </w:t>
       </w:r>
       <w:r>
         <w:rPr>
           <w:b/>
         </w:rPr>
-        <w:t>input</w:t>
+        <w:t>mechanism</w:t>
       </w:r>
       <w:r>
         <w:rPr>
           <w:b w:val="0"/>
         </w:rPr>
-        <w:t xml:space="preserve"> or assumption and justify your </w:t>
-      </w:r>
-      <w:r>
-        <w:rPr>
-          <w:b/>
-        </w:rPr>
-        <w:t>prediction</w:t>
-      </w:r>
+        <w:t xml:space="preserve"> and terminology of human escalation workflows. Short practice: Identify the exact service boundary in the bottle question.</w:t>
+      </w:r>
+    </w:p>
+    <w:p>
+      <w:pPr>
+        <w:spacing w:line="336" w:lineRule="auto" w:after="180"/>
+      </w:pPr>
       <w:r>
         <w:rPr>
           <w:b w:val="0"/>
         </w:rPr>
-        <w:t>.</w:t>
+        <w:t>What accurate information belongs in the supervisor handoff, and what remains unresolved if nobody is reachable?. Return to this week and explain what you changed.</w:t>
       </w:r>
     </w:p>
     <w:p>
@@ -3230,7 +4702,7 @@
         <w:rPr>
           <w:b w:val="0"/>
         </w:rPr>
-        <w:t xml:space="preserve">Save your workbook </w:t>
+        <w:t xml:space="preserve">Use Download completed work in the hosted lesson to export your answers, reflections, practice feedback and code-run </w:t>
       </w:r>
       <w:r>
         <w:rPr>
@@ -3242,20 +4714,26 @@
         <w:rPr>
           <w:b w:val="0"/>
         </w:rPr>
-        <w:t>. At the next review, try a different case before opening your old answer.</w:t>
-      </w:r>
-    </w:p>
-    <w:p>
-      <w:pPr>
-        <w:pStyle w:val="Heading1"/>
-      </w:pPr>
-      <w:r>
-        <w:t>17. Supported practice, repair and portfolio</w:t>
-      </w:r>
-    </w:p>
-    <w:p>
-      <w:r>
-        <w:t>Attempt supported questions before using hints or feedback. Review a missing building block, then keep the completed work.</w:t>
+        <w:t>. Open the HTML copy to read or print it.</w:t>
+      </w:r>
+    </w:p>
+    <w:p>
+      <w:pPr>
+        <w:spacing w:line="336" w:lineRule="auto" w:after="180"/>
+      </w:pPr>
+      <w:r>
+        <w:rPr>
+          <w:b w:val="0"/>
+        </w:rPr>
+        <w:t>Drafts stay in this browser when storage is available; clear drafts on a shared device.</w:t>
+      </w:r>
+    </w:p>
+    <w:p>
+      <w:pPr>
+        <w:pStyle w:val="Heading2"/>
+      </w:pPr>
+      <w:r>
+        <w:t>Earlier wording, alternatives and picture transcripts · reference / check after trying</w:t>
       </w:r>
     </w:p>
     <w:p>
@@ -3271,80 +4749,10 @@
     </w:p>
     <w:p>
       <w:pPr>
-        <w:spacing w:line="336" w:lineRule="auto" w:after="180"/>
-      </w:pPr>
-      <w:r>
-        <w:rPr>
-          <w:b w:val="0"/>
-        </w:rPr>
-        <w:t>Assemble a grounded prototype. A capstone answers from three approved garden cards and has read-only tools.</w:t>
-      </w:r>
-    </w:p>
-    <w:p>
-      <w:pPr>
         <w:pStyle w:val="Heading3"/>
       </w:pPr>
       <w:r>
-        <w:t>Practice 1: explain the deciding evidence</w:t>
-      </w:r>
-    </w:p>
-    <w:p>
-      <w:pPr>
-        <w:spacing w:line="336" w:lineRule="auto" w:after="180"/>
-      </w:pPr>
-      <w:r>
-        <w:rPr>
-          <w:b w:val="0"/>
-        </w:rPr>
-        <w:t>Which labelled step matches this detail? Confirm factual agreement and absence of forbidden action.</w:t>
-      </w:r>
-    </w:p>
-    <w:p>
-      <w:pPr>
-        <w:spacing w:line="336" w:lineRule="auto" w:after="180"/>
-        <w:shd w:fill="F4F9FC"/>
-      </w:pPr>
-      <w:r>
-        <w:rPr>
-          <w:b w:val="0"/>
-        </w:rPr>
-        <w:t>1. Retrieve G2</w:t>
-      </w:r>
-    </w:p>
-    <w:p>
-      <w:pPr>
-        <w:spacing w:line="336" w:lineRule="auto" w:after="180"/>
-        <w:shd w:fill="F4F9FC"/>
-      </w:pPr>
-      <w:r>
-        <w:rPr>
-          <w:b w:val="0"/>
-        </w:rPr>
-        <w:t>2. Check final trace</w:t>
-      </w:r>
-    </w:p>
-    <w:p>
-      <w:pPr>
-        <w:spacing w:line="336" w:lineRule="auto" w:after="180"/>
-        <w:shd w:fill="F4F9FC"/>
-      </w:pPr>
-      <w:r>
-        <w:rPr>
-          <w:b w:val="0"/>
-        </w:rPr>
-        <w:t>3. Enforce tool limit</w:t>
-      </w:r>
-    </w:p>
-    <w:p>
-      <w:pPr>
-        <w:spacing w:line="336" w:lineRule="auto" w:after="180"/>
-        <w:shd w:fill="F4F9FC"/>
-      </w:pPr>
-      <w:r>
-        <w:rPr>
-          <w:b w:val="0"/>
-        </w:rPr>
-        <w:t>4. Draft with attribution</w:t>
+        <w:t>Repair a missing building block</w:t>
       </w:r>
     </w:p>
     <w:p>
@@ -3352,415 +4760,25 @@
         <w:pStyle w:val="Heading3"/>
       </w:pPr>
       <w:r>
-        <w:t>My selected conclusion, deciding fact and explanation</w:t>
-      </w:r>
-    </w:p>
-    <w:p>
-      <w:r>
-        <w:t>________________________________________________________________</w:t>
-      </w:r>
-    </w:p>
-    <w:p>
-      <w:r>
-        <w:t>________________________________________________________________</w:t>
-      </w:r>
-    </w:p>
-    <w:p>
-      <w:r>
-        <w:t>________________________________________________________________</w:t>
-      </w:r>
-    </w:p>
-    <w:p>
-      <w:r>
-        <w:t>________________________________________________________________</w:t>
-      </w:r>
-    </w:p>
-    <w:p>
-      <w:r>
-        <w:t>________________________________________________________________</w:t>
-      </w:r>
-    </w:p>
-    <w:p>
-      <w:pPr>
-        <w:pStyle w:val="Heading3"/>
-      </w:pPr>
-      <w:r>
-        <w:t>Hint · try first</w:t>
-      </w:r>
-    </w:p>
-    <w:p>
-      <w:pPr>
-        <w:spacing w:line="336" w:lineRule="auto" w:after="180"/>
-        <w:shd w:fill="F1F6F8"/>
-      </w:pPr>
-      <w:r>
-        <w:rPr>
-          <w:b w:val="0"/>
-        </w:rPr>
-        <w:t>Hint if needed: Read the steps in the pictorial case. Match the supplied detail to the stage that performs or records it.</w:t>
-      </w:r>
-    </w:p>
-    <w:p>
-      <w:pPr>
-        <w:pStyle w:val="Heading3"/>
-      </w:pPr>
-      <w:r>
-        <w:t>Feedback · compare after trying</w:t>
-      </w:r>
-    </w:p>
-    <w:p>
-      <w:pPr>
-        <w:spacing w:line="336" w:lineRule="auto" w:after="180"/>
-        <w:shd w:fill="F1F6FC"/>
-      </w:pPr>
-      <w:r>
-        <w:rPr>
-          <w:b w:val="0"/>
-        </w:rPr>
-        <w:t>After your attempt, compare with the supported explanation: Check final trace Confirm factual agreement and absence of forbidden action. Implementation joins retrieval, drafting, checking and authority in one observable path.</w:t>
-      </w:r>
-    </w:p>
-    <w:p>
-      <w:pPr>
-        <w:spacing w:line="336" w:lineRule="auto" w:after="180"/>
-        <w:shd w:fill="F1F6FC"/>
-      </w:pPr>
-      <w:r>
-        <w:rPr>
-          <w:b w:val="0"/>
-        </w:rPr>
-        <w:t>Describing an edit does not authorise performing it.</w:t>
-      </w:r>
-    </w:p>
-    <w:p>
-      <w:pPr>
-        <w:pStyle w:val="Heading3"/>
-      </w:pPr>
-      <w:r>
-        <w:t>Practice 2: explain the deciding evidence</w:t>
-      </w:r>
-    </w:p>
-    <w:p>
-      <w:pPr>
-        <w:pStyle w:val="Heading3"/>
-      </w:pPr>
-      <w:r>
-        <w:t>Changed case · predict first</w:t>
-      </w:r>
-    </w:p>
-    <w:p>
-      <w:pPr>
-        <w:spacing w:line="336" w:lineRule="auto" w:after="180"/>
-        <w:shd w:fill="F5F1FB"/>
-      </w:pPr>
-      <w:r>
-        <w:rPr>
-          <w:b w:val="0"/>
-        </w:rPr>
-        <w:t>Changed-case practice: Remove G2 from the approved collection. Which conclusion is supported by the supplied facts?</w:t>
-      </w:r>
-    </w:p>
-    <w:p>
-      <w:pPr>
-        <w:spacing w:line="336" w:lineRule="auto" w:after="180"/>
-        <w:shd w:fill="F4F9FC"/>
-      </w:pPr>
-      <w:r>
-        <w:rPr>
-          <w:b w:val="0"/>
-        </w:rPr>
-        <w:t>1. Return unsupported for the fact request; editing remains prohibited.</w:t>
-      </w:r>
-    </w:p>
-    <w:p>
-      <w:pPr>
-        <w:spacing w:line="336" w:lineRule="auto" w:after="180"/>
-        <w:shd w:fill="F4F9FC"/>
-      </w:pPr>
-      <w:r>
-        <w:rPr>
-          <w:b w:val="0"/>
-        </w:rPr>
-        <w:t xml:space="preserve">2. We can decide the result without examining the changed </w:t>
-      </w:r>
-      <w:r>
-        <w:rPr>
-          <w:b/>
-        </w:rPr>
-        <w:t>input</w:t>
-      </w:r>
-      <w:r>
-        <w:rPr>
-          <w:b w:val="0"/>
-        </w:rPr>
-        <w:t xml:space="preserve"> or the procedure.</w:t>
-      </w:r>
-    </w:p>
-    <w:p>
-      <w:pPr>
-        <w:spacing w:line="336" w:lineRule="auto" w:after="180"/>
-        <w:shd w:fill="F4F9FC"/>
-      </w:pPr>
-      <w:r>
-        <w:rPr>
-          <w:b w:val="0"/>
-        </w:rPr>
-        <w:t xml:space="preserve">3. This one example guarantees correct results for every future </w:t>
-      </w:r>
-      <w:r>
-        <w:rPr>
-          <w:b/>
-        </w:rPr>
-        <w:t>input</w:t>
-      </w:r>
-      <w:r>
-        <w:rPr>
-          <w:b w:val="0"/>
-        </w:rPr>
-        <w:t>.</w:t>
-      </w:r>
-    </w:p>
-    <w:p>
-      <w:pPr>
-        <w:pStyle w:val="Heading3"/>
-      </w:pPr>
-      <w:r>
-        <w:t>My selected conclusion, deciding fact and explanation</w:t>
-      </w:r>
-    </w:p>
-    <w:p>
-      <w:r>
-        <w:t>________________________________________________________________</w:t>
-      </w:r>
-    </w:p>
-    <w:p>
-      <w:r>
-        <w:t>________________________________________________________________</w:t>
-      </w:r>
-    </w:p>
-    <w:p>
-      <w:r>
-        <w:t>________________________________________________________________</w:t>
-      </w:r>
-    </w:p>
-    <w:p>
-      <w:r>
-        <w:t>________________________________________________________________</w:t>
-      </w:r>
-    </w:p>
-    <w:p>
-      <w:r>
-        <w:t>________________________________________________________________</w:t>
-      </w:r>
-    </w:p>
-    <w:p>
-      <w:pPr>
-        <w:pStyle w:val="Heading3"/>
-      </w:pPr>
-      <w:r>
-        <w:t>Hint · try first</w:t>
-      </w:r>
-    </w:p>
-    <w:p>
-      <w:pPr>
-        <w:spacing w:line="336" w:lineRule="auto" w:after="180"/>
-        <w:shd w:fill="F1F6F8"/>
-      </w:pPr>
-      <w:r>
-        <w:rPr>
-          <w:b w:val="0"/>
-        </w:rPr>
-        <w:t>Hint if needed: Use the changed condition and the deciding step in the pictorial trace. The answer must say what follows from those facts.</w:t>
-      </w:r>
-    </w:p>
-    <w:p>
-      <w:pPr>
-        <w:pStyle w:val="Heading3"/>
-      </w:pPr>
-      <w:r>
-        <w:t>Feedback · compare after trying</w:t>
-      </w:r>
-    </w:p>
-    <w:p>
-      <w:pPr>
-        <w:spacing w:line="336" w:lineRule="auto" w:after="180"/>
-        <w:shd w:fill="F1F6FC"/>
-      </w:pPr>
-      <w:r>
-        <w:rPr>
-          <w:b w:val="0"/>
-        </w:rPr>
-        <w:t>After your attempt, compare with the supported explanation: Return unsupported for the fact request; editing remains prohibited. Grounding needs a present source while authority comes from the independent contract.</w:t>
-      </w:r>
-    </w:p>
-    <w:p>
-      <w:pPr>
-        <w:pStyle w:val="Heading3"/>
-      </w:pPr>
-      <w:r>
-        <w:t>Repair a missing building block</w:t>
-      </w:r>
-    </w:p>
-    <w:p>
-      <w:pPr>
-        <w:spacing w:line="336" w:lineRule="auto" w:after="180"/>
-      </w:pPr>
-      <w:r>
-        <w:rPr>
-          <w:b w:val="0"/>
-        </w:rPr>
-        <w:t xml:space="preserve">Review Documentation and operational readiness (ai-6/32). Goal: Explain the </w:t>
-      </w:r>
-      <w:r>
-        <w:rPr>
-          <w:b/>
-        </w:rPr>
-        <w:t>mechanism</w:t>
-      </w:r>
-      <w:r>
-        <w:rPr>
-          <w:b w:val="0"/>
-        </w:rPr>
-        <w:t xml:space="preserve"> and terminology of documentation and operational readiness. Short practice: Match SOURCE_UNAVAILABLE to its safe check and escalation owner.</w:t>
-      </w:r>
-    </w:p>
-    <w:p>
-      <w:pPr>
-        <w:spacing w:line="336" w:lineRule="auto" w:after="180"/>
-      </w:pPr>
-      <w:r>
-        <w:rPr>
-          <w:b w:val="0"/>
-        </w:rPr>
-        <w:t>What is lost when the maintainer route is removed, even if the diagnostic instructions stay readable?. Return to this week and explain what you changed.</w:t>
-      </w:r>
-    </w:p>
-    <w:p>
-      <w:pPr>
-        <w:spacing w:line="336" w:lineRule="auto" w:after="180"/>
-      </w:pPr>
-      <w:r>
-        <w:rPr>
-          <w:b w:val="0"/>
-        </w:rPr>
-        <w:t xml:space="preserve">Review Security and privacy review (ai-6/30). Goal: Explain the </w:t>
-      </w:r>
-      <w:r>
-        <w:rPr>
-          <w:b/>
-        </w:rPr>
-        <w:t>mechanism</w:t>
-      </w:r>
-      <w:r>
-        <w:rPr>
-          <w:b w:val="0"/>
-        </w:rPr>
-        <w:t xml:space="preserve"> and terminology of security and privacy review. Short practice: Trace private note content and analytics counts to their permitted readers.</w:t>
-      </w:r>
-    </w:p>
-    <w:p>
-      <w:pPr>
-        <w:spacing w:line="336" w:lineRule="auto" w:after="180"/>
-      </w:pPr>
-      <w:r>
-        <w:rPr>
-          <w:b w:val="0"/>
-        </w:rPr>
-        <w:t>Why is storing full notes in the dashboard outside this design, and what risk can remain for tiny-group counts?. Return to this week and explain what you changed.</w:t>
-      </w:r>
-    </w:p>
-    <w:p>
-      <w:pPr>
-        <w:spacing w:line="336" w:lineRule="auto" w:after="180"/>
-      </w:pPr>
-      <w:r>
-        <w:rPr>
-          <w:b w:val="0"/>
-        </w:rPr>
-        <w:t xml:space="preserve">Review Human escalation workflows (ai-6/27). Goal: Explain the </w:t>
-      </w:r>
-      <w:r>
-        <w:rPr>
-          <w:b/>
-        </w:rPr>
-        <w:t>mechanism</w:t>
-      </w:r>
-      <w:r>
-        <w:rPr>
-          <w:b w:val="0"/>
-        </w:rPr>
-        <w:t xml:space="preserve"> and terminology of human escalation workflows. Short practice: Identify the exact service boundary in the bottle question.</w:t>
-      </w:r>
-    </w:p>
-    <w:p>
-      <w:pPr>
-        <w:spacing w:line="336" w:lineRule="auto" w:after="180"/>
-      </w:pPr>
-      <w:r>
-        <w:rPr>
-          <w:b w:val="0"/>
-        </w:rPr>
-        <w:t>What accurate information belongs in the supervisor handoff, and what remains unresolved if nobody is reachable?. Return to this week and explain what you changed.</w:t>
-      </w:r>
-    </w:p>
-    <w:p>
-      <w:pPr>
-        <w:pStyle w:val="Heading3"/>
-      </w:pPr>
-      <w:r>
         <w:t>Keep your completed work</w:t>
       </w:r>
     </w:p>
     <w:p>
       <w:pPr>
-        <w:spacing w:line="336" w:lineRule="auto" w:after="180"/>
-      </w:pPr>
-      <w:r>
-        <w:rPr>
-          <w:b w:val="0"/>
-        </w:rPr>
-        <w:t xml:space="preserve">Use Download completed work in the hosted lesson to export your answers, reflections, practice feedback and code-run </w:t>
-      </w:r>
-      <w:r>
-        <w:rPr>
-          <w:b/>
-        </w:rPr>
-        <w:t>evidence</w:t>
-      </w:r>
-      <w:r>
-        <w:rPr>
-          <w:b w:val="0"/>
-        </w:rPr>
-        <w:t>. Open the HTML copy to read or print it.</w:t>
-      </w:r>
-    </w:p>
-    <w:p>
-      <w:pPr>
-        <w:spacing w:line="336" w:lineRule="auto" w:after="180"/>
-      </w:pPr>
-      <w:r>
-        <w:rPr>
-          <w:b w:val="0"/>
-        </w:rPr>
-        <w:t>Drafts stay in this browser when storage is available; clear drafts on a shared device.</w:t>
-      </w:r>
-    </w:p>
-    <w:p>
-      <w:pPr>
         <w:pStyle w:val="Heading1"/>
       </w:pPr>
       <w:r>
-        <w:t>18. Visual concept journey</w:t>
-      </w:r>
-    </w:p>
-    <w:p>
-      <w:r>
-        <w:t>Explain each Capstone service implementation graphic using its labels, deciding evidence and relevant limitation.</w:t>
-      </w:r>
-    </w:p>
-    <w:p>
-      <w:pPr>
-        <w:pStyle w:val="Heading3"/>
+        <w:t>18. Reference · Six-picture concept journey</w:t>
+      </w:r>
+    </w:p>
+    <w:p>
+      <w:r>
+        <w:t>Choose the picture that supports the current explanation.</w:t>
+      </w:r>
+    </w:p>
+    <w:p>
+      <w:pPr>
+        <w:pStyle w:val="Heading2"/>
       </w:pPr>
       <w:r>
         <w:t>01. Capstone service implementation: the case</w:t>
@@ -3771,7 +4789,7 @@
         <w:drawing>
           <wp:inline xmlns:a="http://schemas.openxmlformats.org/drawingml/2006/main" xmlns:pic="http://schemas.openxmlformats.org/drawingml/2006/picture">
             <wp:extent cx="5486400" cy="2834640"/>
-            <wp:docPr id="2" name="Picture 2" descr="Assemble a grounded prototype. A capstone answers from three approved garden cards and has read-only tools. Supplied facts: G2 says mint needs regular watering. The request asks what G2 says and asks the service to change G2."/>
+            <wp:docPr id="4" name="Picture 4" descr="Assemble a grounded prototype. A capstone answers from three approved garden cards and has read-only tools. Supplied facts: G2 says mint needs regular watering. The request asks what G2 says and asks the service to change G2."/>
             <wp:cNvGraphicFramePr>
               <a:graphicFrameLocks noChangeAspect="1"/>
             </wp:cNvGraphicFramePr>
@@ -3783,7 +4801,7 @@
                     <pic:cNvPicPr/>
                   </pic:nvPicPr>
                   <pic:blipFill>
-                    <a:blip r:embed="rId10"/>
+                    <a:blip r:embed="rId12"/>
                     <a:stretch>
                       <a:fillRect/>
                     </a:stretch>
@@ -3816,7 +4834,6 @@
     <w:p>
       <w:pPr>
         <w:spacing w:line="336" w:lineRule="auto" w:after="180"/>
-        <w:shd w:fill="F5F1FB"/>
       </w:pPr>
       <w:r>
         <w:rPr>
@@ -3827,7 +4844,7 @@
     </w:p>
     <w:p>
       <w:pPr>
-        <w:pStyle w:val="Heading3"/>
+        <w:pStyle w:val="Heading2"/>
       </w:pPr>
       <w:r>
         <w:t>02. Follow the deciding steps</w:t>
@@ -3838,7 +4855,7 @@
         <w:drawing>
           <wp:inline xmlns:a="http://schemas.openxmlformats.org/drawingml/2006/main" xmlns:pic="http://schemas.openxmlformats.org/drawingml/2006/picture">
             <wp:extent cx="5486400" cy="4005072"/>
-            <wp:docPr id="3" name="Picture 3" descr="Retrieve G2: Use the approved card for the supplied watering claim. → Draft with attribution: Phrase that claim and identify G2 as its source. → Enforce tool limit: Refuse the change request; no edit tool is authorised. → Check final trace: Confirm factual agreement and absence of forbidden action."/>
+            <wp:docPr id="5" name="Picture 5" descr="Retrieve G2: Use the approved card for the supplied watering claim. → Draft with attribution: Phrase that claim and identify G2 as its source. → Enforce tool limit: Refuse the change request; no edit tool is authorised. → Check final trace: Confirm factual agreement and absence of forbidden action."/>
             <wp:cNvGraphicFramePr>
               <a:graphicFrameLocks noChangeAspect="1"/>
             </wp:cNvGraphicFramePr>
@@ -3850,7 +4867,7 @@
                     <pic:cNvPicPr/>
                   </pic:nvPicPr>
                   <pic:blipFill>
-                    <a:blip r:embed="rId11"/>
+                    <a:blip r:embed="rId9"/>
                     <a:stretch>
                       <a:fillRect/>
                     </a:stretch>
@@ -3883,7 +4900,6 @@
     <w:p>
       <w:pPr>
         <w:spacing w:line="336" w:lineRule="auto" w:after="180"/>
-        <w:shd w:fill="F5F1FB"/>
       </w:pPr>
       <w:r>
         <w:rPr>
@@ -3906,7 +4922,7 @@
     </w:p>
     <w:p>
       <w:pPr>
-        <w:pStyle w:val="Heading3"/>
+        <w:pStyle w:val="Heading2"/>
       </w:pPr>
       <w:r>
         <w:t>03. Capstone service implementation — evidence trace</w:t>
@@ -3917,7 +4933,7 @@
         <w:drawing>
           <wp:inline xmlns:a="http://schemas.openxmlformats.org/drawingml/2006/main" xmlns:pic="http://schemas.openxmlformats.org/drawingml/2006/picture">
             <wp:extent cx="5486400" cy="2843784"/>
-            <wp:docPr id="4" name="Picture 4" descr="Capstone service implementation — evidence trace. Room A has approval and capacity 12; room B lacks approval; teacher guide T is restricted. Student requests each. | Validate request, establish session role, filter sources, lookup matching current records, return supported or review, validate output and log minimised metadata. | A supported 12; B review with null claims; T denied before lookup. The implementation must expose these distinct outcomes."/>
+            <wp:docPr id="6" name="Picture 6" descr="Capstone service implementation — evidence trace. Room A has approval and capacity 12; room B lacks approval; teacher guide T is restricted. Student requests each. | Validate request, establish session role, filter sources, lookup matching current records, return supported or review, validate output and log minimised metadata. | A supported 12; B review with null claims; T denied before lookup. The implementation must expose these distinct outcomes."/>
             <wp:cNvGraphicFramePr>
               <a:graphicFrameLocks noChangeAspect="1"/>
             </wp:cNvGraphicFramePr>
@@ -3929,7 +4945,7 @@
                     <pic:cNvPicPr/>
                   </pic:nvPicPr>
                   <pic:blipFill>
-                    <a:blip r:embed="rId12"/>
+                    <a:blip r:embed="rId13"/>
                     <a:stretch>
                       <a:fillRect/>
                     </a:stretch>
@@ -4020,7 +5036,6 @@
     <w:p>
       <w:pPr>
         <w:spacing w:line="336" w:lineRule="auto" w:after="180"/>
-        <w:shd w:fill="F5F1FB"/>
       </w:pPr>
       <w:r>
         <w:rPr>
@@ -4031,7 +5046,7 @@
     </w:p>
     <w:p>
       <w:pPr>
-        <w:pStyle w:val="Heading3"/>
+        <w:pStyle w:val="Heading2"/>
       </w:pPr>
       <w:r>
         <w:t>04. Change one thing. Trace what follows.</w:t>
@@ -4042,7 +5057,7 @@
         <w:drawing>
           <wp:inline xmlns:a="http://schemas.openxmlformats.org/drawingml/2006/main" xmlns:pic="http://schemas.openxmlformats.org/drawingml/2006/picture">
             <wp:extent cx="5486400" cy="3026664"/>
-            <wp:docPr id="5" name="Picture 5" descr="Original case: Confirm factual agreement and absence of forbidden action. Changed condition: Remove G2 from the approved collection. Expected result: Return unsupported for the fact request; editing remains prohibited. Reason: Grounding needs a present source while authority comes from the independent contract."/>
+            <wp:docPr id="7" name="Picture 7" descr="Original case: Confirm factual agreement and absence of forbidden action. Changed condition: Remove G2 from the approved collection. Expected result: Return unsupported for the fact request; editing remains prohibited. Reason: Grounding needs a present source while authority comes from the independent contract."/>
             <wp:cNvGraphicFramePr>
               <a:graphicFrameLocks noChangeAspect="1"/>
             </wp:cNvGraphicFramePr>
@@ -4054,7 +5069,7 @@
                     <pic:cNvPicPr/>
                   </pic:nvPicPr>
                   <pic:blipFill>
-                    <a:blip r:embed="rId13"/>
+                    <a:blip r:embed="rId10"/>
                     <a:stretch>
                       <a:fillRect/>
                     </a:stretch>
@@ -4098,7 +5113,6 @@
     <w:p>
       <w:pPr>
         <w:spacing w:line="336" w:lineRule="auto" w:after="180"/>
-        <w:shd w:fill="F5F1FB"/>
       </w:pPr>
       <w:r>
         <w:rPr>
@@ -4109,7 +5123,7 @@
     </w:p>
     <w:p>
       <w:pPr>
-        <w:pStyle w:val="Heading3"/>
+        <w:pStyle w:val="Heading2"/>
       </w:pPr>
       <w:r>
         <w:t>05. Connect the explanation to its limit</w:t>
@@ -4120,7 +5134,7 @@
         <w:drawing>
           <wp:inline xmlns:a="http://schemas.openxmlformats.org/drawingml/2006/main" xmlns:pic="http://schemas.openxmlformats.org/drawingml/2006/picture">
             <wp:extent cx="5486400" cy="2834640"/>
-            <wp:docPr id="6" name="Picture 6" descr="Implementation joins retrieval, drafting, checking and authority in one observable path. Describing an edit does not authorise performing it. Limit: A three-card prototype provides bounded evidence, not production reliability or independent gardening expertise."/>
+            <wp:docPr id="8" name="Picture 8" descr="Implementation joins retrieval, drafting, checking and authority in one observable path. Describing an edit does not authorise performing it. Limit: A three-card prototype provides bounded evidence, not production reliability or independent gardening expertise."/>
             <wp:cNvGraphicFramePr>
               <a:graphicFrameLocks noChangeAspect="1"/>
             </wp:cNvGraphicFramePr>
@@ -4188,7 +5202,6 @@
     <w:p>
       <w:pPr>
         <w:spacing w:line="336" w:lineRule="auto" w:after="180"/>
-        <w:shd w:fill="F5F1FB"/>
       </w:pPr>
       <w:r>
         <w:rPr>
@@ -4199,7 +5212,7 @@
     </w:p>
     <w:p>
       <w:pPr>
-        <w:pStyle w:val="Heading3"/>
+        <w:pStyle w:val="Heading2"/>
       </w:pPr>
       <w:r>
         <w:t>06. Make the idea visible in your project</w:t>
@@ -4210,7 +5223,7 @@
         <w:drawing>
           <wp:inline xmlns:a="http://schemas.openxmlformats.org/drawingml/2006/main" xmlns:pic="http://schemas.openxmlformats.org/drawingml/2006/picture">
             <wp:extent cx="5486400" cy="3529584"/>
-            <wp:docPr id="7" name="Picture 7" descr="For the Grounded Learning Service, retain an annotated trace and the changed-case result. Name the contract or evidence that makes the deciding step valid, so another team can review it. Draw your input, deciding step, result and limit. Supported question: Trace the G2 fact request and edit request through the prototype. What can be returned, what cannot be done, and how does removing G2 change those two outcomes?"/>
+            <wp:docPr id="9" name="Picture 9" descr="For the Grounded Learning Service, retain an annotated trace and the changed-case result. Name the contract or evidence that makes the deciding step valid, so another team can review it. Draw your input, deciding step, result and limit. Supported question: Trace the G2 fact request and edit request through the prototype. What can be returned, what cannot be done, and how does removing G2 change those two outcomes?"/>
             <wp:cNvGraphicFramePr>
               <a:graphicFrameLocks noChangeAspect="1"/>
             </wp:cNvGraphicFramePr>
@@ -4301,7 +5314,6 @@
     <w:p>
       <w:pPr>
         <w:spacing w:line="336" w:lineRule="auto" w:after="180"/>
-        <w:shd w:fill="F5F1FB"/>
       </w:pPr>
       <w:r>
         <w:rPr>
@@ -4320,6 +5332,62 @@
           <w:b w:val="0"/>
         </w:rPr>
         <w:t>.</w:t>
+      </w:r>
+    </w:p>
+    <w:p>
+      <w:pPr>
+        <w:pStyle w:val="Heading2"/>
+      </w:pPr>
+      <w:r>
+        <w:t>Earlier wording, alternatives and picture transcripts · reference / check after trying</w:t>
+      </w:r>
+    </w:p>
+    <w:p>
+      <w:pPr>
+        <w:pStyle w:val="Heading3"/>
+      </w:pPr>
+      <w:r>
+        <w:t>01. Capstone service implementation: the case</w:t>
+      </w:r>
+    </w:p>
+    <w:p>
+      <w:pPr>
+        <w:pStyle w:val="Heading3"/>
+      </w:pPr>
+      <w:r>
+        <w:t>02. Follow the deciding steps</w:t>
+      </w:r>
+    </w:p>
+    <w:p>
+      <w:pPr>
+        <w:pStyle w:val="Heading3"/>
+      </w:pPr>
+      <w:r>
+        <w:t>03. Capstone service implementation — evidence trace</w:t>
+      </w:r>
+    </w:p>
+    <w:p>
+      <w:pPr>
+        <w:pStyle w:val="Heading3"/>
+      </w:pPr>
+      <w:r>
+        <w:t>04. Change one thing. Trace what follows.</w:t>
+      </w:r>
+    </w:p>
+    <w:p>
+      <w:pPr>
+        <w:pStyle w:val="Heading3"/>
+      </w:pPr>
+      <w:r>
+        <w:t>05. Connect the explanation to its limit</w:t>
+      </w:r>
+    </w:p>
+    <w:p>
+      <w:pPr>
+        <w:pStyle w:val="Heading3"/>
+      </w:pPr>
+      <w:r>
+        <w:t>06. Make the idea visible in your project</w:t>
       </w:r>
     </w:p>
     <w:sectPr>
